--- a/机器学习实验二报告（模板）.docx
+++ b/机器学习实验二报告（模板）.docx
@@ -1,6 +1,6 @@
 
 <file path=word/document.xml><?xml version="1.0" encoding="utf-8"?>
-<w:document xmlns:wpc="http://schemas.microsoft.com/office/word/2010/wordprocessingCanvas" xmlns:mc="http://schemas.openxmlformats.org/markup-compatibility/2006" xmlns:o="urn:schemas-microsoft-com:office:office" xmlns:r="http://schemas.openxmlformats.org/officeDocument/2006/relationships" xmlns:m="http://schemas.openxmlformats.org/officeDocument/2006/math" xmlns:v="urn:schemas-microsoft-com:vml" xmlns:wp14="http://schemas.microsoft.com/office/word/2010/wordprocessingDrawing" xmlns:wp="http://schemas.openxmlformats.org/drawingml/2006/wordprocessingDrawing" xmlns:w="http://schemas.openxmlformats.org/wordprocessingml/2006/main" xmlns:w14="http://schemas.microsoft.com/office/word/2010/wordml" xmlns:w10="urn:schemas-microsoft-com:office:word" xmlns:w15="http://schemas.microsoft.com/office/word/2012/wordml" xmlns:wpg="http://schemas.microsoft.com/office/word/2010/wordprocessingGroup" xmlns:wpi="http://schemas.microsoft.com/office/word/2010/wordprocessingInk" xmlns:wne="http://schemas.microsoft.com/office/word/2006/wordml" xmlns:wps="http://schemas.microsoft.com/office/word/2010/wordprocessingShape" xmlns:wpsCustomData="http://www.wps.cn/officeDocument/2013/wpsCustomData" mc:Ignorable="w14 w15 wp14">
+<w:document xmlns:wpc="http://schemas.microsoft.com/office/word/2010/wordprocessingCanvas" xmlns:cx="http://schemas.microsoft.com/office/drawing/2014/chartex" xmlns:cx1="http://schemas.microsoft.com/office/drawing/2015/9/8/chartex" xmlns:cx2="http://schemas.microsoft.com/office/drawing/2015/10/21/chartex" xmlns:cx3="http://schemas.microsoft.com/office/drawing/2016/5/9/chartex" xmlns:cx4="http://schemas.microsoft.com/office/drawing/2016/5/10/chartex" xmlns:cx5="http://schemas.microsoft.com/office/drawing/2016/5/11/chartex" xmlns:cx6="http://schemas.microsoft.com/office/drawing/2016/5/12/chartex" xmlns:cx7="http://schemas.microsoft.com/office/drawing/2016/5/13/chartex" xmlns:cx8="http://schemas.microsoft.com/office/drawing/2016/5/14/chartex" xmlns:mc="http://schemas.openxmlformats.org/markup-compatibility/2006" xmlns:aink="http://schemas.microsoft.com/office/drawing/2016/ink" xmlns:am3d="http://schemas.microsoft.com/office/drawing/2017/model3d" xmlns:o="urn:schemas-microsoft-com:office:office" xmlns:oel="http://schemas.microsoft.com/office/2019/extlst" xmlns:r="http://schemas.openxmlformats.org/officeDocument/2006/relationships" xmlns:m="http://schemas.openxmlformats.org/officeDocument/2006/math" xmlns:v="urn:schemas-microsoft-com:vml" xmlns:wp14="http://schemas.microsoft.com/office/word/2010/wordprocessingDrawing" xmlns:wp="http://schemas.openxmlformats.org/drawingml/2006/wordprocessingDrawing" xmlns:w10="urn:schemas-microsoft-com:office:word" xmlns:w="http://schemas.openxmlformats.org/wordprocessingml/2006/main" xmlns:w14="http://schemas.microsoft.com/office/word/2010/wordml" xmlns:w15="http://schemas.microsoft.com/office/word/2012/wordml" xmlns:w16cex="http://schemas.microsoft.com/office/word/2018/wordml/cex" xmlns:w16cid="http://schemas.microsoft.com/office/word/2016/wordml/cid" xmlns:w16="http://schemas.microsoft.com/office/word/2018/wordml" xmlns:w16sdtdh="http://schemas.microsoft.com/office/word/2020/wordml/sdtdatahash" xmlns:w16se="http://schemas.microsoft.com/office/word/2015/wordml/symex" xmlns:wpg="http://schemas.microsoft.com/office/word/2010/wordprocessingGroup" xmlns:wpi="http://schemas.microsoft.com/office/word/2010/wordprocessingInk" xmlns:wne="http://schemas.microsoft.com/office/word/2006/wordml" xmlns:wps="http://schemas.microsoft.com/office/word/2010/wordprocessingShape" mc:Ignorable="w14 w15 w16se w16cid w16 w16cex w16sdtdh wp14">
   <w:body>
     <w:p>
       <w:pPr>
@@ -11,8 +11,11 @@
       </w:pPr>
       <w:bookmarkStart w:id="0" w:name="_Toc463684191"/>
       <w:r>
+        <w:rPr>
+          <w:noProof/>
+        </w:rPr>
         <w:drawing>
-          <wp:anchor distT="0" distB="0" distL="114300" distR="114300" simplePos="0" relativeHeight="251659264" behindDoc="1" locked="0" layoutInCell="1" allowOverlap="1">
+          <wp:anchor distT="0" distB="0" distL="114300" distR="114300" simplePos="0" relativeHeight="251659264" behindDoc="1" locked="0" layoutInCell="1" allowOverlap="1" wp14:anchorId="0712C75A" wp14:editId="76766F41">
             <wp:simplePos x="0" y="0"/>
             <wp:positionH relativeFrom="column">
               <wp:posOffset>604520</wp:posOffset>
@@ -37,7 +40,7 @@
                     </pic:cNvPicPr>
                   </pic:nvPicPr>
                   <pic:blipFill>
-                    <a:blip r:embed="rId6" cstate="print">
+                    <a:blip r:embed="rId7" cstate="print">
                       <a:extLst>
                         <a:ext uri="{28A0092B-C50C-407E-A947-70E740481C1C}">
                           <a14:useLocalDpi xmlns:a14="http://schemas.microsoft.com/office/drawing/2010/main" val="0"/>
@@ -69,8 +72,11 @@
         </w:drawing>
       </w:r>
       <w:r>
+        <w:rPr>
+          <w:noProof/>
+        </w:rPr>
         <w:drawing>
-          <wp:anchor distT="0" distB="0" distL="114300" distR="114300" simplePos="0" relativeHeight="251660288" behindDoc="1" locked="0" layoutInCell="1" allowOverlap="1">
+          <wp:anchor distT="0" distB="0" distL="114300" distR="114300" simplePos="0" relativeHeight="251660288" behindDoc="1" locked="0" layoutInCell="1" allowOverlap="1" wp14:anchorId="38970D38" wp14:editId="15E2F9E2">
             <wp:simplePos x="0" y="0"/>
             <wp:positionH relativeFrom="column">
               <wp:posOffset>1482725</wp:posOffset>
@@ -95,7 +101,7 @@
                     </pic:cNvPicPr>
                   </pic:nvPicPr>
                   <pic:blipFill>
-                    <a:blip r:embed="rId7">
+                    <a:blip r:embed="rId8">
                       <a:extLst>
                         <a:ext uri="{28A0092B-C50C-407E-A947-70E740481C1C}">
                           <a14:useLocalDpi xmlns:a14="http://schemas.microsoft.com/office/drawing/2010/main" val="0"/>
@@ -128,7 +134,7 @@
       </w:r>
       <w:r>
         <w:rPr>
-          <w:rFonts w:hint="eastAsia" w:ascii="Calibri" w:hAnsi="Calibri"/>
+          <w:rFonts w:ascii="Calibri" w:hAnsi="Calibri" w:hint="eastAsia"/>
           <w:szCs w:val="22"/>
         </w:rPr>
         <w:t xml:space="preserve">                                                  </w:t>
@@ -143,14 +149,14 @@
       </w:pPr>
       <w:r>
         <w:rPr>
-          <w:rFonts w:hint="eastAsia" w:ascii="Calibri" w:hAnsi="Calibri"/>
+          <w:rFonts w:ascii="Calibri" w:hAnsi="Calibri" w:hint="eastAsia"/>
           <w:szCs w:val="22"/>
         </w:rPr>
         <w:t xml:space="preserve">                                                 </w:t>
       </w:r>
       <w:r>
         <w:rPr>
-          <w:rFonts w:hint="eastAsia" w:ascii="Calibri" w:hAnsi="Calibri"/>
+          <w:rFonts w:ascii="Calibri" w:hAnsi="Calibri" w:hint="eastAsia"/>
           <w:sz w:val="36"/>
           <w:szCs w:val="36"/>
         </w:rPr>
@@ -199,7 +205,7 @@
       </w:pPr>
       <w:r>
         <w:rPr>
-          <w:rFonts w:hint="eastAsia" w:ascii="黑体" w:hAnsi="黑体" w:eastAsia="黑体"/>
+          <w:rFonts w:ascii="黑体" w:eastAsia="黑体" w:hAnsi="黑体" w:hint="eastAsia"/>
           <w:sz w:val="72"/>
           <w:szCs w:val="72"/>
         </w:rPr>
@@ -253,15 +259,23 @@
       </w:pPr>
       <w:r>
         <w:rPr>
-          <w:rFonts w:hint="eastAsia" w:ascii="Calibri" w:hAnsi="Calibri"/>
+          <w:rFonts w:ascii="Calibri" w:hAnsi="Calibri" w:hint="eastAsia"/>
           <w:sz w:val="36"/>
           <w:szCs w:val="36"/>
         </w:rPr>
-        <w:t xml:space="preserve">       课程名称：</w:t>
-      </w:r>
-      <w:r>
-        <w:rPr>
-          <w:rFonts w:hint="eastAsia" w:ascii="Calibri" w:hAnsi="Calibri"/>
+        <w:t xml:space="preserve">       </w:t>
+      </w:r>
+      <w:r>
+        <w:rPr>
+          <w:rFonts w:ascii="Calibri" w:hAnsi="Calibri" w:hint="eastAsia"/>
+          <w:sz w:val="36"/>
+          <w:szCs w:val="36"/>
+        </w:rPr>
+        <w:t>课程名称：</w:t>
+      </w:r>
+      <w:r>
+        <w:rPr>
+          <w:rFonts w:ascii="Calibri" w:hAnsi="Calibri" w:hint="eastAsia"/>
           <w:sz w:val="36"/>
           <w:szCs w:val="36"/>
           <w:u w:val="single"/>
@@ -279,7 +293,7 @@
       </w:r>
       <w:r>
         <w:rPr>
-          <w:rFonts w:hint="eastAsia" w:ascii="Calibri" w:hAnsi="Calibri"/>
+          <w:rFonts w:ascii="Calibri" w:hAnsi="Calibri" w:hint="eastAsia"/>
           <w:sz w:val="36"/>
           <w:szCs w:val="36"/>
           <w:u w:val="single"/>
@@ -307,20 +321,64 @@
       </w:pPr>
       <w:r>
         <w:rPr>
-          <w:rFonts w:hint="eastAsia" w:ascii="Calibri" w:hAnsi="Calibri"/>
+          <w:rFonts w:ascii="Calibri" w:hAnsi="Calibri" w:hint="eastAsia"/>
           <w:sz w:val="36"/>
           <w:szCs w:val="36"/>
         </w:rPr>
-        <w:t xml:space="preserve">       实验名称：</w:t>
-      </w:r>
-      <w:r>
-        <w:rPr>
-          <w:rFonts w:hint="eastAsia" w:ascii="Calibri" w:hAnsi="Calibri"/>
+        <w:t xml:space="preserve">       </w:t>
+      </w:r>
+      <w:r>
+        <w:rPr>
+          <w:rFonts w:ascii="Calibri" w:hAnsi="Calibri" w:hint="eastAsia"/>
+          <w:sz w:val="36"/>
+          <w:szCs w:val="36"/>
+        </w:rPr>
+        <w:t>实验名称：</w:t>
+      </w:r>
+      <w:r>
+        <w:rPr>
+          <w:rFonts w:ascii="Calibri" w:hAnsi="Calibri" w:hint="eastAsia"/>
           <w:sz w:val="28"/>
           <w:szCs w:val="28"/>
           <w:u w:val="single"/>
         </w:rPr>
-        <w:t>基于PyTorch的BP神经网络手写数字识别</w:t>
+        <w:t>基于</w:t>
+      </w:r>
+      <w:r>
+        <w:rPr>
+          <w:rFonts w:ascii="Calibri" w:hAnsi="Calibri" w:hint="eastAsia"/>
+          <w:sz w:val="28"/>
+          <w:szCs w:val="28"/>
+          <w:u w:val="single"/>
+        </w:rPr>
+        <w:t>PyTorch</w:t>
+      </w:r>
+      <w:r>
+        <w:rPr>
+          <w:rFonts w:ascii="Calibri" w:hAnsi="Calibri" w:hint="eastAsia"/>
+          <w:sz w:val="28"/>
+          <w:szCs w:val="28"/>
+          <w:u w:val="single"/>
+        </w:rPr>
+        <w:t>的</w:t>
+      </w:r>
+      <w:r>
+        <w:rPr>
+          <w:rFonts w:ascii="Calibri" w:hAnsi="Calibri" w:hint="eastAsia"/>
+          <w:sz w:val="28"/>
+          <w:szCs w:val="28"/>
+          <w:u w:val="single"/>
+        </w:rPr>
+        <w:t>BP</w:t>
+      </w:r>
+      <w:r>
+        <w:rPr>
+          <w:rFonts w:ascii="Calibri" w:hAnsi="Calibri" w:hint="eastAsia"/>
+          <w:sz w:val="28"/>
+          <w:szCs w:val="28"/>
+          <w:u w:val="single"/>
+        </w:rPr>
+        <w:t>神经网络手写数字识别</w:t>
       </w:r>
     </w:p>
     <w:p>
@@ -334,15 +392,23 @@
       </w:pPr>
       <w:r>
         <w:rPr>
-          <w:rFonts w:hint="eastAsia" w:ascii="Calibri" w:hAnsi="Calibri"/>
+          <w:rFonts w:ascii="Calibri" w:hAnsi="Calibri" w:hint="eastAsia"/>
           <w:sz w:val="36"/>
           <w:szCs w:val="36"/>
         </w:rPr>
-        <w:t xml:space="preserve">       实验性质：</w:t>
-      </w:r>
-      <w:r>
-        <w:rPr>
-          <w:rFonts w:hint="eastAsia" w:ascii="Calibri" w:hAnsi="Calibri"/>
+        <w:t xml:space="preserve">       </w:t>
+      </w:r>
+      <w:r>
+        <w:rPr>
+          <w:rFonts w:ascii="Calibri" w:hAnsi="Calibri" w:hint="eastAsia"/>
+          <w:sz w:val="36"/>
+          <w:szCs w:val="36"/>
+        </w:rPr>
+        <w:t>实验性质：</w:t>
+      </w:r>
+      <w:r>
+        <w:rPr>
+          <w:rFonts w:ascii="Calibri" w:hAnsi="Calibri" w:hint="eastAsia"/>
           <w:sz w:val="36"/>
           <w:szCs w:val="36"/>
           <w:u w:val="single"/>
@@ -360,16 +426,16 @@
       </w:r>
       <w:r>
         <w:rPr>
-          <w:rFonts w:hint="eastAsia" w:ascii="Calibri" w:hAnsi="Calibri"/>
+          <w:rFonts w:ascii="Calibri" w:hAnsi="Calibri" w:hint="eastAsia"/>
           <w:sz w:val="36"/>
           <w:szCs w:val="36"/>
           <w:u w:val="single"/>
         </w:rPr>
-        <w:t xml:space="preserve">设计型 </w:t>
-      </w:r>
-      <w:r>
-        <w:rPr>
-          <w:rFonts w:ascii="Calibri" w:hAnsi="Calibri"/>
+        <w:t>设计型</w:t>
+      </w:r>
+      <w:r>
+        <w:rPr>
+          <w:rFonts w:ascii="Calibri" w:hAnsi="Calibri" w:hint="eastAsia"/>
           <w:sz w:val="36"/>
           <w:szCs w:val="36"/>
           <w:u w:val="single"/>
@@ -378,157 +444,155 @@
       </w:r>
       <w:r>
         <w:rPr>
-          <w:rFonts w:hint="eastAsia" w:ascii="Calibri" w:hAnsi="Calibri"/>
+          <w:rFonts w:ascii="Calibri" w:hAnsi="Calibri"/>
           <w:sz w:val="36"/>
           <w:szCs w:val="36"/>
           <w:u w:val="single"/>
         </w:rPr>
-        <w:t xml:space="preserve">       </w:t>
-      </w:r>
-    </w:p>
-    <w:p>
-      <w:pPr>
-        <w:jc w:val="left"/>
-        <w:rPr>
-          <w:rFonts w:ascii="Calibri" w:hAnsi="Calibri"/>
+        <w:t xml:space="preserve"> </w:t>
+      </w:r>
+      <w:r>
+        <w:rPr>
+          <w:rFonts w:ascii="Calibri" w:hAnsi="Calibri" w:hint="eastAsia"/>
           <w:sz w:val="36"/>
           <w:szCs w:val="36"/>
           <w:u w:val="single"/>
         </w:rPr>
-      </w:pPr>
-      <w:r>
-        <w:rPr>
-          <w:rFonts w:hint="eastAsia" w:ascii="Calibri" w:hAnsi="Calibri"/>
-          <w:sz w:val="36"/>
-          <w:szCs w:val="36"/>
-        </w:rPr>
-        <w:t xml:space="preserve">       实验学时：</w:t>
-      </w:r>
-      <w:r>
-        <w:rPr>
-          <w:rFonts w:hint="eastAsia" w:ascii="Calibri" w:hAnsi="Calibri"/>
+        <w:t xml:space="preserve">       </w:t>
+      </w:r>
+    </w:p>
+    <w:p>
+      <w:pPr>
+        <w:jc w:val="left"/>
+        <w:rPr>
+          <w:rFonts w:ascii="Calibri" w:hAnsi="Calibri"/>
           <w:sz w:val="36"/>
           <w:szCs w:val="36"/>
           <w:u w:val="single"/>
         </w:rPr>
-        <w:t xml:space="preserve">  </w:t>
-      </w:r>
-      <w:r>
-        <w:rPr>
-          <w:rFonts w:ascii="Calibri" w:hAnsi="Calibri"/>
+      </w:pPr>
+      <w:r>
+        <w:rPr>
+          <w:rFonts w:ascii="Calibri" w:hAnsi="Calibri" w:hint="eastAsia"/>
+          <w:sz w:val="36"/>
+          <w:szCs w:val="36"/>
+        </w:rPr>
+        <w:t xml:space="preserve">       </w:t>
+      </w:r>
+      <w:r>
+        <w:rPr>
+          <w:rFonts w:ascii="Calibri" w:hAnsi="Calibri" w:hint="eastAsia"/>
+          <w:sz w:val="36"/>
+          <w:szCs w:val="36"/>
+        </w:rPr>
+        <w:t>实验学时：</w:t>
+      </w:r>
+      <w:r>
+        <w:rPr>
+          <w:rFonts w:ascii="Calibri" w:hAnsi="Calibri" w:hint="eastAsia"/>
           <w:sz w:val="36"/>
           <w:szCs w:val="36"/>
           <w:u w:val="single"/>
         </w:rPr>
-        <w:t xml:space="preserve">    </w:t>
-      </w:r>
-      <w:r>
-        <w:rPr>
-          <w:rFonts w:hint="eastAsia" w:ascii="Calibri" w:hAnsi="Calibri"/>
+        <w:t xml:space="preserve">  </w:t>
+      </w:r>
+      <w:r>
+        <w:rPr>
+          <w:rFonts w:ascii="Calibri" w:hAnsi="Calibri"/>
           <w:sz w:val="36"/>
           <w:szCs w:val="36"/>
           <w:u w:val="single"/>
         </w:rPr>
-        <w:t xml:space="preserve">   </w:t>
-      </w:r>
-      <w:r>
-        <w:rPr>
-          <w:rFonts w:hint="eastAsia" w:ascii="Calibri" w:hAnsi="Calibri"/>
-          <w:sz w:val="36"/>
-          <w:szCs w:val="36"/>
-        </w:rPr>
-        <w:t>地点：</w:t>
-      </w:r>
-      <w:r>
-        <w:rPr>
-          <w:rFonts w:hint="eastAsia" w:ascii="Calibri" w:hAnsi="Calibri"/>
+        <w:t xml:space="preserve">    </w:t>
+      </w:r>
+      <w:r>
+        <w:rPr>
+          <w:rFonts w:ascii="Calibri" w:hAnsi="Calibri" w:hint="eastAsia"/>
           <w:sz w:val="36"/>
           <w:szCs w:val="36"/>
           <w:u w:val="single"/>
         </w:rPr>
-        <w:t xml:space="preserve"> </w:t>
-      </w:r>
-      <w:r>
-        <w:rPr>
-          <w:rFonts w:ascii="Calibri" w:hAnsi="Calibri"/>
+        <w:t xml:space="preserve">   </w:t>
+      </w:r>
+      <w:r>
+        <w:rPr>
+          <w:rFonts w:ascii="Calibri" w:hAnsi="Calibri" w:hint="eastAsia"/>
+          <w:sz w:val="36"/>
+          <w:szCs w:val="36"/>
+        </w:rPr>
+        <w:t>地点：</w:t>
+      </w:r>
+      <w:r>
+        <w:rPr>
+          <w:rFonts w:ascii="Calibri" w:hAnsi="Calibri" w:hint="eastAsia"/>
           <w:sz w:val="36"/>
           <w:szCs w:val="36"/>
           <w:u w:val="single"/>
         </w:rPr>
-        <w:t xml:space="preserve">       </w:t>
-      </w:r>
-    </w:p>
-    <w:p>
-      <w:pPr>
-        <w:jc w:val="left"/>
+        <w:t xml:space="preserve"> </w:t>
+      </w:r>
+      <w:r>
         <w:rPr>
           <w:rFonts w:ascii="Calibri" w:hAnsi="Calibri"/>
           <w:sz w:val="36"/>
           <w:szCs w:val="36"/>
           <w:u w:val="single"/>
         </w:rPr>
-      </w:pPr>
-      <w:r>
-        <w:rPr>
-          <w:rFonts w:hint="eastAsia" w:ascii="Calibri" w:hAnsi="Calibri"/>
-          <w:sz w:val="36"/>
-          <w:szCs w:val="36"/>
-        </w:rPr>
-        <w:t xml:space="preserve">       学生学号：</w:t>
-      </w:r>
-      <w:r>
-        <w:rPr>
-          <w:rFonts w:hint="eastAsia" w:ascii="Calibri" w:hAnsi="Calibri"/>
+        <w:t xml:space="preserve">       </w:t>
+      </w:r>
+    </w:p>
+    <w:p>
+      <w:pPr>
+        <w:jc w:val="left"/>
+        <w:rPr>
+          <w:rFonts w:ascii="Calibri" w:hAnsi="Calibri"/>
           <w:sz w:val="36"/>
           <w:szCs w:val="36"/>
           <w:u w:val="single"/>
         </w:rPr>
-        <w:t xml:space="preserve">    </w:t>
-      </w:r>
-      <w:r>
-        <w:rPr>
-          <w:rFonts w:ascii="Calibri" w:hAnsi="Calibri"/>
+      </w:pPr>
+      <w:r>
+        <w:rPr>
+          <w:rFonts w:ascii="Calibri" w:hAnsi="Calibri" w:hint="eastAsia"/>
+          <w:sz w:val="36"/>
+          <w:szCs w:val="36"/>
+        </w:rPr>
+        <w:t xml:space="preserve">       </w:t>
+      </w:r>
+      <w:r>
+        <w:rPr>
+          <w:rFonts w:ascii="Calibri" w:hAnsi="Calibri" w:hint="eastAsia"/>
+          <w:sz w:val="36"/>
+          <w:szCs w:val="36"/>
+        </w:rPr>
+        <w:t>学生学号：</w:t>
+      </w:r>
+      <w:r>
+        <w:rPr>
+          <w:rFonts w:ascii="Calibri" w:hAnsi="Calibri" w:hint="eastAsia"/>
           <w:sz w:val="36"/>
           <w:szCs w:val="36"/>
           <w:u w:val="single"/>
         </w:rPr>
-        <w:t xml:space="preserve">            </w:t>
-      </w:r>
-      <w:r>
-        <w:rPr>
-          <w:rFonts w:hint="eastAsia" w:ascii="Calibri" w:hAnsi="Calibri"/>
+        <w:t xml:space="preserve"> </w:t>
+      </w:r>
+      <w:r>
+        <w:rPr>
+          <w:rFonts w:ascii="Calibri" w:hAnsi="Calibri" w:hint="eastAsia"/>
           <w:sz w:val="36"/>
           <w:szCs w:val="36"/>
           <w:u w:val="single"/>
         </w:rPr>
-        <w:t xml:space="preserve">       </w:t>
-      </w:r>
-    </w:p>
-    <w:p>
-      <w:pPr>
-        <w:jc w:val="left"/>
-        <w:rPr>
-          <w:rFonts w:ascii="Calibri" w:hAnsi="Calibri"/>
-          <w:sz w:val="36"/>
-          <w:szCs w:val="36"/>
-        </w:rPr>
-      </w:pPr>
-      <w:r>
-        <w:rPr>
-          <w:rFonts w:hint="eastAsia" w:ascii="Calibri" w:hAnsi="Calibri"/>
-          <w:sz w:val="36"/>
-          <w:szCs w:val="36"/>
-        </w:rPr>
-        <w:t xml:space="preserve">       学生姓名：</w:t>
-      </w:r>
-      <w:r>
-        <w:rPr>
-          <w:rFonts w:hint="eastAsia" w:ascii="Calibri" w:hAnsi="Calibri"/>
+        <w:t>2024311644</w:t>
+      </w:r>
+      <w:r>
+        <w:rPr>
+          <w:rFonts w:ascii="Calibri" w:hAnsi="Calibri" w:hint="eastAsia"/>
           <w:sz w:val="36"/>
           <w:szCs w:val="36"/>
           <w:u w:val="single"/>
         </w:rPr>
-        <w:t xml:space="preserve">       </w:t>
+        <w:t xml:space="preserve">   </w:t>
       </w:r>
       <w:r>
         <w:rPr>
@@ -537,16 +601,87 @@
           <w:szCs w:val="36"/>
           <w:u w:val="single"/>
         </w:rPr>
-        <w:t xml:space="preserve">     </w:t>
-      </w:r>
-      <w:r>
-        <w:rPr>
-          <w:rFonts w:hint="eastAsia" w:ascii="Calibri" w:hAnsi="Calibri"/>
+        <w:t xml:space="preserve">      </w:t>
+      </w:r>
+      <w:r>
+        <w:rPr>
+          <w:rFonts w:ascii="Calibri" w:hAnsi="Calibri" w:hint="eastAsia"/>
           <w:sz w:val="36"/>
           <w:szCs w:val="36"/>
           <w:u w:val="single"/>
         </w:rPr>
-        <w:t xml:space="preserve">           </w:t>
+        <w:t xml:space="preserve">   </w:t>
+      </w:r>
+    </w:p>
+    <w:p>
+      <w:pPr>
+        <w:jc w:val="left"/>
+        <w:rPr>
+          <w:rFonts w:ascii="Calibri" w:hAnsi="Calibri"/>
+          <w:sz w:val="36"/>
+          <w:szCs w:val="36"/>
+        </w:rPr>
+      </w:pPr>
+      <w:r>
+        <w:rPr>
+          <w:rFonts w:ascii="Calibri" w:hAnsi="Calibri" w:hint="eastAsia"/>
+          <w:sz w:val="36"/>
+          <w:szCs w:val="36"/>
+        </w:rPr>
+        <w:t xml:space="preserve">       </w:t>
+      </w:r>
+      <w:r>
+        <w:rPr>
+          <w:rFonts w:ascii="Calibri" w:hAnsi="Calibri" w:hint="eastAsia"/>
+          <w:sz w:val="36"/>
+          <w:szCs w:val="36"/>
+        </w:rPr>
+        <w:t>学生姓名：</w:t>
+      </w:r>
+      <w:r>
+        <w:rPr>
+          <w:rFonts w:ascii="Calibri" w:hAnsi="Calibri" w:hint="eastAsia"/>
+          <w:sz w:val="36"/>
+          <w:szCs w:val="36"/>
+          <w:u w:val="single"/>
+        </w:rPr>
+        <w:t xml:space="preserve"> </w:t>
+      </w:r>
+      <w:r>
+        <w:rPr>
+          <w:rFonts w:ascii="Calibri" w:hAnsi="Calibri" w:hint="eastAsia"/>
+          <w:sz w:val="36"/>
+          <w:szCs w:val="36"/>
+          <w:u w:val="single"/>
+        </w:rPr>
+        <w:t>邓皓天</w:t>
+      </w:r>
+      <w:r>
+        <w:rPr>
+          <w:rFonts w:ascii="Calibri" w:hAnsi="Calibri" w:hint="eastAsia"/>
+          <w:sz w:val="36"/>
+          <w:szCs w:val="36"/>
+          <w:u w:val="single"/>
+        </w:rPr>
+        <w:t xml:space="preserve">      </w:t>
+      </w:r>
+      <w:r>
+        <w:rPr>
+          <w:rFonts w:ascii="Calibri" w:hAnsi="Calibri"/>
+          <w:sz w:val="36"/>
+          <w:szCs w:val="36"/>
+          <w:u w:val="single"/>
+        </w:rPr>
+        <w:t xml:space="preserve">     </w:t>
+      </w:r>
+      <w:r>
+        <w:rPr>
+          <w:rFonts w:ascii="Calibri" w:hAnsi="Calibri" w:hint="eastAsia"/>
+          <w:sz w:val="36"/>
+          <w:szCs w:val="36"/>
+          <w:u w:val="single"/>
+        </w:rPr>
+        <w:t xml:space="preserve">     </w:t>
       </w:r>
     </w:p>
     <w:p>
@@ -580,7 +715,7 @@
       </w:pPr>
       <w:r>
         <w:rPr>
-          <w:rFonts w:hint="eastAsia" w:ascii="Calibri" w:hAnsi="Calibri"/>
+          <w:rFonts w:ascii="Calibri" w:hAnsi="Calibri" w:hint="eastAsia"/>
           <w:sz w:val="30"/>
           <w:szCs w:val="30"/>
         </w:rPr>
@@ -598,7 +733,7 @@
       </w:pPr>
       <w:r>
         <w:rPr>
-          <w:rFonts w:hint="eastAsia" w:ascii="Calibri" w:hAnsi="Calibri"/>
+          <w:rFonts w:ascii="Calibri" w:hAnsi="Calibri" w:hint="eastAsia"/>
           <w:sz w:val="30"/>
           <w:szCs w:val="30"/>
         </w:rPr>
@@ -614,7 +749,7 @@
       </w:r>
       <w:r>
         <w:rPr>
-          <w:rFonts w:hint="eastAsia" w:ascii="Calibri" w:hAnsi="Calibri"/>
+          <w:rFonts w:ascii="Calibri" w:hAnsi="Calibri" w:hint="eastAsia"/>
           <w:sz w:val="30"/>
           <w:szCs w:val="30"/>
         </w:rPr>
@@ -630,7 +765,7 @@
       </w:r>
       <w:r>
         <w:rPr>
-          <w:rFonts w:hint="eastAsia" w:ascii="Calibri" w:hAnsi="Calibri"/>
+          <w:rFonts w:ascii="Calibri" w:hAnsi="Calibri" w:hint="eastAsia"/>
           <w:sz w:val="30"/>
           <w:szCs w:val="30"/>
         </w:rPr>
@@ -658,7 +793,7 @@
     </w:p>
     <w:p>
       <w:pPr>
-        <w:pStyle w:val="19"/>
+        <w:pStyle w:val="1"/>
         <w:numPr>
           <w:ilvl w:val="0"/>
           <w:numId w:val="1"/>
@@ -675,201 +810,477 @@
       </w:pPr>
       <w:r>
         <w:rPr>
-          <w:rFonts w:hint="eastAsia" w:ascii="宋体" w:hAnsi="宋体" w:cs="宋体"/>
+          <w:rFonts w:ascii="宋体" w:hAnsi="宋体" w:cs="宋体" w:hint="eastAsia"/>
           <w:b/>
           <w:bCs/>
           <w:sz w:val="36"/>
           <w:szCs w:val="36"/>
         </w:rPr>
+        <w:lastRenderedPageBreak/>
         <w:t>实验目的</w:t>
       </w:r>
     </w:p>
     <w:p>
       <w:pPr>
-        <w:pStyle w:val="19"/>
-        <w:ind w:firstLine="0" w:firstLineChars="0"/>
-        <w:rPr>
-          <w:rFonts w:ascii="Calibri" w:hAnsi="Calibri"/>
-          <w:bCs/>
-          <w:iCs/>
-          <w:color w:val="000000" w:themeColor="text1"/>
-          <w:sz w:val="24"/>
-          <w14:textFill>
-            <w14:solidFill>
-              <w14:schemeClr w14:val="tx1"/>
-            </w14:solidFill>
-          </w14:textFill>
-        </w:rPr>
-      </w:pPr>
-      <w:r>
-        <w:rPr>
-          <w:rFonts w:hint="eastAsia" w:ascii="Calibri" w:hAnsi="Calibri"/>
-          <w:bCs/>
-          <w:iCs/>
-          <w:color w:val="000000" w:themeColor="text1"/>
-          <w:sz w:val="24"/>
-          <w14:textFill>
-            <w14:solidFill>
-              <w14:schemeClr w14:val="tx1"/>
-            </w14:solidFill>
-          </w14:textFill>
-        </w:rPr>
-        <w:t>1、理解BP神经网络的基本原理（前向传播、反向传播、梯度下降）。</w:t>
-      </w:r>
-    </w:p>
-    <w:p>
-      <w:pPr>
-        <w:pStyle w:val="19"/>
-        <w:ind w:firstLine="0" w:firstLineChars="0"/>
-        <w:rPr>
-          <w:rFonts w:ascii="Calibri" w:hAnsi="Calibri"/>
-          <w:bCs/>
-          <w:iCs/>
-          <w:color w:val="000000" w:themeColor="text1"/>
-          <w:sz w:val="24"/>
-          <w14:textFill>
-            <w14:solidFill>
-              <w14:schemeClr w14:val="tx1"/>
-            </w14:solidFill>
-          </w14:textFill>
-        </w:rPr>
-      </w:pPr>
-      <w:r>
-        <w:rPr>
-          <w:rFonts w:hint="eastAsia" w:ascii="Calibri" w:hAnsi="Calibri"/>
-          <w:bCs/>
-          <w:iCs/>
-          <w:color w:val="000000" w:themeColor="text1"/>
-          <w:sz w:val="24"/>
-          <w14:textFill>
-            <w14:solidFill>
-              <w14:schemeClr w14:val="tx1"/>
-            </w14:solidFill>
-          </w14:textFill>
-        </w:rPr>
-        <w:t>2、掌握使用PyTorch搭建全连接BP网络，完成MNIST手写数字分类。</w:t>
-      </w:r>
-    </w:p>
-    <w:p>
-      <w:pPr>
-        <w:pStyle w:val="19"/>
-        <w:ind w:firstLine="0" w:firstLineChars="0"/>
-        <w:rPr>
-          <w:rFonts w:ascii="Calibri" w:hAnsi="Calibri"/>
-          <w:bCs/>
-          <w:iCs/>
-          <w:color w:val="000000" w:themeColor="text1"/>
-          <w:sz w:val="24"/>
-          <w14:textFill>
-            <w14:solidFill>
-              <w14:schemeClr w14:val="tx1"/>
-            </w14:solidFill>
-          </w14:textFill>
-        </w:rPr>
-      </w:pPr>
-      <w:r>
-        <w:rPr>
-          <w:rFonts w:hint="eastAsia" w:ascii="Calibri" w:hAnsi="Calibri"/>
-          <w:bCs/>
-          <w:iCs/>
-          <w:color w:val="000000" w:themeColor="text1"/>
-          <w:sz w:val="24"/>
-          <w14:textFill>
-            <w14:solidFill>
-              <w14:schemeClr w14:val="tx1"/>
-            </w14:solidFill>
-          </w14:textFill>
-        </w:rPr>
-        <w:t>3、掌握深度学习完整流程：数据加载 → 预处理 → 模型构建 → 训练 → 评估。</w:t>
-      </w:r>
-    </w:p>
-    <w:p>
-      <w:pPr>
-        <w:pStyle w:val="19"/>
-        <w:ind w:firstLine="0" w:firstLineChars="0"/>
-        <w:rPr>
-          <w:rFonts w:ascii="Calibri" w:hAnsi="Calibri"/>
-          <w:bCs/>
-          <w:iCs/>
-          <w:color w:val="000000" w:themeColor="text1"/>
-          <w:sz w:val="24"/>
-          <w14:textFill>
-            <w14:solidFill>
-              <w14:schemeClr w14:val="tx1"/>
-            </w14:solidFill>
-          </w14:textFill>
-        </w:rPr>
-      </w:pPr>
-      <w:r>
-        <w:rPr>
-          <w:rFonts w:hint="eastAsia" w:ascii="Calibri" w:hAnsi="Calibri"/>
-          <w:bCs/>
-          <w:iCs/>
-          <w:color w:val="000000" w:themeColor="text1"/>
-          <w:sz w:val="24"/>
-          <w14:textFill>
-            <w14:solidFill>
-              <w14:schemeClr w14:val="tx1"/>
-            </w14:solidFill>
-          </w14:textFill>
-        </w:rPr>
-        <w:t>4、学会调整超参数（batch size、网络深度、神经元数量、激活函数、Dropout），分析其对模型性能的影响。</w:t>
-      </w:r>
-    </w:p>
-    <w:p>
-      <w:pPr>
-        <w:pStyle w:val="19"/>
-        <w:ind w:firstLine="0" w:firstLineChars="0"/>
-        <w:rPr>
-          <w:rFonts w:ascii="Calibri" w:hAnsi="Calibri"/>
-          <w:bCs/>
-          <w:iCs/>
-          <w:color w:val="000000" w:themeColor="text1"/>
-          <w:sz w:val="24"/>
-          <w14:textFill>
-            <w14:solidFill>
-              <w14:schemeClr w14:val="tx1"/>
-            </w14:solidFill>
-          </w14:textFill>
-        </w:rPr>
-      </w:pPr>
-      <w:r>
-        <w:rPr>
-          <w:rFonts w:hint="eastAsia" w:ascii="Calibri" w:hAnsi="Calibri"/>
-          <w:bCs/>
-          <w:iCs/>
-          <w:color w:val="000000" w:themeColor="text1"/>
-          <w:sz w:val="24"/>
-          <w14:textFill>
-            <w14:solidFill>
-              <w14:schemeClr w14:val="tx1"/>
-            </w14:solidFill>
-          </w14:textFill>
-        </w:rPr>
-        <w:t>5、能够绘制训练曲线、完成对比实验并撰写规范的实验报告。</w:t>
-      </w:r>
-    </w:p>
-    <w:p>
-      <w:pPr>
-        <w:pStyle w:val="19"/>
-        <w:ind w:firstLine="0" w:firstLineChars="0"/>
-        <w:rPr>
-          <w:rFonts w:ascii="Calibri" w:hAnsi="Calibri"/>
-          <w:bCs/>
-          <w:iCs/>
-          <w:color w:val="000000" w:themeColor="text1"/>
-          <w:sz w:val="24"/>
-          <w14:textFill>
-            <w14:solidFill>
-              <w14:schemeClr w14:val="tx1"/>
-            </w14:solidFill>
-          </w14:textFill>
-        </w:rPr>
-      </w:pPr>
-    </w:p>
-    <w:p>
-      <w:pPr>
-        <w:pStyle w:val="19"/>
+        <w:pStyle w:val="1"/>
+        <w:ind w:firstLineChars="0" w:firstLine="0"/>
+        <w:rPr>
+          <w:rFonts w:ascii="Calibri" w:hAnsi="Calibri"/>
+          <w:bCs/>
+          <w:iCs/>
+          <w:color w:val="000000" w:themeColor="text1"/>
+          <w:sz w:val="24"/>
+        </w:rPr>
+      </w:pPr>
+      <w:r>
+        <w:rPr>
+          <w:rFonts w:ascii="Calibri" w:hAnsi="Calibri" w:hint="eastAsia"/>
+          <w:bCs/>
+          <w:iCs/>
+          <w:color w:val="000000" w:themeColor="text1"/>
+          <w:sz w:val="24"/>
+        </w:rPr>
+        <w:t>1</w:t>
+      </w:r>
+      <w:r>
+        <w:rPr>
+          <w:rFonts w:ascii="Calibri" w:hAnsi="Calibri" w:hint="eastAsia"/>
+          <w:bCs/>
+          <w:iCs/>
+          <w:color w:val="000000" w:themeColor="text1"/>
+          <w:sz w:val="24"/>
+        </w:rPr>
+        <w:t>、理解</w:t>
+      </w:r>
+      <w:r>
+        <w:rPr>
+          <w:rFonts w:ascii="Calibri" w:hAnsi="Calibri" w:hint="eastAsia"/>
+          <w:bCs/>
+          <w:iCs/>
+          <w:color w:val="000000" w:themeColor="text1"/>
+          <w:sz w:val="24"/>
+        </w:rPr>
+        <w:t>BP</w:t>
+      </w:r>
+      <w:r>
+        <w:rPr>
+          <w:rFonts w:ascii="Calibri" w:hAnsi="Calibri" w:hint="eastAsia"/>
+          <w:bCs/>
+          <w:iCs/>
+          <w:color w:val="000000" w:themeColor="text1"/>
+          <w:sz w:val="24"/>
+        </w:rPr>
+        <w:t>神经网络的基本原理（前向传播、反向传播、梯度下降）。</w:t>
+      </w:r>
+    </w:p>
+    <w:p>
+      <w:pPr>
+        <w:pStyle w:val="1"/>
+        <w:ind w:firstLineChars="0" w:firstLine="0"/>
+        <w:rPr>
+          <w:rFonts w:ascii="Calibri" w:hAnsi="Calibri"/>
+          <w:bCs/>
+          <w:iCs/>
+          <w:color w:val="000000" w:themeColor="text1"/>
+          <w:sz w:val="24"/>
+        </w:rPr>
+      </w:pPr>
+      <w:r>
+        <w:rPr>
+          <w:rFonts w:ascii="Calibri" w:hAnsi="Calibri" w:hint="eastAsia"/>
+          <w:bCs/>
+          <w:iCs/>
+          <w:color w:val="000000" w:themeColor="text1"/>
+          <w:sz w:val="24"/>
+        </w:rPr>
+        <w:t>2</w:t>
+      </w:r>
+      <w:r>
+        <w:rPr>
+          <w:rFonts w:ascii="Calibri" w:hAnsi="Calibri" w:hint="eastAsia"/>
+          <w:bCs/>
+          <w:iCs/>
+          <w:color w:val="000000" w:themeColor="text1"/>
+          <w:sz w:val="24"/>
+        </w:rPr>
+        <w:t>、掌握使用</w:t>
+      </w:r>
+      <w:r>
+        <w:rPr>
+          <w:rFonts w:ascii="Calibri" w:hAnsi="Calibri" w:hint="eastAsia"/>
+          <w:bCs/>
+          <w:iCs/>
+          <w:color w:val="000000" w:themeColor="text1"/>
+          <w:sz w:val="24"/>
+        </w:rPr>
+        <w:t>PyTorch</w:t>
+      </w:r>
+      <w:r>
+        <w:rPr>
+          <w:rFonts w:ascii="Calibri" w:hAnsi="Calibri" w:hint="eastAsia"/>
+          <w:bCs/>
+          <w:iCs/>
+          <w:color w:val="000000" w:themeColor="text1"/>
+          <w:sz w:val="24"/>
+        </w:rPr>
+        <w:t>搭建全连接</w:t>
+      </w:r>
+      <w:r>
+        <w:rPr>
+          <w:rFonts w:ascii="Calibri" w:hAnsi="Calibri" w:hint="eastAsia"/>
+          <w:bCs/>
+          <w:iCs/>
+          <w:color w:val="000000" w:themeColor="text1"/>
+          <w:sz w:val="24"/>
+        </w:rPr>
+        <w:t>BP</w:t>
+      </w:r>
+      <w:r>
+        <w:rPr>
+          <w:rFonts w:ascii="Calibri" w:hAnsi="Calibri" w:hint="eastAsia"/>
+          <w:bCs/>
+          <w:iCs/>
+          <w:color w:val="000000" w:themeColor="text1"/>
+          <w:sz w:val="24"/>
+        </w:rPr>
+        <w:t>网络，完成</w:t>
+      </w:r>
+      <w:r>
+        <w:rPr>
+          <w:rFonts w:ascii="Calibri" w:hAnsi="Calibri" w:hint="eastAsia"/>
+          <w:bCs/>
+          <w:iCs/>
+          <w:color w:val="000000" w:themeColor="text1"/>
+          <w:sz w:val="24"/>
+        </w:rPr>
+        <w:t>MNIST</w:t>
+      </w:r>
+      <w:r>
+        <w:rPr>
+          <w:rFonts w:ascii="Calibri" w:hAnsi="Calibri" w:hint="eastAsia"/>
+          <w:bCs/>
+          <w:iCs/>
+          <w:color w:val="000000" w:themeColor="text1"/>
+          <w:sz w:val="24"/>
+        </w:rPr>
+        <w:t>手写数字分类。</w:t>
+      </w:r>
+    </w:p>
+    <w:p>
+      <w:pPr>
+        <w:pStyle w:val="1"/>
+        <w:ind w:firstLineChars="0" w:firstLine="0"/>
+        <w:rPr>
+          <w:rFonts w:ascii="Calibri" w:hAnsi="Calibri"/>
+          <w:bCs/>
+          <w:iCs/>
+          <w:color w:val="000000" w:themeColor="text1"/>
+          <w:sz w:val="24"/>
+        </w:rPr>
+      </w:pPr>
+      <w:r>
+        <w:rPr>
+          <w:rFonts w:ascii="Calibri" w:hAnsi="Calibri" w:hint="eastAsia"/>
+          <w:bCs/>
+          <w:iCs/>
+          <w:color w:val="000000" w:themeColor="text1"/>
+          <w:sz w:val="24"/>
+        </w:rPr>
+        <w:t>3</w:t>
+      </w:r>
+      <w:r>
+        <w:rPr>
+          <w:rFonts w:ascii="Calibri" w:hAnsi="Calibri" w:hint="eastAsia"/>
+          <w:bCs/>
+          <w:iCs/>
+          <w:color w:val="000000" w:themeColor="text1"/>
+          <w:sz w:val="24"/>
+        </w:rPr>
+        <w:t>、掌握深度学习完整流程：数据加载</w:t>
+      </w:r>
+      <w:r>
+        <w:rPr>
+          <w:rFonts w:ascii="Calibri" w:hAnsi="Calibri" w:hint="eastAsia"/>
+          <w:bCs/>
+          <w:iCs/>
+          <w:color w:val="000000" w:themeColor="text1"/>
+          <w:sz w:val="24"/>
+        </w:rPr>
+        <w:t xml:space="preserve"> </w:t>
+      </w:r>
+      <w:r>
+        <w:rPr>
+          <w:rFonts w:ascii="Calibri" w:hAnsi="Calibri" w:hint="eastAsia"/>
+          <w:bCs/>
+          <w:iCs/>
+          <w:color w:val="000000" w:themeColor="text1"/>
+          <w:sz w:val="24"/>
+        </w:rPr>
+        <w:t>→</w:t>
+      </w:r>
+      <w:r>
+        <w:rPr>
+          <w:rFonts w:ascii="Calibri" w:hAnsi="Calibri" w:hint="eastAsia"/>
+          <w:bCs/>
+          <w:iCs/>
+          <w:color w:val="000000" w:themeColor="text1"/>
+          <w:sz w:val="24"/>
+        </w:rPr>
+        <w:t xml:space="preserve"> </w:t>
+      </w:r>
+      <w:r>
+        <w:rPr>
+          <w:rFonts w:ascii="Calibri" w:hAnsi="Calibri" w:hint="eastAsia"/>
+          <w:bCs/>
+          <w:iCs/>
+          <w:color w:val="000000" w:themeColor="text1"/>
+          <w:sz w:val="24"/>
+        </w:rPr>
+        <w:t>预处理</w:t>
+      </w:r>
+      <w:r>
+        <w:rPr>
+          <w:rFonts w:ascii="Calibri" w:hAnsi="Calibri" w:hint="eastAsia"/>
+          <w:bCs/>
+          <w:iCs/>
+          <w:color w:val="000000" w:themeColor="text1"/>
+          <w:sz w:val="24"/>
+        </w:rPr>
+        <w:t xml:space="preserve"> </w:t>
+      </w:r>
+      <w:r>
+        <w:rPr>
+          <w:rFonts w:ascii="Calibri" w:hAnsi="Calibri" w:hint="eastAsia"/>
+          <w:bCs/>
+          <w:iCs/>
+          <w:color w:val="000000" w:themeColor="text1"/>
+          <w:sz w:val="24"/>
+        </w:rPr>
+        <w:t>→</w:t>
+      </w:r>
+      <w:r>
+        <w:rPr>
+          <w:rFonts w:ascii="Calibri" w:hAnsi="Calibri" w:hint="eastAsia"/>
+          <w:bCs/>
+          <w:iCs/>
+          <w:color w:val="000000" w:themeColor="text1"/>
+          <w:sz w:val="24"/>
+        </w:rPr>
+        <w:t xml:space="preserve"> </w:t>
+      </w:r>
+      <w:r>
+        <w:rPr>
+          <w:rFonts w:ascii="Calibri" w:hAnsi="Calibri" w:hint="eastAsia"/>
+          <w:bCs/>
+          <w:iCs/>
+          <w:color w:val="000000" w:themeColor="text1"/>
+          <w:sz w:val="24"/>
+        </w:rPr>
+        <w:t>模型构建</w:t>
+      </w:r>
+      <w:r>
+        <w:rPr>
+          <w:rFonts w:ascii="Calibri" w:hAnsi="Calibri" w:hint="eastAsia"/>
+          <w:bCs/>
+          <w:iCs/>
+          <w:color w:val="000000" w:themeColor="text1"/>
+          <w:sz w:val="24"/>
+        </w:rPr>
+        <w:t xml:space="preserve"> </w:t>
+      </w:r>
+      <w:r>
+        <w:rPr>
+          <w:rFonts w:ascii="Calibri" w:hAnsi="Calibri" w:hint="eastAsia"/>
+          <w:bCs/>
+          <w:iCs/>
+          <w:color w:val="000000" w:themeColor="text1"/>
+          <w:sz w:val="24"/>
+        </w:rPr>
+        <w:t>→</w:t>
+      </w:r>
+      <w:r>
+        <w:rPr>
+          <w:rFonts w:ascii="Calibri" w:hAnsi="Calibri" w:hint="eastAsia"/>
+          <w:bCs/>
+          <w:iCs/>
+          <w:color w:val="000000" w:themeColor="text1"/>
+          <w:sz w:val="24"/>
+        </w:rPr>
+        <w:t xml:space="preserve"> </w:t>
+      </w:r>
+      <w:r>
+        <w:rPr>
+          <w:rFonts w:ascii="Calibri" w:hAnsi="Calibri" w:hint="eastAsia"/>
+          <w:bCs/>
+          <w:iCs/>
+          <w:color w:val="000000" w:themeColor="text1"/>
+          <w:sz w:val="24"/>
+        </w:rPr>
+        <w:t>训练</w:t>
+      </w:r>
+      <w:r>
+        <w:rPr>
+          <w:rFonts w:ascii="Calibri" w:hAnsi="Calibri" w:hint="eastAsia"/>
+          <w:bCs/>
+          <w:iCs/>
+          <w:color w:val="000000" w:themeColor="text1"/>
+          <w:sz w:val="24"/>
+        </w:rPr>
+        <w:t xml:space="preserve"> </w:t>
+      </w:r>
+      <w:r>
+        <w:rPr>
+          <w:rFonts w:ascii="Calibri" w:hAnsi="Calibri" w:hint="eastAsia"/>
+          <w:bCs/>
+          <w:iCs/>
+          <w:color w:val="000000" w:themeColor="text1"/>
+          <w:sz w:val="24"/>
+        </w:rPr>
+        <w:t>→</w:t>
+      </w:r>
+      <w:r>
+        <w:rPr>
+          <w:rFonts w:ascii="Calibri" w:hAnsi="Calibri" w:hint="eastAsia"/>
+          <w:bCs/>
+          <w:iCs/>
+          <w:color w:val="000000" w:themeColor="text1"/>
+          <w:sz w:val="24"/>
+        </w:rPr>
+        <w:t xml:space="preserve"> </w:t>
+      </w:r>
+      <w:r>
+        <w:rPr>
+          <w:rFonts w:ascii="Calibri" w:hAnsi="Calibri" w:hint="eastAsia"/>
+          <w:bCs/>
+          <w:iCs/>
+          <w:color w:val="000000" w:themeColor="text1"/>
+          <w:sz w:val="24"/>
+        </w:rPr>
+        <w:t>评估。</w:t>
+      </w:r>
+    </w:p>
+    <w:p>
+      <w:pPr>
+        <w:pStyle w:val="1"/>
+        <w:ind w:firstLineChars="0" w:firstLine="0"/>
+        <w:rPr>
+          <w:rFonts w:ascii="Calibri" w:hAnsi="Calibri"/>
+          <w:bCs/>
+          <w:iCs/>
+          <w:color w:val="000000" w:themeColor="text1"/>
+          <w:sz w:val="24"/>
+        </w:rPr>
+      </w:pPr>
+      <w:r>
+        <w:rPr>
+          <w:rFonts w:ascii="Calibri" w:hAnsi="Calibri" w:hint="eastAsia"/>
+          <w:bCs/>
+          <w:iCs/>
+          <w:color w:val="000000" w:themeColor="text1"/>
+          <w:sz w:val="24"/>
+        </w:rPr>
+        <w:t>4</w:t>
+      </w:r>
+      <w:r>
+        <w:rPr>
+          <w:rFonts w:ascii="Calibri" w:hAnsi="Calibri" w:hint="eastAsia"/>
+          <w:bCs/>
+          <w:iCs/>
+          <w:color w:val="000000" w:themeColor="text1"/>
+          <w:sz w:val="24"/>
+        </w:rPr>
+        <w:t>、学会调整超参数（</w:t>
+      </w:r>
+      <w:r>
+        <w:rPr>
+          <w:rFonts w:ascii="Calibri" w:hAnsi="Calibri" w:hint="eastAsia"/>
+          <w:bCs/>
+          <w:iCs/>
+          <w:color w:val="000000" w:themeColor="text1"/>
+          <w:sz w:val="24"/>
+        </w:rPr>
+        <w:t>batch size</w:t>
+      </w:r>
+      <w:r>
+        <w:rPr>
+          <w:rFonts w:ascii="Calibri" w:hAnsi="Calibri" w:hint="eastAsia"/>
+          <w:bCs/>
+          <w:iCs/>
+          <w:color w:val="000000" w:themeColor="text1"/>
+          <w:sz w:val="24"/>
+        </w:rPr>
+        <w:t>、网络深度、神经元数量、激活函数、</w:t>
+      </w:r>
+      <w:r>
+        <w:rPr>
+          <w:rFonts w:ascii="Calibri" w:hAnsi="Calibri" w:hint="eastAsia"/>
+          <w:bCs/>
+          <w:iCs/>
+          <w:color w:val="000000" w:themeColor="text1"/>
+          <w:sz w:val="24"/>
+        </w:rPr>
+        <w:t>Dropout</w:t>
+      </w:r>
+      <w:r>
+        <w:rPr>
+          <w:rFonts w:ascii="Calibri" w:hAnsi="Calibri" w:hint="eastAsia"/>
+          <w:bCs/>
+          <w:iCs/>
+          <w:color w:val="000000" w:themeColor="text1"/>
+          <w:sz w:val="24"/>
+        </w:rPr>
+        <w:t>），分析其对模型性能的影响。</w:t>
+      </w:r>
+    </w:p>
+    <w:p>
+      <w:pPr>
+        <w:pStyle w:val="1"/>
+        <w:ind w:firstLineChars="0" w:firstLine="0"/>
+        <w:rPr>
+          <w:rFonts w:ascii="Calibri" w:hAnsi="Calibri"/>
+          <w:bCs/>
+          <w:iCs/>
+          <w:color w:val="000000" w:themeColor="text1"/>
+          <w:sz w:val="24"/>
+        </w:rPr>
+      </w:pPr>
+      <w:r>
+        <w:rPr>
+          <w:rFonts w:ascii="Calibri" w:hAnsi="Calibri" w:hint="eastAsia"/>
+          <w:bCs/>
+          <w:iCs/>
+          <w:color w:val="000000" w:themeColor="text1"/>
+          <w:sz w:val="24"/>
+        </w:rPr>
+        <w:t>5</w:t>
+      </w:r>
+      <w:r>
+        <w:rPr>
+          <w:rFonts w:ascii="Calibri" w:hAnsi="Calibri" w:hint="eastAsia"/>
+          <w:bCs/>
+          <w:iCs/>
+          <w:color w:val="000000" w:themeColor="text1"/>
+          <w:sz w:val="24"/>
+        </w:rPr>
+        <w:t>、能够绘制训练曲线、完成对比实验并撰写规范的实验报告。</w:t>
+      </w:r>
+    </w:p>
+    <w:p>
+      <w:pPr>
+        <w:pStyle w:val="1"/>
+        <w:ind w:firstLineChars="0" w:firstLine="0"/>
+        <w:rPr>
+          <w:rFonts w:ascii="Calibri" w:hAnsi="Calibri"/>
+          <w:bCs/>
+          <w:iCs/>
+          <w:color w:val="000000" w:themeColor="text1"/>
+          <w:sz w:val="24"/>
+        </w:rPr>
+      </w:pPr>
+    </w:p>
+    <w:p>
+      <w:pPr>
+        <w:pStyle w:val="1"/>
         <w:numPr>
           <w:ilvl w:val="0"/>
           <w:numId w:val="1"/>
@@ -897,7 +1308,7 @@
     </w:p>
     <w:p>
       <w:pPr>
-        <w:pStyle w:val="19"/>
+        <w:pStyle w:val="1"/>
         <w:numPr>
           <w:ilvl w:val="0"/>
           <w:numId w:val="2"/>
@@ -909,41 +1320,35 @@
           <w:iCs/>
           <w:color w:val="000000" w:themeColor="text1"/>
           <w:sz w:val="24"/>
-          <w14:textFill>
-            <w14:solidFill>
-              <w14:schemeClr w14:val="tx1"/>
-            </w14:solidFill>
-          </w14:textFill>
-        </w:rPr>
-      </w:pPr>
-      <w:r>
-        <w:rPr>
-          <w:rFonts w:ascii="Calibri" w:hAnsi="Calibri"/>
-          <w:bCs/>
-          <w:iCs/>
-          <w:color w:val="000000" w:themeColor="text1"/>
-          <w:sz w:val="24"/>
-          <w14:textFill>
-            <w14:solidFill>
-              <w14:schemeClr w14:val="tx1"/>
-            </w14:solidFill>
-          </w14:textFill>
-        </w:rPr>
-        <w:t xml:space="preserve">操作系统：Windows </w:t>
-      </w:r>
-      <w:r>
-        <w:rPr>
-          <w:rFonts w:hint="eastAsia" w:ascii="Calibri" w:hAnsi="Calibri"/>
-          <w:bCs/>
-          <w:iCs/>
-          <w:color w:val="000000" w:themeColor="text1"/>
-          <w:sz w:val="24"/>
-          <w:lang w:val="en-US" w:eastAsia="zh-CN"/>
-          <w14:textFill>
-            <w14:solidFill>
-              <w14:schemeClr w14:val="tx1"/>
-            </w14:solidFill>
-          </w14:textFill>
+        </w:rPr>
+      </w:pPr>
+      <w:r>
+        <w:rPr>
+          <w:rFonts w:ascii="Calibri" w:hAnsi="Calibri"/>
+          <w:bCs/>
+          <w:iCs/>
+          <w:color w:val="000000" w:themeColor="text1"/>
+          <w:sz w:val="24"/>
+        </w:rPr>
+        <w:t>操作系统：</w:t>
+      </w:r>
+      <w:r>
+        <w:rPr>
+          <w:rFonts w:ascii="Calibri" w:hAnsi="Calibri"/>
+          <w:bCs/>
+          <w:iCs/>
+          <w:color w:val="000000" w:themeColor="text1"/>
+          <w:sz w:val="24"/>
+        </w:rPr>
+        <w:t xml:space="preserve">Windows </w:t>
+      </w:r>
+      <w:r>
+        <w:rPr>
+          <w:rFonts w:ascii="Calibri" w:hAnsi="Calibri" w:hint="eastAsia"/>
+          <w:bCs/>
+          <w:iCs/>
+          <w:color w:val="000000" w:themeColor="text1"/>
+          <w:sz w:val="24"/>
         </w:rPr>
         <w:t>11</w:t>
       </w:r>
@@ -954,34 +1359,23 @@
           <w:iCs/>
           <w:color w:val="000000" w:themeColor="text1"/>
           <w:sz w:val="24"/>
-          <w14:textFill>
-            <w14:solidFill>
-              <w14:schemeClr w14:val="tx1"/>
-            </w14:solidFill>
-          </w14:textFill>
         </w:rPr>
         <w:t xml:space="preserve"> / macOS</w:t>
       </w:r>
       <w:r>
         <w:rPr>
-          <w:rFonts w:hint="eastAsia" w:ascii="Calibri" w:hAnsi="Calibri"/>
-          <w:bCs/>
-          <w:iCs/>
-          <w:color w:val="000000" w:themeColor="text1"/>
-          <w:sz w:val="24"/>
-          <w:lang w:val="en-US" w:eastAsia="zh-CN"/>
-          <w14:textFill>
-            <w14:solidFill>
-              <w14:schemeClr w14:val="tx1"/>
-            </w14:solidFill>
-          </w14:textFill>
+          <w:rFonts w:ascii="Calibri" w:hAnsi="Calibri" w:hint="eastAsia"/>
+          <w:bCs/>
+          <w:iCs/>
+          <w:color w:val="000000" w:themeColor="text1"/>
+          <w:sz w:val="24"/>
         </w:rPr>
         <w:t xml:space="preserve"> 26</w:t>
       </w:r>
     </w:p>
     <w:p>
       <w:pPr>
-        <w:pStyle w:val="19"/>
+        <w:pStyle w:val="1"/>
         <w:numPr>
           <w:ilvl w:val="0"/>
           <w:numId w:val="2"/>
@@ -993,48 +1387,42 @@
           <w:iCs/>
           <w:color w:val="000000" w:themeColor="text1"/>
           <w:sz w:val="24"/>
-          <w14:textFill>
-            <w14:solidFill>
-              <w14:schemeClr w14:val="tx1"/>
-            </w14:solidFill>
-          </w14:textFill>
-        </w:rPr>
-      </w:pPr>
-      <w:r>
-        <w:rPr>
-          <w:rFonts w:ascii="Calibri" w:hAnsi="Calibri"/>
-          <w:bCs/>
-          <w:iCs/>
-          <w:color w:val="000000" w:themeColor="text1"/>
-          <w:sz w:val="24"/>
-          <w14:textFill>
-            <w14:solidFill>
-              <w14:schemeClr w14:val="tx1"/>
-            </w14:solidFill>
-          </w14:textFill>
-        </w:rPr>
-        <w:t>Python版本：</w:t>
-      </w:r>
-      <w:r>
-        <w:rPr>
-          <w:rFonts w:hint="eastAsia" w:ascii="Calibri" w:hAnsi="Calibri"/>
-          <w:bCs/>
-          <w:iCs/>
-          <w:color w:val="000000" w:themeColor="text1"/>
-          <w:sz w:val="24"/>
-          <w:lang w:val="en-US" w:eastAsia="zh-CN"/>
-          <w14:textFill>
-            <w14:solidFill>
-              <w14:schemeClr w14:val="tx1"/>
-            </w14:solidFill>
-          </w14:textFill>
+        </w:rPr>
+      </w:pPr>
+      <w:r>
+        <w:rPr>
+          <w:rFonts w:ascii="Calibri" w:hAnsi="Calibri"/>
+          <w:bCs/>
+          <w:iCs/>
+          <w:color w:val="000000" w:themeColor="text1"/>
+          <w:sz w:val="24"/>
+        </w:rPr>
+        <w:t>Python</w:t>
+      </w:r>
+      <w:r>
+        <w:rPr>
+          <w:rFonts w:ascii="Calibri" w:hAnsi="Calibri"/>
+          <w:bCs/>
+          <w:iCs/>
+          <w:color w:val="000000" w:themeColor="text1"/>
+          <w:sz w:val="24"/>
+        </w:rPr>
+        <w:t>版本：</w:t>
+      </w:r>
+      <w:r>
+        <w:rPr>
+          <w:rFonts w:ascii="Calibri" w:hAnsi="Calibri" w:hint="eastAsia"/>
+          <w:bCs/>
+          <w:iCs/>
+          <w:color w:val="000000" w:themeColor="text1"/>
+          <w:sz w:val="24"/>
         </w:rPr>
         <w:t>3.13</w:t>
       </w:r>
     </w:p>
     <w:p>
       <w:pPr>
-        <w:pStyle w:val="19"/>
+        <w:pStyle w:val="1"/>
         <w:numPr>
           <w:ilvl w:val="0"/>
           <w:numId w:val="2"/>
@@ -1046,32 +1434,62 @@
           <w:iCs/>
           <w:color w:val="000000" w:themeColor="text1"/>
           <w:sz w:val="24"/>
-          <w14:textFill>
-            <w14:solidFill>
-              <w14:schemeClr w14:val="tx1"/>
-            </w14:solidFill>
-          </w14:textFill>
-        </w:rPr>
-      </w:pPr>
-      <w:r>
-        <w:rPr>
-          <w:rFonts w:ascii="Calibri" w:hAnsi="Calibri"/>
-          <w:bCs/>
-          <w:iCs/>
-          <w:color w:val="000000" w:themeColor="text1"/>
-          <w:sz w:val="24"/>
-          <w14:textFill>
-            <w14:solidFill>
-              <w14:schemeClr w14:val="tx1"/>
-            </w14:solidFill>
-          </w14:textFill>
-        </w:rPr>
-        <w:t>深度学习框架：PyTorch（CPU）</w:t>
-      </w:r>
-    </w:p>
-    <w:p>
-      <w:pPr>
-        <w:pStyle w:val="19"/>
+        </w:rPr>
+      </w:pPr>
+      <w:r>
+        <w:rPr>
+          <w:rFonts w:ascii="Calibri" w:hAnsi="Calibri"/>
+          <w:bCs/>
+          <w:iCs/>
+          <w:color w:val="000000" w:themeColor="text1"/>
+          <w:sz w:val="24"/>
+        </w:rPr>
+        <w:t>深度学习框架：</w:t>
+      </w:r>
+      <w:r>
+        <w:rPr>
+          <w:rFonts w:ascii="Calibri" w:hAnsi="Calibri"/>
+          <w:bCs/>
+          <w:iCs/>
+          <w:color w:val="000000" w:themeColor="text1"/>
+          <w:sz w:val="24"/>
+        </w:rPr>
+        <w:t>PyTorch</w:t>
+      </w:r>
+      <w:r>
+        <w:rPr>
+          <w:rFonts w:ascii="Calibri" w:hAnsi="Calibri"/>
+          <w:bCs/>
+          <w:iCs/>
+          <w:color w:val="000000" w:themeColor="text1"/>
+          <w:sz w:val="24"/>
+        </w:rPr>
+        <w:t>（</w:t>
+      </w:r>
+      <w:r>
+        <w:rPr>
+          <w:rFonts w:ascii="Calibri" w:hAnsi="Calibri"/>
+          <w:bCs/>
+          <w:iCs/>
+          <w:color w:val="000000" w:themeColor="text1"/>
+          <w:sz w:val="24"/>
+        </w:rPr>
+        <w:t>CPU</w:t>
+      </w:r>
+      <w:r>
+        <w:rPr>
+          <w:rFonts w:ascii="Calibri" w:hAnsi="Calibri"/>
+          <w:bCs/>
+          <w:iCs/>
+          <w:color w:val="000000" w:themeColor="text1"/>
+          <w:sz w:val="24"/>
+        </w:rPr>
+        <w:t>）</w:t>
+      </w:r>
+    </w:p>
+    <w:p>
+      <w:pPr>
+        <w:pStyle w:val="1"/>
         <w:numPr>
           <w:ilvl w:val="0"/>
           <w:numId w:val="2"/>
@@ -1083,32 +1501,32 @@
           <w:iCs/>
           <w:color w:val="000000" w:themeColor="text1"/>
           <w:sz w:val="24"/>
-          <w14:textFill>
-            <w14:solidFill>
-              <w14:schemeClr w14:val="tx1"/>
-            </w14:solidFill>
-          </w14:textFill>
-        </w:rPr>
-      </w:pPr>
-      <w:r>
-        <w:rPr>
-          <w:rFonts w:ascii="Calibri" w:hAnsi="Calibri"/>
-          <w:bCs/>
-          <w:iCs/>
-          <w:color w:val="000000" w:themeColor="text1"/>
-          <w:sz w:val="24"/>
-          <w14:textFill>
-            <w14:solidFill>
-              <w14:schemeClr w14:val="tx1"/>
-            </w14:solidFill>
-          </w14:textFill>
-        </w:rPr>
-        <w:t>主要库：torch, torchvision, matplotlib, numpy</w:t>
-      </w:r>
-    </w:p>
-    <w:p>
-      <w:pPr>
-        <w:pStyle w:val="19"/>
+        </w:rPr>
+      </w:pPr>
+      <w:r>
+        <w:rPr>
+          <w:rFonts w:ascii="Calibri" w:hAnsi="Calibri"/>
+          <w:bCs/>
+          <w:iCs/>
+          <w:color w:val="000000" w:themeColor="text1"/>
+          <w:sz w:val="24"/>
+        </w:rPr>
+        <w:t>主要库：</w:t>
+      </w:r>
+      <w:r>
+        <w:rPr>
+          <w:rFonts w:ascii="Calibri" w:hAnsi="Calibri"/>
+          <w:bCs/>
+          <w:iCs/>
+          <w:color w:val="000000" w:themeColor="text1"/>
+          <w:sz w:val="24"/>
+        </w:rPr>
+        <w:t>torch, torchvision, matplotlib, numpy</w:t>
+      </w:r>
+    </w:p>
+    <w:p>
+      <w:pPr>
+        <w:pStyle w:val="1"/>
         <w:numPr>
           <w:ilvl w:val="0"/>
           <w:numId w:val="2"/>
@@ -1120,32 +1538,32 @@
           <w:iCs/>
           <w:color w:val="000000" w:themeColor="text1"/>
           <w:sz w:val="24"/>
-          <w14:textFill>
-            <w14:solidFill>
-              <w14:schemeClr w14:val="tx1"/>
-            </w14:solidFill>
-          </w14:textFill>
-        </w:rPr>
-      </w:pPr>
-      <w:r>
-        <w:rPr>
-          <w:rFonts w:ascii="Calibri" w:hAnsi="Calibri"/>
-          <w:bCs/>
-          <w:iCs/>
-          <w:color w:val="000000" w:themeColor="text1"/>
-          <w:sz w:val="24"/>
-          <w14:textFill>
-            <w14:solidFill>
-              <w14:schemeClr w14:val="tx1"/>
-            </w14:solidFill>
-          </w14:textFill>
-        </w:rPr>
-        <w:t>开发环境：Jupyter Notebook / PyCharm</w:t>
-      </w:r>
-    </w:p>
-    <w:p>
-      <w:pPr>
-        <w:pStyle w:val="19"/>
+        </w:rPr>
+      </w:pPr>
+      <w:r>
+        <w:rPr>
+          <w:rFonts w:ascii="Calibri" w:hAnsi="Calibri"/>
+          <w:bCs/>
+          <w:iCs/>
+          <w:color w:val="000000" w:themeColor="text1"/>
+          <w:sz w:val="24"/>
+        </w:rPr>
+        <w:t>开发环境：</w:t>
+      </w:r>
+      <w:r>
+        <w:rPr>
+          <w:rFonts w:ascii="Calibri" w:hAnsi="Calibri"/>
+          <w:bCs/>
+          <w:iCs/>
+          <w:color w:val="000000" w:themeColor="text1"/>
+          <w:sz w:val="24"/>
+        </w:rPr>
+        <w:t>Jupyter Notebook / PyCharm</w:t>
+      </w:r>
+    </w:p>
+    <w:p>
+      <w:pPr>
+        <w:pStyle w:val="1"/>
         <w:numPr>
           <w:ilvl w:val="0"/>
           <w:numId w:val="2"/>
@@ -1157,50 +1575,45 @@
           <w:iCs/>
           <w:color w:val="000000" w:themeColor="text1"/>
           <w:sz w:val="24"/>
-          <w14:textFill>
-            <w14:solidFill>
-              <w14:schemeClr w14:val="tx1"/>
-            </w14:solidFill>
-          </w14:textFill>
-        </w:rPr>
-      </w:pPr>
-      <w:r>
-        <w:rPr>
-          <w:rFonts w:ascii="Calibri" w:hAnsi="Calibri"/>
-          <w:bCs/>
-          <w:iCs/>
-          <w:color w:val="000000" w:themeColor="text1"/>
-          <w:sz w:val="24"/>
-          <w14:textFill>
-            <w14:solidFill>
-              <w14:schemeClr w14:val="tx1"/>
-            </w14:solidFill>
-          </w14:textFill>
-        </w:rPr>
-        <w:t>硬件：CPU</w:t>
-      </w:r>
-    </w:p>
-    <w:p>
-      <w:pPr>
-        <w:pStyle w:val="19"/>
-        <w:ind w:firstLine="0" w:firstLineChars="0"/>
-        <w:rPr>
-          <w:rFonts w:ascii="Calibri" w:hAnsi="Calibri"/>
-          <w:bCs/>
-          <w:iCs/>
-          <w:color w:val="000000" w:themeColor="text1"/>
-          <w:sz w:val="24"/>
-          <w14:textFill>
-            <w14:solidFill>
-              <w14:schemeClr w14:val="tx1"/>
-            </w14:solidFill>
-          </w14:textFill>
-        </w:rPr>
-      </w:pPr>
-    </w:p>
-    <w:p>
-      <w:pPr>
-        <w:pStyle w:val="19"/>
+        </w:rPr>
+      </w:pPr>
+      <w:r>
+        <w:rPr>
+          <w:rFonts w:ascii="Calibri" w:hAnsi="Calibri"/>
+          <w:bCs/>
+          <w:iCs/>
+          <w:color w:val="000000" w:themeColor="text1"/>
+          <w:sz w:val="24"/>
+        </w:rPr>
+        <w:t>硬件：</w:t>
+      </w:r>
+      <w:r>
+        <w:rPr>
+          <w:rFonts w:ascii="Calibri" w:hAnsi="Calibri"/>
+          <w:bCs/>
+          <w:iCs/>
+          <w:color w:val="000000" w:themeColor="text1"/>
+          <w:sz w:val="24"/>
+        </w:rPr>
+        <w:t>CPU</w:t>
+      </w:r>
+    </w:p>
+    <w:p>
+      <w:pPr>
+        <w:pStyle w:val="1"/>
+        <w:ind w:firstLineChars="0" w:firstLine="0"/>
+        <w:rPr>
+          <w:rFonts w:ascii="Calibri" w:hAnsi="Calibri"/>
+          <w:bCs/>
+          <w:iCs/>
+          <w:color w:val="000000" w:themeColor="text1"/>
+          <w:sz w:val="24"/>
+        </w:rPr>
+      </w:pPr>
+    </w:p>
+    <w:p>
+      <w:pPr>
+        <w:pStyle w:val="1"/>
         <w:numPr>
           <w:ilvl w:val="0"/>
           <w:numId w:val="1"/>
@@ -1217,7 +1630,7 @@
       </w:pPr>
       <w:r>
         <w:rPr>
-          <w:rFonts w:hint="eastAsia" w:ascii="宋体" w:hAnsi="宋体" w:cs="宋体"/>
+          <w:rFonts w:ascii="宋体" w:hAnsi="宋体" w:cs="宋体" w:hint="eastAsia"/>
           <w:b/>
           <w:bCs/>
           <w:sz w:val="36"/>
@@ -1228,60 +1641,165 @@
     </w:p>
     <w:p>
       <w:pPr>
-        <w:pStyle w:val="19"/>
+        <w:pStyle w:val="1"/>
         <w:spacing w:before="100" w:beforeAutospacing="1" w:after="100" w:afterAutospacing="1" w:line="400" w:lineRule="exact"/>
-        <w:ind w:firstLine="0" w:firstLineChars="0"/>
+        <w:ind w:firstLineChars="0" w:firstLine="0"/>
+        <w:rPr>
+          <w:rFonts w:ascii="Calibri" w:hAnsi="Calibri" w:hint="eastAsia"/>
+          <w:bCs/>
+          <w:iCs/>
+          <w:color w:val="000000" w:themeColor="text1"/>
+          <w:sz w:val="22"/>
+        </w:rPr>
+      </w:pPr>
+      <w:r>
+        <w:rPr>
+          <w:rFonts w:ascii="Calibri" w:hAnsi="Calibri"/>
+          <w:bCs/>
+          <w:iCs/>
+          <w:color w:val="000000" w:themeColor="text1"/>
+          <w:sz w:val="22"/>
+        </w:rPr>
+        <w:t>M</w:t>
+      </w:r>
+      <w:r>
+        <w:rPr>
+          <w:rFonts w:ascii="Calibri" w:hAnsi="Calibri" w:hint="eastAsia"/>
+          <w:bCs/>
+          <w:iCs/>
+          <w:color w:val="000000" w:themeColor="text1"/>
+          <w:sz w:val="22"/>
+        </w:rPr>
+        <w:t>nist</w:t>
+      </w:r>
+      <w:r>
+        <w:rPr>
+          <w:rFonts w:ascii="Calibri" w:hAnsi="Calibri" w:hint="eastAsia"/>
+          <w:bCs/>
+          <w:iCs/>
+          <w:color w:val="000000" w:themeColor="text1"/>
+          <w:sz w:val="22"/>
+        </w:rPr>
+        <w:t>样本是</w:t>
+      </w:r>
+      <w:r>
+        <w:rPr>
+          <w:rFonts w:ascii="Calibri" w:hAnsi="Calibri" w:hint="eastAsia"/>
+          <w:bCs/>
+          <w:iCs/>
+          <w:color w:val="000000" w:themeColor="text1"/>
+          <w:sz w:val="22"/>
+        </w:rPr>
+        <w:t>28*28</w:t>
+      </w:r>
+      <w:r>
+        <w:rPr>
+          <w:rFonts w:ascii="Calibri" w:hAnsi="Calibri" w:hint="eastAsia"/>
+          <w:bCs/>
+          <w:iCs/>
+          <w:color w:val="000000" w:themeColor="text1"/>
+          <w:sz w:val="22"/>
+        </w:rPr>
+        <w:t>灰度图像，也就是有</w:t>
+      </w:r>
+      <w:r>
+        <w:rPr>
+          <w:rFonts w:ascii="Calibri" w:hAnsi="Calibri" w:hint="eastAsia"/>
+          <w:bCs/>
+          <w:iCs/>
+          <w:color w:val="000000" w:themeColor="text1"/>
+          <w:sz w:val="22"/>
+        </w:rPr>
+        <w:t>784</w:t>
+      </w:r>
+      <w:r>
+        <w:rPr>
+          <w:rFonts w:ascii="Calibri" w:hAnsi="Calibri" w:hint="eastAsia"/>
+          <w:bCs/>
+          <w:iCs/>
+          <w:color w:val="000000" w:themeColor="text1"/>
+          <w:sz w:val="22"/>
+        </w:rPr>
+        <w:t>个像素，数据预处理将这个图像变为</w:t>
+      </w:r>
+      <w:r>
+        <w:rPr>
+          <w:rFonts w:ascii="Calibri" w:hAnsi="Calibri" w:hint="eastAsia"/>
+          <w:bCs/>
+          <w:iCs/>
+          <w:color w:val="000000" w:themeColor="text1"/>
+          <w:sz w:val="22"/>
+        </w:rPr>
+        <w:t>784</w:t>
+      </w:r>
+      <w:r>
+        <w:rPr>
+          <w:rFonts w:ascii="Calibri" w:hAnsi="Calibri" w:hint="eastAsia"/>
+          <w:bCs/>
+          <w:iCs/>
+          <w:color w:val="000000" w:themeColor="text1"/>
+          <w:sz w:val="22"/>
+        </w:rPr>
+        <w:t>行的列向量，传递给输入层。在隐藏层，列向量经过</w:t>
+      </w:r>
+      <w:r>
+        <w:rPr>
+          <w:rFonts w:ascii="Calibri" w:hAnsi="Calibri" w:hint="eastAsia"/>
+          <w:bCs/>
+          <w:iCs/>
+          <w:color w:val="000000" w:themeColor="text1"/>
+          <w:sz w:val="22"/>
+        </w:rPr>
+        <w:t>wx+b</w:t>
+      </w:r>
+      <w:r>
+        <w:rPr>
+          <w:rFonts w:ascii="Calibri" w:hAnsi="Calibri" w:hint="eastAsia"/>
+          <w:bCs/>
+          <w:iCs/>
+          <w:color w:val="000000" w:themeColor="text1"/>
+          <w:sz w:val="22"/>
+        </w:rPr>
+        <w:t>的计算，并代入到一个激活函数，得到的值传入下一层，经过若干个隐藏层的计算，最终输出十个值，表示该图像是</w:t>
+      </w:r>
+      <w:r>
+        <w:rPr>
+          <w:rFonts w:ascii="Calibri" w:hAnsi="Calibri" w:hint="eastAsia"/>
+          <w:bCs/>
+          <w:iCs/>
+          <w:color w:val="000000" w:themeColor="text1"/>
+          <w:sz w:val="22"/>
+        </w:rPr>
+        <w:t>0~9</w:t>
+      </w:r>
+      <w:r>
+        <w:rPr>
+          <w:rFonts w:ascii="Calibri" w:hAnsi="Calibri" w:hint="eastAsia"/>
+          <w:bCs/>
+          <w:iCs/>
+          <w:color w:val="000000" w:themeColor="text1"/>
+          <w:sz w:val="22"/>
+        </w:rPr>
+        <w:t>的概率，然后根据计算结果与真实值的差异，通过优化器反向改进隐藏层中参数的值。常用激活函数能为网络加入非线性表达能力。</w:t>
+      </w:r>
+    </w:p>
+    <w:p>
+      <w:pPr>
+        <w:pStyle w:val="1"/>
+        <w:spacing w:before="100" w:beforeAutospacing="1" w:after="100" w:afterAutospacing="1" w:line="400" w:lineRule="exact"/>
+        <w:ind w:left="840" w:firstLineChars="0" w:firstLine="0"/>
         <w:rPr>
           <w:rFonts w:ascii="Calibri" w:hAnsi="Calibri"/>
           <w:bCs/>
           <w:i/>
           <w:color w:val="4472C4" w:themeColor="accent1"/>
           <w:sz w:val="22"/>
-          <w14:textFill>
-            <w14:solidFill>
-              <w14:schemeClr w14:val="accent1"/>
-            </w14:solidFill>
-          </w14:textFill>
-        </w:rPr>
-      </w:pPr>
-      <w:r>
-        <w:rPr>
-          <w:rFonts w:hint="eastAsia" w:ascii="Calibri" w:hAnsi="Calibri"/>
-          <w:bCs/>
-          <w:i/>
-          <w:color w:val="4472C4" w:themeColor="accent1"/>
-          <w:sz w:val="22"/>
-          <w14:textFill>
-            <w14:solidFill>
-              <w14:schemeClr w14:val="accent1"/>
-            </w14:solidFill>
-          </w14:textFill>
-        </w:rPr>
-        <w:t>（简要说明：神经元模型、BP网络结构、前向传播与反向传播、梯度下降更新参数、常用激活函数特点等。此处学生根据PPT知识点自行总结，要求言简意赅，200~400字。）</w:t>
-      </w:r>
-    </w:p>
-    <w:p>
-      <w:pPr>
-        <w:pStyle w:val="19"/>
-        <w:spacing w:before="100" w:beforeAutospacing="1" w:after="100" w:afterAutospacing="1" w:line="400" w:lineRule="exact"/>
-        <w:ind w:left="840" w:firstLine="0" w:firstLineChars="0"/>
-        <w:rPr>
-          <w:rFonts w:ascii="Calibri" w:hAnsi="Calibri"/>
-          <w:bCs/>
-          <w:i/>
-          <w:color w:val="4472C4" w:themeColor="accent1"/>
-          <w:sz w:val="22"/>
-          <w14:textFill>
-            <w14:solidFill>
-              <w14:schemeClr w14:val="accent1"/>
-            </w14:solidFill>
-          </w14:textFill>
-        </w:rPr>
-      </w:pPr>
-    </w:p>
-    <w:p>
-      <w:pPr>
-        <w:pStyle w:val="19"/>
+        </w:rPr>
+      </w:pPr>
+    </w:p>
+    <w:p>
+      <w:pPr>
+        <w:pStyle w:val="1"/>
         <w:numPr>
           <w:ilvl w:val="0"/>
           <w:numId w:val="1"/>
@@ -1298,7 +1816,7 @@
       </w:pPr>
       <w:r>
         <w:rPr>
-          <w:rFonts w:hint="eastAsia" w:ascii="宋体" w:hAnsi="宋体" w:cs="宋体"/>
+          <w:rFonts w:ascii="宋体" w:hAnsi="宋体" w:cs="宋体" w:hint="eastAsia"/>
           <w:b/>
           <w:bCs/>
           <w:sz w:val="36"/>
@@ -1338,7 +1856,7 @@
       </w:r>
       <w:r>
         <w:rPr>
-          <w:rFonts w:hint="eastAsia" w:ascii="Segoe UI" w:hAnsi="Segoe UI" w:cs="Segoe UI"/>
+          <w:rFonts w:ascii="Segoe UI" w:hAnsi="Segoe UI" w:cs="Segoe UI" w:hint="eastAsia"/>
           <w:b/>
           <w:bCs/>
           <w:color w:val="0F1115"/>
@@ -1351,7 +1869,7 @@
     </w:p>
     <w:p>
       <w:pPr>
-        <w:pStyle w:val="19"/>
+        <w:pStyle w:val="1"/>
         <w:numPr>
           <w:ilvl w:val="0"/>
           <w:numId w:val="3"/>
@@ -1363,88 +1881,118 @@
           <w:iCs/>
           <w:color w:val="000000" w:themeColor="text1"/>
           <w:sz w:val="24"/>
-          <w14:textFill>
-            <w14:solidFill>
-              <w14:schemeClr w14:val="tx1"/>
-            </w14:solidFill>
-          </w14:textFill>
-        </w:rPr>
-      </w:pPr>
-      <w:r>
-        <w:rPr>
-          <w:rFonts w:hint="eastAsia" w:ascii="Calibri" w:hAnsi="Calibri"/>
-          <w:bCs/>
-          <w:iCs/>
-          <w:color w:val="000000" w:themeColor="text1"/>
-          <w:sz w:val="24"/>
-          <w14:textFill>
-            <w14:solidFill>
-              <w14:schemeClr w14:val="tx1"/>
-            </w14:solidFill>
-          </w14:textFill>
-        </w:rPr>
-        <w:t>自行安装PyTorch（CPU或GPU版本均可）（也可直接使用实验室环境）</w:t>
-      </w:r>
-      <w:r>
-        <w:rPr>
-          <w:rFonts w:ascii="Calibri" w:hAnsi="Calibri"/>
-          <w:bCs/>
-          <w:iCs/>
-          <w:color w:val="000000" w:themeColor="text1"/>
-          <w:sz w:val="24"/>
-          <w14:textFill>
-            <w14:solidFill>
-              <w14:schemeClr w14:val="tx1"/>
-            </w14:solidFill>
-          </w14:textFill>
+        </w:rPr>
+      </w:pPr>
+      <w:r>
+        <w:rPr>
+          <w:rFonts w:ascii="Calibri" w:hAnsi="Calibri" w:hint="eastAsia"/>
+          <w:bCs/>
+          <w:iCs/>
+          <w:color w:val="000000" w:themeColor="text1"/>
+          <w:sz w:val="24"/>
+        </w:rPr>
+        <w:t>自行安装</w:t>
+      </w:r>
+      <w:r>
+        <w:rPr>
+          <w:rFonts w:ascii="Calibri" w:hAnsi="Calibri" w:hint="eastAsia"/>
+          <w:bCs/>
+          <w:iCs/>
+          <w:color w:val="000000" w:themeColor="text1"/>
+          <w:sz w:val="24"/>
+        </w:rPr>
+        <w:t>PyTorch</w:t>
+      </w:r>
+      <w:r>
+        <w:rPr>
+          <w:rFonts w:ascii="Calibri" w:hAnsi="Calibri" w:hint="eastAsia"/>
+          <w:bCs/>
+          <w:iCs/>
+          <w:color w:val="000000" w:themeColor="text1"/>
+          <w:sz w:val="24"/>
+        </w:rPr>
+        <w:t>（</w:t>
+      </w:r>
+      <w:r>
+        <w:rPr>
+          <w:rFonts w:ascii="Calibri" w:hAnsi="Calibri" w:hint="eastAsia"/>
+          <w:bCs/>
+          <w:iCs/>
+          <w:color w:val="000000" w:themeColor="text1"/>
+          <w:sz w:val="24"/>
+        </w:rPr>
+        <w:t>CPU</w:t>
+      </w:r>
+      <w:r>
+        <w:rPr>
+          <w:rFonts w:ascii="Calibri" w:hAnsi="Calibri" w:hint="eastAsia"/>
+          <w:bCs/>
+          <w:iCs/>
+          <w:color w:val="000000" w:themeColor="text1"/>
+          <w:sz w:val="24"/>
+        </w:rPr>
+        <w:t>或</w:t>
+      </w:r>
+      <w:r>
+        <w:rPr>
+          <w:rFonts w:ascii="Calibri" w:hAnsi="Calibri" w:hint="eastAsia"/>
+          <w:bCs/>
+          <w:iCs/>
+          <w:color w:val="000000" w:themeColor="text1"/>
+          <w:sz w:val="24"/>
+        </w:rPr>
+        <w:t>GPU</w:t>
+      </w:r>
+      <w:r>
+        <w:rPr>
+          <w:rFonts w:ascii="Calibri" w:hAnsi="Calibri" w:hint="eastAsia"/>
+          <w:bCs/>
+          <w:iCs/>
+          <w:color w:val="000000" w:themeColor="text1"/>
+          <w:sz w:val="24"/>
+        </w:rPr>
+        <w:t>版本均可）（也可直接使用实验室环境）</w:t>
+      </w:r>
+      <w:r>
+        <w:rPr>
+          <w:rFonts w:ascii="Calibri" w:hAnsi="Calibri"/>
+          <w:bCs/>
+          <w:iCs/>
+          <w:color w:val="000000" w:themeColor="text1"/>
+          <w:sz w:val="24"/>
         </w:rPr>
         <w:t>。</w:t>
       </w:r>
     </w:p>
     <w:p>
       <w:pPr>
-        <w:pStyle w:val="19"/>
-        <w:ind w:firstLine="0" w:firstLineChars="0"/>
-        <w:rPr>
-          <w:rFonts w:ascii="Calibri" w:hAnsi="Calibri"/>
-          <w:bCs/>
-          <w:iCs/>
-          <w:color w:val="000000" w:themeColor="text1"/>
-          <w:sz w:val="24"/>
-          <w14:textFill>
-            <w14:solidFill>
-              <w14:schemeClr w14:val="tx1"/>
-            </w14:solidFill>
-          </w14:textFill>
-        </w:rPr>
-      </w:pPr>
-      <w:r>
-        <w:rPr>
-          <w:rFonts w:ascii="Calibri" w:hAnsi="Calibri"/>
-          <w:bCs/>
-          <w:iCs/>
-          <w:color w:val="000000" w:themeColor="text1"/>
-          <w:sz w:val="24"/>
-          <w14:textFill>
-            <w14:solidFill>
-              <w14:schemeClr w14:val="tx1"/>
-            </w14:solidFill>
-          </w14:textFill>
+        <w:pStyle w:val="1"/>
+        <w:ind w:firstLineChars="0" w:firstLine="0"/>
+        <w:rPr>
+          <w:rFonts w:ascii="Calibri" w:hAnsi="Calibri"/>
+          <w:bCs/>
+          <w:iCs/>
+          <w:color w:val="000000" w:themeColor="text1"/>
+          <w:sz w:val="24"/>
+        </w:rPr>
+      </w:pPr>
+      <w:r>
+        <w:rPr>
+          <w:rFonts w:ascii="Calibri" w:hAnsi="Calibri"/>
+          <w:bCs/>
+          <w:iCs/>
+          <w:color w:val="000000" w:themeColor="text1"/>
+          <w:sz w:val="24"/>
         </w:rPr>
         <w:t>2</w:t>
       </w:r>
       <w:r>
         <w:rPr>
-          <w:rFonts w:hint="eastAsia" w:ascii="Calibri" w:hAnsi="Calibri"/>
-          <w:bCs/>
-          <w:iCs/>
-          <w:color w:val="000000" w:themeColor="text1"/>
-          <w:sz w:val="24"/>
-          <w14:textFill>
-            <w14:solidFill>
-              <w14:schemeClr w14:val="tx1"/>
-            </w14:solidFill>
-          </w14:textFill>
+          <w:rFonts w:ascii="Calibri" w:hAnsi="Calibri" w:hint="eastAsia"/>
+          <w:bCs/>
+          <w:iCs/>
+          <w:color w:val="000000" w:themeColor="text1"/>
+          <w:sz w:val="24"/>
         </w:rPr>
         <w:t>、</w:t>
       </w:r>
@@ -1455,11 +2003,6 @@
           <w:iCs/>
           <w:color w:val="000000" w:themeColor="text1"/>
           <w:sz w:val="24"/>
-          <w14:textFill>
-            <w14:solidFill>
-              <w14:schemeClr w14:val="tx1"/>
-            </w14:solidFill>
-          </w14:textFill>
         </w:rPr>
         <w:t>运行教师下发的基线代码（</w:t>
       </w:r>
@@ -1469,11 +2012,6 @@
           <w:bCs/>
           <w:iCs/>
           <w:color w:val="000000" w:themeColor="text1"/>
-          <w14:textFill>
-            <w14:solidFill>
-              <w14:schemeClr w14:val="tx1"/>
-            </w14:solidFill>
-          </w14:textFill>
         </w:rPr>
         <w:t>.ipynb</w:t>
       </w:r>
@@ -1484,71 +2022,51 @@
           <w:iCs/>
           <w:color w:val="000000" w:themeColor="text1"/>
           <w:sz w:val="24"/>
-          <w14:textFill>
-            <w14:solidFill>
-              <w14:schemeClr w14:val="tx1"/>
-            </w14:solidFill>
-          </w14:textFill>
         </w:rPr>
         <w:t>文件），确保能够完整训练并输出测试准确率。</w:t>
       </w:r>
     </w:p>
     <w:p>
       <w:pPr>
-        <w:pStyle w:val="19"/>
-        <w:ind w:firstLine="0" w:firstLineChars="0"/>
-        <w:rPr>
-          <w:rFonts w:hint="default" w:ascii="Calibri" w:hAnsi="Calibri" w:eastAsia="宋体"/>
-          <w:bCs/>
-          <w:iCs/>
-          <w:color w:val="000000" w:themeColor="text1"/>
-          <w:sz w:val="24"/>
-          <w:lang w:val="en-US" w:eastAsia="zh-CN"/>
-          <w14:textFill>
-            <w14:solidFill>
-              <w14:schemeClr w14:val="tx1"/>
-            </w14:solidFill>
-          </w14:textFill>
-        </w:rPr>
-      </w:pPr>
-      <w:r>
-        <w:rPr>
-          <w:rFonts w:hint="eastAsia" w:ascii="Calibri" w:hAnsi="Calibri"/>
-          <w:bCs/>
-          <w:iCs/>
-          <w:color w:val="000000" w:themeColor="text1"/>
-          <w:sz w:val="24"/>
-          <w:lang w:val="en-US" w:eastAsia="zh-CN"/>
-          <w14:textFill>
-            <w14:solidFill>
-              <w14:schemeClr w14:val="tx1"/>
-            </w14:solidFill>
-          </w14:textFill>
+        <w:pStyle w:val="1"/>
+        <w:ind w:firstLineChars="0" w:firstLine="0"/>
+        <w:rPr>
+          <w:rFonts w:ascii="Calibri" w:hAnsi="Calibri"/>
+          <w:bCs/>
+          <w:iCs/>
+          <w:color w:val="000000" w:themeColor="text1"/>
+          <w:sz w:val="24"/>
+        </w:rPr>
+      </w:pPr>
+      <w:r>
+        <w:rPr>
+          <w:rFonts w:ascii="Calibri" w:hAnsi="Calibri" w:hint="eastAsia"/>
+          <w:bCs/>
+          <w:iCs/>
+          <w:color w:val="000000" w:themeColor="text1"/>
+          <w:sz w:val="24"/>
         </w:rPr>
         <w:t xml:space="preserve">3. </w:t>
       </w:r>
     </w:p>
     <w:p>
       <w:pPr>
-        <w:pStyle w:val="19"/>
-        <w:ind w:firstLine="0" w:firstLineChars="0"/>
-        <w:rPr>
-          <w:rFonts w:hint="eastAsia" w:ascii="Calibri" w:hAnsi="Calibri"/>
+        <w:pStyle w:val="1"/>
+        <w:ind w:firstLineChars="0" w:firstLine="0"/>
+        <w:rPr>
+          <w:rFonts w:ascii="Calibri" w:hAnsi="Calibri"/>
           <w:bCs/>
           <w:i/>
           <w:color w:val="4472C4" w:themeColor="accent1"/>
           <w:sz w:val="22"/>
-          <w:lang w:eastAsia="zh-CN"/>
-          <w14:textFill>
-            <w14:solidFill>
-              <w14:schemeClr w14:val="accent1"/>
-            </w14:solidFill>
-          </w14:textFill>
-        </w:rPr>
-      </w:pPr>
-      <w:r>
+        </w:rPr>
+      </w:pPr>
+      <w:r>
+        <w:rPr>
+          <w:noProof/>
+        </w:rPr>
         <w:drawing>
-          <wp:inline distT="0" distB="0" distL="114300" distR="114300">
+          <wp:inline distT="0" distB="0" distL="114300" distR="114300" wp14:anchorId="3F991317" wp14:editId="6E7E37D6">
             <wp:extent cx="5271135" cy="303530"/>
             <wp:effectExtent l="0" t="0" r="12065" b="1270"/>
             <wp:docPr id="3" name="图片 3"/>
@@ -1565,7 +2083,7 @@
                     </pic:cNvPicPr>
                   </pic:nvPicPr>
                   <pic:blipFill>
-                    <a:blip r:embed="rId8"/>
+                    <a:blip r:embed="rId9"/>
                     <a:stretch>
                       <a:fillRect/>
                     </a:stretch>
@@ -1592,12 +2110,16 @@
     </w:p>
     <w:p>
       <w:pPr>
-        <w:pStyle w:val="19"/>
-        <w:ind w:firstLine="0" w:firstLineChars="0"/>
-      </w:pPr>
-      <w:r>
+        <w:pStyle w:val="1"/>
+        <w:ind w:firstLineChars="0" w:firstLine="0"/>
+      </w:pPr>
+      <w:r>
+        <w:rPr>
+          <w:noProof/>
+        </w:rPr>
+        <w:lastRenderedPageBreak/>
         <w:drawing>
-          <wp:inline distT="0" distB="0" distL="114300" distR="114300">
+          <wp:inline distT="0" distB="0" distL="114300" distR="114300" wp14:anchorId="7B310ED0" wp14:editId="24124E5B">
             <wp:extent cx="5143500" cy="2451100"/>
             <wp:effectExtent l="0" t="0" r="12700" b="12700"/>
             <wp:docPr id="2" name="图片 2"/>
@@ -1614,7 +2136,7 @@
                     </pic:cNvPicPr>
                   </pic:nvPicPr>
                   <pic:blipFill>
-                    <a:blip r:embed="rId9"/>
+                    <a:blip r:embed="rId10"/>
                     <a:stretch>
                       <a:fillRect/>
                     </a:stretch>
@@ -1641,12 +2163,15 @@
     </w:p>
     <w:p>
       <w:pPr>
-        <w:pStyle w:val="19"/>
-        <w:ind w:firstLine="0" w:firstLineChars="0"/>
-      </w:pPr>
-      <w:r>
+        <w:pStyle w:val="1"/>
+        <w:ind w:firstLineChars="0" w:firstLine="0"/>
+      </w:pPr>
+      <w:r>
+        <w:rPr>
+          <w:noProof/>
+        </w:rPr>
         <w:drawing>
-          <wp:inline distT="0" distB="0" distL="114300" distR="114300">
+          <wp:inline distT="0" distB="0" distL="114300" distR="114300" wp14:anchorId="6D54B839" wp14:editId="662C4144">
             <wp:extent cx="5272405" cy="1111885"/>
             <wp:effectExtent l="0" t="0" r="10795" b="5715"/>
             <wp:docPr id="4" name="图片 4"/>
@@ -1663,7 +2188,7 @@
                     </pic:cNvPicPr>
                   </pic:nvPicPr>
                   <pic:blipFill>
-                    <a:blip r:embed="rId10"/>
+                    <a:blip r:embed="rId11"/>
                     <a:stretch>
                       <a:fillRect/>
                     </a:stretch>
@@ -1711,7 +2236,7 @@
       </w:r>
       <w:r>
         <w:rPr>
-          <w:rFonts w:hint="eastAsia" w:ascii="Segoe UI" w:hAnsi="Segoe UI" w:cs="Segoe UI"/>
+          <w:rFonts w:ascii="Segoe UI" w:hAnsi="Segoe UI" w:cs="Segoe UI" w:hint="eastAsia"/>
           <w:color w:val="0F1115"/>
           <w:sz w:val="30"/>
           <w:szCs w:val="30"/>
@@ -1721,57 +2246,32 @@
     </w:p>
     <w:p>
       <w:pPr>
-        <w:pStyle w:val="19"/>
+        <w:pStyle w:val="1"/>
         <w:spacing w:before="100" w:beforeAutospacing="1" w:after="100" w:afterAutospacing="1" w:line="400" w:lineRule="exact"/>
-        <w:ind w:firstLine="0" w:firstLineChars="0"/>
-        <w:rPr>
-          <w:bCs/>
-          <w:iCs/>
-          <w:color w:val="000000" w:themeColor="text1"/>
-          <w:sz w:val="22"/>
-          <w14:textFill>
-            <w14:solidFill>
-              <w14:schemeClr w14:val="tx1"/>
-            </w14:solidFill>
-          </w14:textFill>
-        </w:rPr>
-      </w:pPr>
-      <w:r>
-        <w:rPr>
-          <w:rFonts w:hint="eastAsia"/>
-          <w:bCs/>
-          <w:iCs/>
-          <w:color w:val="000000" w:themeColor="text1"/>
-          <w:sz w:val="22"/>
-          <w14:textFill>
-            <w14:solidFill>
-              <w14:schemeClr w14:val="tx1"/>
-            </w14:solidFill>
-          </w14:textFill>
+        <w:ind w:firstLineChars="0" w:firstLine="0"/>
+        <w:rPr>
+          <w:bCs/>
+          <w:iCs/>
+          <w:color w:val="000000" w:themeColor="text1"/>
+          <w:sz w:val="22"/>
+        </w:rPr>
+      </w:pPr>
+      <w:r>
+        <w:rPr>
+          <w:rFonts w:hint="eastAsia"/>
+          <w:bCs/>
+          <w:iCs/>
+          <w:color w:val="000000" w:themeColor="text1"/>
+          <w:sz w:val="22"/>
         </w:rPr>
         <w:t>基线模型设置</w:t>
       </w:r>
     </w:p>
     <w:tbl>
       <w:tblPr>
-        <w:tblStyle w:val="10"/>
+        <w:tblStyle w:val="aa"/>
         <w:tblW w:w="0" w:type="auto"/>
-        <w:tblInd w:w="0" w:type="dxa"/>
-        <w:tblBorders>
-          <w:top w:val="single" w:color="auto" w:sz="4" w:space="0"/>
-          <w:left w:val="single" w:color="auto" w:sz="4" w:space="0"/>
-          <w:bottom w:val="single" w:color="auto" w:sz="4" w:space="0"/>
-          <w:right w:val="single" w:color="auto" w:sz="4" w:space="0"/>
-          <w:insideH w:val="single" w:color="auto" w:sz="4" w:space="0"/>
-          <w:insideV w:val="single" w:color="auto" w:sz="4" w:space="0"/>
-        </w:tblBorders>
-        <w:tblLayout w:type="autofit"/>
-        <w:tblCellMar>
-          <w:top w:w="0" w:type="dxa"/>
-          <w:left w:w="108" w:type="dxa"/>
-          <w:bottom w:w="0" w:type="dxa"/>
-          <w:right w:w="108" w:type="dxa"/>
-        </w:tblCellMar>
+        <w:tblLook w:val="04A0" w:firstRow="1" w:lastRow="0" w:firstColumn="1" w:lastColumn="0" w:noHBand="0" w:noVBand="1"/>
       </w:tblPr>
       <w:tblGrid>
         <w:gridCol w:w="2972"/>
@@ -1785,20 +2285,15 @@
           </w:tcPr>
           <w:p>
             <w:pPr>
-              <w:pStyle w:val="19"/>
+              <w:pStyle w:val="1"/>
               <w:spacing w:before="100" w:beforeAutospacing="1" w:after="100" w:afterAutospacing="1" w:line="400" w:lineRule="exact"/>
-              <w:ind w:firstLine="0" w:firstLineChars="0"/>
+              <w:ind w:firstLineChars="0" w:firstLine="0"/>
               <w:rPr>
                 <w:b/>
                 <w:bCs/>
                 <w:iCs/>
                 <w:color w:val="000000" w:themeColor="text1"/>
                 <w:sz w:val="22"/>
-                <w14:textFill>
-                  <w14:solidFill>
-                    <w14:schemeClr w14:val="tx1"/>
-                  </w14:solidFill>
-                </w14:textFill>
               </w:rPr>
             </w:pPr>
             <w:r>
@@ -1821,20 +2316,15 @@
           </w:tcPr>
           <w:p>
             <w:pPr>
-              <w:pStyle w:val="19"/>
+              <w:pStyle w:val="1"/>
               <w:spacing w:before="100" w:beforeAutospacing="1" w:after="100" w:afterAutospacing="1" w:line="400" w:lineRule="exact"/>
-              <w:ind w:firstLine="0" w:firstLineChars="0"/>
+              <w:ind w:firstLineChars="0" w:firstLine="0"/>
               <w:rPr>
                 <w:b/>
                 <w:bCs/>
                 <w:iCs/>
                 <w:color w:val="000000" w:themeColor="text1"/>
                 <w:sz w:val="22"/>
-                <w14:textFill>
-                  <w14:solidFill>
-                    <w14:schemeClr w14:val="tx1"/>
-                  </w14:solidFill>
-                </w14:textFill>
               </w:rPr>
             </w:pPr>
             <w:r>
@@ -1859,19 +2349,14 @@
           </w:tcPr>
           <w:p>
             <w:pPr>
-              <w:pStyle w:val="19"/>
+              <w:pStyle w:val="1"/>
               <w:spacing w:before="100" w:beforeAutospacing="1" w:after="100" w:afterAutospacing="1" w:line="400" w:lineRule="exact"/>
-              <w:ind w:firstLine="0" w:firstLineChars="0"/>
+              <w:ind w:firstLineChars="0" w:firstLine="0"/>
               <w:rPr>
                 <w:bCs/>
                 <w:iCs/>
                 <w:color w:val="000000" w:themeColor="text1"/>
                 <w:sz w:val="22"/>
-                <w14:textFill>
-                  <w14:solidFill>
-                    <w14:schemeClr w14:val="tx1"/>
-                  </w14:solidFill>
-                </w14:textFill>
               </w:rPr>
             </w:pPr>
             <w:r>
@@ -1892,21 +2377,14 @@
           </w:tcPr>
           <w:p>
             <w:pPr>
-              <w:pStyle w:val="19"/>
+              <w:pStyle w:val="1"/>
               <w:spacing w:before="100" w:beforeAutospacing="1" w:after="100" w:afterAutospacing="1" w:line="400" w:lineRule="exact"/>
-              <w:ind w:firstLine="0" w:firstLineChars="0"/>
+              <w:ind w:firstLineChars="0" w:firstLine="0"/>
               <w:rPr>
-                <w:rFonts w:hint="eastAsia" w:eastAsia="宋体"/>
                 <w:bCs/>
                 <w:iCs/>
                 <w:color w:val="000000" w:themeColor="text1"/>
                 <w:sz w:val="22"/>
-                <w:lang w:val="en-US" w:eastAsia="zh-CN"/>
-                <w14:textFill>
-                  <w14:solidFill>
-                    <w14:schemeClr w14:val="tx1"/>
-                  </w14:solidFill>
-                </w14:textFill>
               </w:rPr>
             </w:pPr>
             <w:r>
@@ -1916,12 +2394,6 @@
                 <w:iCs/>
                 <w:color w:val="000000" w:themeColor="text1"/>
                 <w:sz w:val="22"/>
-                <w:lang w:val="en-US" w:eastAsia="zh-CN"/>
-                <w14:textFill>
-                  <w14:solidFill>
-                    <w14:schemeClr w14:val="tx1"/>
-                  </w14:solidFill>
-                </w14:textFill>
               </w:rPr>
               <w:t>Linear</w:t>
             </w:r>
@@ -1936,19 +2408,14 @@
           </w:tcPr>
           <w:p>
             <w:pPr>
-              <w:pStyle w:val="19"/>
+              <w:pStyle w:val="1"/>
               <w:spacing w:before="100" w:beforeAutospacing="1" w:after="100" w:afterAutospacing="1" w:line="400" w:lineRule="exact"/>
-              <w:ind w:firstLine="0" w:firstLineChars="0"/>
+              <w:ind w:firstLineChars="0" w:firstLine="0"/>
               <w:rPr>
                 <w:bCs/>
                 <w:iCs/>
                 <w:color w:val="000000" w:themeColor="text1"/>
                 <w:sz w:val="22"/>
-                <w14:textFill>
-                  <w14:solidFill>
-                    <w14:schemeClr w14:val="tx1"/>
-                  </w14:solidFill>
-                </w14:textFill>
               </w:rPr>
             </w:pPr>
             <w:r>
@@ -1958,7 +2425,25 @@
                 <w:sz w:val="23"/>
                 <w:szCs w:val="23"/>
               </w:rPr>
-              <w:t>批量大小（batch_size）</w:t>
+              <w:t>批量大小（</w:t>
+            </w:r>
+            <w:r>
+              <w:rPr>
+                <w:rFonts w:ascii="Segoe UI" w:hAnsi="Segoe UI" w:cs="Segoe UI"/>
+                <w:color w:val="0F1115"/>
+                <w:sz w:val="23"/>
+                <w:szCs w:val="23"/>
+              </w:rPr>
+              <w:t>batch_size</w:t>
+            </w:r>
+            <w:r>
+              <w:rPr>
+                <w:rFonts w:ascii="Segoe UI" w:hAnsi="Segoe UI" w:cs="Segoe UI"/>
+                <w:color w:val="0F1115"/>
+                <w:sz w:val="23"/>
+                <w:szCs w:val="23"/>
+              </w:rPr>
+              <w:t>）</w:t>
             </w:r>
           </w:p>
         </w:tc>
@@ -1969,21 +2454,14 @@
           </w:tcPr>
           <w:p>
             <w:pPr>
-              <w:pStyle w:val="19"/>
+              <w:pStyle w:val="1"/>
               <w:spacing w:before="100" w:beforeAutospacing="1" w:after="100" w:afterAutospacing="1" w:line="400" w:lineRule="exact"/>
-              <w:ind w:firstLine="0" w:firstLineChars="0"/>
+              <w:ind w:firstLineChars="0" w:firstLine="0"/>
               <w:rPr>
-                <w:rFonts w:hint="default" w:eastAsia="宋体"/>
                 <w:bCs/>
                 <w:iCs/>
                 <w:color w:val="000000" w:themeColor="text1"/>
                 <w:sz w:val="22"/>
-                <w:lang w:val="en-US" w:eastAsia="zh-CN"/>
-                <w14:textFill>
-                  <w14:solidFill>
-                    <w14:schemeClr w14:val="tx1"/>
-                  </w14:solidFill>
-                </w14:textFill>
               </w:rPr>
             </w:pPr>
             <w:r>
@@ -1993,12 +2471,6 @@
                 <w:iCs/>
                 <w:color w:val="000000" w:themeColor="text1"/>
                 <w:sz w:val="22"/>
-                <w:lang w:val="en-US" w:eastAsia="zh-CN"/>
-                <w14:textFill>
-                  <w14:solidFill>
-                    <w14:schemeClr w14:val="tx1"/>
-                  </w14:solidFill>
-                </w14:textFill>
               </w:rPr>
               <w:t>64</w:t>
             </w:r>
@@ -2013,19 +2485,14 @@
           </w:tcPr>
           <w:p>
             <w:pPr>
-              <w:pStyle w:val="19"/>
+              <w:pStyle w:val="1"/>
               <w:spacing w:before="100" w:beforeAutospacing="1" w:after="100" w:afterAutospacing="1" w:line="400" w:lineRule="exact"/>
-              <w:ind w:firstLine="0" w:firstLineChars="0"/>
+              <w:ind w:firstLineChars="0" w:firstLine="0"/>
               <w:rPr>
                 <w:bCs/>
                 <w:iCs/>
                 <w:color w:val="000000" w:themeColor="text1"/>
                 <w:sz w:val="22"/>
-                <w14:textFill>
-                  <w14:solidFill>
-                    <w14:schemeClr w14:val="tx1"/>
-                  </w14:solidFill>
-                </w14:textFill>
               </w:rPr>
             </w:pPr>
             <w:r>
@@ -2046,21 +2513,14 @@
           </w:tcPr>
           <w:p>
             <w:pPr>
-              <w:pStyle w:val="19"/>
+              <w:pStyle w:val="1"/>
               <w:spacing w:before="100" w:beforeAutospacing="1" w:after="100" w:afterAutospacing="1" w:line="400" w:lineRule="exact"/>
-              <w:ind w:firstLine="0" w:firstLineChars="0"/>
+              <w:ind w:firstLineChars="0" w:firstLine="0"/>
               <w:rPr>
-                <w:rFonts w:hint="eastAsia" w:eastAsia="宋体"/>
                 <w:bCs/>
                 <w:iCs/>
                 <w:color w:val="000000" w:themeColor="text1"/>
                 <w:sz w:val="22"/>
-                <w:lang w:val="en-US" w:eastAsia="zh-CN"/>
-                <w14:textFill>
-                  <w14:solidFill>
-                    <w14:schemeClr w14:val="tx1"/>
-                  </w14:solidFill>
-                </w14:textFill>
               </w:rPr>
             </w:pPr>
             <w:r>
@@ -2070,12 +2530,6 @@
                 <w:iCs/>
                 <w:color w:val="000000" w:themeColor="text1"/>
                 <w:sz w:val="22"/>
-                <w:lang w:val="en-US" w:eastAsia="zh-CN"/>
-                <w14:textFill>
-                  <w14:solidFill>
-                    <w14:schemeClr w14:val="tx1"/>
-                  </w14:solidFill>
-                </w14:textFill>
               </w:rPr>
               <w:t>Adam</w:t>
             </w:r>
@@ -2090,19 +2544,14 @@
           </w:tcPr>
           <w:p>
             <w:pPr>
-              <w:pStyle w:val="19"/>
+              <w:pStyle w:val="1"/>
               <w:spacing w:before="100" w:beforeAutospacing="1" w:after="100" w:afterAutospacing="1" w:line="400" w:lineRule="exact"/>
-              <w:ind w:firstLine="0" w:firstLineChars="0"/>
+              <w:ind w:firstLineChars="0" w:firstLine="0"/>
               <w:rPr>
                 <w:bCs/>
                 <w:iCs/>
                 <w:color w:val="000000" w:themeColor="text1"/>
                 <w:sz w:val="22"/>
-                <w14:textFill>
-                  <w14:solidFill>
-                    <w14:schemeClr w14:val="tx1"/>
-                  </w14:solidFill>
-                </w14:textFill>
               </w:rPr>
             </w:pPr>
             <w:r>
@@ -2123,21 +2572,14 @@
           </w:tcPr>
           <w:p>
             <w:pPr>
-              <w:pStyle w:val="19"/>
+              <w:pStyle w:val="1"/>
               <w:spacing w:before="100" w:beforeAutospacing="1" w:after="100" w:afterAutospacing="1" w:line="400" w:lineRule="exact"/>
-              <w:ind w:firstLine="0" w:firstLineChars="0"/>
+              <w:ind w:firstLineChars="0" w:firstLine="0"/>
               <w:rPr>
-                <w:rFonts w:hint="default" w:eastAsia="宋体"/>
                 <w:bCs/>
                 <w:iCs/>
                 <w:color w:val="000000" w:themeColor="text1"/>
                 <w:sz w:val="22"/>
-                <w:lang w:val="en-US" w:eastAsia="zh-CN"/>
-                <w14:textFill>
-                  <w14:solidFill>
-                    <w14:schemeClr w14:val="tx1"/>
-                  </w14:solidFill>
-                </w14:textFill>
               </w:rPr>
             </w:pPr>
             <w:r>
@@ -2147,12 +2589,6 @@
                 <w:iCs/>
                 <w:color w:val="000000" w:themeColor="text1"/>
                 <w:sz w:val="22"/>
-                <w:lang w:val="en-US" w:eastAsia="zh-CN"/>
-                <w14:textFill>
-                  <w14:solidFill>
-                    <w14:schemeClr w14:val="tx1"/>
-                  </w14:solidFill>
-                </w14:textFill>
               </w:rPr>
               <w:t>CrossEntropyLoss</w:t>
             </w:r>
@@ -2167,19 +2603,14 @@
           </w:tcPr>
           <w:p>
             <w:pPr>
-              <w:pStyle w:val="19"/>
+              <w:pStyle w:val="1"/>
               <w:spacing w:before="100" w:beforeAutospacing="1" w:after="100" w:afterAutospacing="1" w:line="400" w:lineRule="exact"/>
-              <w:ind w:firstLine="0" w:firstLineChars="0"/>
+              <w:ind w:firstLineChars="0" w:firstLine="0"/>
               <w:rPr>
                 <w:bCs/>
                 <w:iCs/>
                 <w:color w:val="000000" w:themeColor="text1"/>
                 <w:sz w:val="22"/>
-                <w14:textFill>
-                  <w14:solidFill>
-                    <w14:schemeClr w14:val="tx1"/>
-                  </w14:solidFill>
-                </w14:textFill>
               </w:rPr>
             </w:pPr>
             <w:r>
@@ -2189,7 +2620,25 @@
                 <w:sz w:val="23"/>
                 <w:szCs w:val="23"/>
               </w:rPr>
-              <w:t>训练轮数（epoch）</w:t>
+              <w:t>训练轮数（</w:t>
+            </w:r>
+            <w:r>
+              <w:rPr>
+                <w:rFonts w:ascii="Segoe UI" w:hAnsi="Segoe UI" w:cs="Segoe UI"/>
+                <w:color w:val="0F1115"/>
+                <w:sz w:val="23"/>
+                <w:szCs w:val="23"/>
+              </w:rPr>
+              <w:t>epoch</w:t>
+            </w:r>
+            <w:r>
+              <w:rPr>
+                <w:rFonts w:ascii="Segoe UI" w:hAnsi="Segoe UI" w:cs="Segoe UI"/>
+                <w:color w:val="0F1115"/>
+                <w:sz w:val="23"/>
+                <w:szCs w:val="23"/>
+              </w:rPr>
+              <w:t>）</w:t>
             </w:r>
           </w:p>
         </w:tc>
@@ -2200,21 +2649,14 @@
           </w:tcPr>
           <w:p>
             <w:pPr>
-              <w:pStyle w:val="19"/>
+              <w:pStyle w:val="1"/>
               <w:spacing w:before="100" w:beforeAutospacing="1" w:after="100" w:afterAutospacing="1" w:line="400" w:lineRule="exact"/>
-              <w:ind w:firstLine="0" w:firstLineChars="0"/>
+              <w:ind w:firstLineChars="0" w:firstLine="0"/>
               <w:rPr>
-                <w:rFonts w:hint="eastAsia" w:eastAsia="宋体"/>
                 <w:bCs/>
                 <w:iCs/>
                 <w:color w:val="000000" w:themeColor="text1"/>
                 <w:sz w:val="22"/>
-                <w:lang w:val="en-US" w:eastAsia="zh-CN"/>
-                <w14:textFill>
-                  <w14:solidFill>
-                    <w14:schemeClr w14:val="tx1"/>
-                  </w14:solidFill>
-                </w14:textFill>
               </w:rPr>
             </w:pPr>
             <w:r>
@@ -2224,12 +2666,6 @@
                 <w:iCs/>
                 <w:color w:val="000000" w:themeColor="text1"/>
                 <w:sz w:val="22"/>
-                <w:lang w:val="en-US" w:eastAsia="zh-CN"/>
-                <w14:textFill>
-                  <w14:solidFill>
-                    <w14:schemeClr w14:val="tx1"/>
-                  </w14:solidFill>
-                </w14:textFill>
               </w:rPr>
               <w:t>5</w:t>
             </w:r>
@@ -2244,19 +2680,14 @@
           </w:tcPr>
           <w:p>
             <w:pPr>
-              <w:pStyle w:val="19"/>
+              <w:pStyle w:val="1"/>
               <w:spacing w:before="100" w:beforeAutospacing="1" w:after="100" w:afterAutospacing="1" w:line="400" w:lineRule="exact"/>
-              <w:ind w:firstLine="0" w:firstLineChars="0"/>
+              <w:ind w:firstLineChars="0" w:firstLine="0"/>
               <w:rPr>
                 <w:bCs/>
                 <w:iCs/>
                 <w:color w:val="000000" w:themeColor="text1"/>
                 <w:sz w:val="22"/>
-                <w14:textFill>
-                  <w14:solidFill>
-                    <w14:schemeClr w14:val="tx1"/>
-                  </w14:solidFill>
-                </w14:textFill>
               </w:rPr>
             </w:pPr>
             <w:r>
@@ -2277,36 +2708,22 @@
           </w:tcPr>
           <w:p>
             <w:pPr>
-              <w:pStyle w:val="19"/>
+              <w:pStyle w:val="1"/>
               <w:spacing w:before="100" w:beforeAutospacing="1" w:after="100" w:afterAutospacing="1" w:line="400" w:lineRule="exact"/>
-              <w:ind w:firstLine="0" w:firstLineChars="0"/>
+              <w:ind w:firstLineChars="0" w:firstLine="0"/>
               <w:rPr>
-                <w:rFonts w:hint="default" w:eastAsia="宋体"/>
                 <w:bCs/>
                 <w:iCs/>
                 <w:color w:val="000000" w:themeColor="text1"/>
                 <w:sz w:val="22"/>
-                <w:lang w:val="en-US" w:eastAsia="zh-CN"/>
-                <w14:textFill>
-                  <w14:solidFill>
-                    <w14:schemeClr w14:val="tx1"/>
-                  </w14:solidFill>
-                </w14:textFill>
               </w:rPr>
             </w:pPr>
             <w:r>
               <w:rPr>
-                <w:rFonts w:hint="default"/>
                 <w:bCs/>
                 <w:iCs/>
                 <w:color w:val="000000" w:themeColor="text1"/>
                 <w:sz w:val="22"/>
-                <w:lang w:val="en-US"/>
-                <w14:textFill>
-                  <w14:solidFill>
-                    <w14:schemeClr w14:val="tx1"/>
-                  </w14:solidFill>
-                </w14:textFill>
               </w:rPr>
               <w:t>To</w:t>
             </w:r>
@@ -2317,28 +2734,15 @@
                 <w:iCs/>
                 <w:color w:val="000000" w:themeColor="text1"/>
                 <w:sz w:val="22"/>
-                <w:lang w:val="en-US" w:eastAsia="zh-CN"/>
-                <w14:textFill>
-                  <w14:solidFill>
-                    <w14:schemeClr w14:val="tx1"/>
-                  </w14:solidFill>
-                </w14:textFill>
               </w:rPr>
               <w:t>T</w:t>
             </w:r>
             <w:r>
               <w:rPr>
-                <w:rFonts w:hint="default"/>
                 <w:bCs/>
                 <w:iCs/>
                 <w:color w:val="000000" w:themeColor="text1"/>
                 <w:sz w:val="22"/>
-                <w:lang w:val="en-US"/>
-                <w14:textFill>
-                  <w14:solidFill>
-                    <w14:schemeClr w14:val="tx1"/>
-                  </w14:solidFill>
-                </w14:textFill>
               </w:rPr>
               <w:t>ensor</w:t>
             </w:r>
@@ -2349,14 +2753,18 @@
                 <w:iCs/>
                 <w:color w:val="000000" w:themeColor="text1"/>
                 <w:sz w:val="22"/>
-                <w:lang w:val="en-US" w:eastAsia="zh-CN"/>
-                <w14:textFill>
-                  <w14:solidFill>
-                    <w14:schemeClr w14:val="tx1"/>
-                  </w14:solidFill>
-                </w14:textFill>
               </w:rPr>
-              <w:t>与Normalize</w:t>
+              <w:t>与</w:t>
+            </w:r>
+            <w:r>
+              <w:rPr>
+                <w:rFonts w:hint="eastAsia"/>
+                <w:bCs/>
+                <w:iCs/>
+                <w:color w:val="000000" w:themeColor="text1"/>
+                <w:sz w:val="22"/>
+              </w:rPr>
+              <w:t>Normalize</w:t>
             </w:r>
           </w:p>
         </w:tc>
@@ -2377,7 +2785,22 @@
           <w:rFonts w:ascii="Segoe UI" w:hAnsi="Segoe UI" w:cs="Segoe UI"/>
           <w:color w:val="0F1115"/>
         </w:rPr>
-        <w:t>（1）不同批量大小</w:t>
+        <w:lastRenderedPageBreak/>
+        <w:t>（</w:t>
+      </w:r>
+      <w:r>
+        <w:rPr>
+          <w:rFonts w:ascii="Segoe UI" w:hAnsi="Segoe UI" w:cs="Segoe UI"/>
+          <w:color w:val="0F1115"/>
+        </w:rPr>
+        <w:t>1</w:t>
+      </w:r>
+      <w:r>
+        <w:rPr>
+          <w:rFonts w:ascii="Segoe UI" w:hAnsi="Segoe UI" w:cs="Segoe UI"/>
+          <w:color w:val="0F1115"/>
+        </w:rPr>
+        <w:t>）不同批量大小</w:t>
       </w:r>
     </w:p>
     <w:p>
@@ -2386,34 +2809,30 @@
         <w:shd w:val="clear" w:color="auto" w:fill="FFFFFF"/>
         <w:spacing w:before="240" w:after="240" w:line="420" w:lineRule="atLeast"/>
         <w:rPr>
-          <w:rFonts w:hint="default" w:eastAsia="宋体"/>
-          <w:i w:val="0"/>
-          <w:iCs/>
-          <w:color w:val="auto"/>
-          <w:sz w:val="22"/>
-          <w:lang w:val="en-US" w:eastAsia="zh-CN"/>
-        </w:rPr>
-      </w:pPr>
-      <w:r>
-        <w:rPr>
-          <w:rFonts w:hint="eastAsia"/>
-          <w:i w:val="0"/>
-          <w:iCs/>
-          <w:color w:val="auto"/>
-          <w:sz w:val="22"/>
-          <w:lang w:val="en-US" w:eastAsia="zh-CN"/>
+          <w:rFonts w:eastAsia="宋体"/>
+          <w:iCs/>
+          <w:sz w:val="22"/>
+        </w:rPr>
+      </w:pPr>
+      <w:r>
+        <w:rPr>
+          <w:rFonts w:hint="eastAsia"/>
+          <w:iCs/>
+          <w:sz w:val="22"/>
         </w:rPr>
         <w:t>32:</w:t>
       </w:r>
     </w:p>
     <w:p>
       <w:pPr>
-        <w:pStyle w:val="16"/>
-        <w:bidi w:val="0"/>
-      </w:pPr>
-      <w:r>
+        <w:pStyle w:val="ae"/>
+      </w:pPr>
+      <w:r>
+        <w:rPr>
+          <w:noProof/>
+        </w:rPr>
         <w:drawing>
-          <wp:inline distT="0" distB="0" distL="114300" distR="114300">
+          <wp:inline distT="0" distB="0" distL="114300" distR="114300" wp14:anchorId="4AD0B089" wp14:editId="431141A6">
             <wp:extent cx="5268595" cy="1133475"/>
             <wp:effectExtent l="0" t="0" r="14605" b="9525"/>
             <wp:docPr id="6" name="图片 6"/>
@@ -2430,7 +2849,7 @@
                     </pic:cNvPicPr>
                   </pic:nvPicPr>
                   <pic:blipFill>
-                    <a:blip r:embed="rId11"/>
+                    <a:blip r:embed="rId12"/>
                     <a:stretch>
                       <a:fillRect/>
                     </a:stretch>
@@ -2457,29 +2876,25 @@
     </w:p>
     <w:p>
       <w:pPr>
-        <w:pStyle w:val="16"/>
-        <w:bidi w:val="0"/>
-        <w:rPr>
-          <w:rFonts w:hint="eastAsia"/>
-          <w:lang w:val="en-US" w:eastAsia="zh-CN"/>
-        </w:rPr>
-      </w:pPr>
-      <w:r>
-        <w:rPr>
-          <w:rFonts w:hint="eastAsia"/>
-          <w:lang w:val="en-US" w:eastAsia="zh-CN"/>
+        <w:pStyle w:val="ae"/>
+      </w:pPr>
+      <w:r>
+        <w:rPr>
+          <w:rFonts w:hint="eastAsia"/>
         </w:rPr>
         <w:t>64:</w:t>
       </w:r>
     </w:p>
     <w:p>
       <w:pPr>
-        <w:pStyle w:val="16"/>
-        <w:bidi w:val="0"/>
-      </w:pPr>
-      <w:r>
+        <w:pStyle w:val="ae"/>
+      </w:pPr>
+      <w:r>
+        <w:rPr>
+          <w:noProof/>
+        </w:rPr>
         <w:drawing>
-          <wp:inline distT="0" distB="0" distL="114300" distR="114300">
+          <wp:inline distT="0" distB="0" distL="114300" distR="114300" wp14:anchorId="08105AE5" wp14:editId="767BB1A5">
             <wp:extent cx="5273675" cy="1091565"/>
             <wp:effectExtent l="0" t="0" r="9525" b="635"/>
             <wp:docPr id="7" name="图片 7"/>
@@ -2496,7 +2911,7 @@
                     </pic:cNvPicPr>
                   </pic:nvPicPr>
                   <pic:blipFill>
-                    <a:blip r:embed="rId12"/>
+                    <a:blip r:embed="rId13"/>
                     <a:stretch>
                       <a:fillRect/>
                     </a:stretch>
@@ -2523,29 +2938,25 @@
     </w:p>
     <w:p>
       <w:pPr>
-        <w:pStyle w:val="16"/>
-        <w:bidi w:val="0"/>
-        <w:rPr>
-          <w:rFonts w:hint="eastAsia"/>
-          <w:lang w:val="en-US" w:eastAsia="zh-CN"/>
-        </w:rPr>
-      </w:pPr>
-      <w:r>
-        <w:rPr>
-          <w:rFonts w:hint="eastAsia"/>
-          <w:lang w:val="en-US" w:eastAsia="zh-CN"/>
+        <w:pStyle w:val="ae"/>
+      </w:pPr>
+      <w:r>
+        <w:rPr>
+          <w:rFonts w:hint="eastAsia"/>
         </w:rPr>
         <w:t>128:</w:t>
       </w:r>
     </w:p>
     <w:p>
       <w:pPr>
-        <w:pStyle w:val="16"/>
-        <w:bidi w:val="0"/>
-      </w:pPr>
-      <w:r>
+        <w:pStyle w:val="ae"/>
+      </w:pPr>
+      <w:r>
+        <w:rPr>
+          <w:noProof/>
+        </w:rPr>
         <w:drawing>
-          <wp:inline distT="0" distB="0" distL="114300" distR="114300">
+          <wp:inline distT="0" distB="0" distL="114300" distR="114300" wp14:anchorId="025AF876" wp14:editId="76FA8188">
             <wp:extent cx="5272405" cy="1158875"/>
             <wp:effectExtent l="0" t="0" r="10795" b="9525"/>
             <wp:docPr id="8" name="图片 8"/>
@@ -2562,7 +2973,7 @@
                     </pic:cNvPicPr>
                   </pic:nvPicPr>
                   <pic:blipFill>
-                    <a:blip r:embed="rId13"/>
+                    <a:blip r:embed="rId14"/>
                     <a:stretch>
                       <a:fillRect/>
                     </a:stretch>
@@ -2589,51 +3000,62 @@
     </w:p>
     <w:p>
       <w:pPr>
-        <w:pStyle w:val="16"/>
-        <w:bidi w:val="0"/>
-        <w:rPr>
-          <w:rFonts w:hint="default" w:eastAsia="宋体"/>
-          <w:lang w:val="en-US" w:eastAsia="zh-CN"/>
-        </w:rPr>
-      </w:pPr>
-      <w:r>
-        <w:rPr>
-          <w:rFonts w:hint="default"/>
-          <w:lang w:val="en-US"/>
-        </w:rPr>
+        <w:pStyle w:val="ae"/>
+      </w:pPr>
+      <w:r>
         <w:t>batch_size</w:t>
       </w:r>
       <w:r>
         <w:rPr>
           <w:rFonts w:hint="eastAsia"/>
-          <w:lang w:val="en-US" w:eastAsia="zh-CN"/>
-        </w:rPr>
-        <w:t>=64的loss最小，准确率最高，但128的训练速度最快</w:t>
-      </w:r>
-    </w:p>
-    <w:p>
-      <w:pPr>
-        <w:pStyle w:val="16"/>
-        <w:bidi w:val="0"/>
-        <w:rPr>
-          <w:rFonts w:hint="eastAsia"/>
-        </w:rPr>
-      </w:pPr>
-    </w:p>
-    <w:p>
-      <w:pPr>
-        <w:pStyle w:val="19"/>
+        </w:rPr>
+        <w:t>=64</w:t>
+      </w:r>
+      <w:r>
+        <w:rPr>
+          <w:rFonts w:hint="eastAsia"/>
+        </w:rPr>
+        <w:t>的</w:t>
+      </w:r>
+      <w:r>
+        <w:rPr>
+          <w:rFonts w:hint="eastAsia"/>
+        </w:rPr>
+        <w:t>loss</w:t>
+      </w:r>
+      <w:r>
+        <w:rPr>
+          <w:rFonts w:hint="eastAsia"/>
+        </w:rPr>
+        <w:t>最小，准确率最高，但</w:t>
+      </w:r>
+      <w:r>
+        <w:rPr>
+          <w:rFonts w:hint="eastAsia"/>
+        </w:rPr>
+        <w:t>128</w:t>
+      </w:r>
+      <w:r>
+        <w:rPr>
+          <w:rFonts w:hint="eastAsia"/>
+        </w:rPr>
+        <w:t>的训练速度最快</w:t>
+      </w:r>
+    </w:p>
+    <w:p>
+      <w:pPr>
+        <w:pStyle w:val="ae"/>
+      </w:pPr>
+    </w:p>
+    <w:p>
+      <w:pPr>
+        <w:pStyle w:val="1"/>
         <w:spacing w:before="100" w:beforeAutospacing="1" w:after="100" w:afterAutospacing="1" w:line="400" w:lineRule="exact"/>
-        <w:ind w:firstLine="0" w:firstLineChars="0"/>
+        <w:ind w:firstLineChars="0" w:firstLine="0"/>
         <w:rPr>
           <w:i/>
           <w:color w:val="4472C4" w:themeColor="accent1"/>
           <w:sz w:val="22"/>
-          <w14:textFill>
-            <w14:solidFill>
-              <w14:schemeClr w14:val="accent1"/>
-            </w14:solidFill>
-          </w14:textFill>
         </w:rPr>
       </w:pPr>
     </w:p>
@@ -2655,43 +3077,60 @@
           <w:rFonts w:ascii="Segoe UI" w:hAnsi="Segoe UI" w:cs="Segoe UI"/>
           <w:color w:val="0F1115"/>
         </w:rPr>
-        <w:t>（2）不同网络深度（隐藏层层数）</w:t>
-      </w:r>
-    </w:p>
-    <w:p>
-      <w:pPr>
-        <w:pStyle w:val="19"/>
+        <w:t>（</w:t>
+      </w:r>
+      <w:r>
+        <w:rPr>
+          <w:rFonts w:ascii="Segoe UI" w:hAnsi="Segoe UI" w:cs="Segoe UI"/>
+          <w:color w:val="0F1115"/>
+        </w:rPr>
+        <w:t>2</w:t>
+      </w:r>
+      <w:r>
+        <w:rPr>
+          <w:rFonts w:ascii="Segoe UI" w:hAnsi="Segoe UI" w:cs="Segoe UI"/>
+          <w:color w:val="0F1115"/>
+        </w:rPr>
+        <w:t>）不同网络深度（隐藏层层数）</w:t>
+      </w:r>
+    </w:p>
+    <w:p>
+      <w:pPr>
+        <w:pStyle w:val="1"/>
         <w:spacing w:before="100" w:beforeAutospacing="1" w:after="100" w:afterAutospacing="1" w:line="400" w:lineRule="exact"/>
-        <w:ind w:firstLine="0" w:firstLineChars="0"/>
-        <w:rPr>
-          <w:rFonts w:hint="eastAsia"/>
-          <w:i w:val="0"/>
-          <w:iCs/>
-          <w:color w:val="auto"/>
-          <w:sz w:val="22"/>
-          <w:lang w:val="en-US" w:eastAsia="zh-CN"/>
-        </w:rPr>
-      </w:pPr>
-      <w:r>
-        <w:rPr>
-          <w:rFonts w:hint="eastAsia"/>
-          <w:i w:val="0"/>
-          <w:iCs/>
-          <w:color w:val="auto"/>
-          <w:sz w:val="22"/>
-          <w:lang w:val="en-US" w:eastAsia="zh-CN"/>
-        </w:rPr>
-        <w:t>1：</w:t>
-      </w:r>
-    </w:p>
-    <w:p>
-      <w:pPr>
-        <w:pStyle w:val="16"/>
-        <w:bidi w:val="0"/>
-      </w:pPr>
-      <w:r>
+        <w:ind w:firstLineChars="0" w:firstLine="0"/>
+        <w:rPr>
+          <w:iCs/>
+          <w:sz w:val="22"/>
+        </w:rPr>
+      </w:pPr>
+      <w:r>
+        <w:rPr>
+          <w:rFonts w:hint="eastAsia"/>
+          <w:iCs/>
+          <w:sz w:val="22"/>
+        </w:rPr>
+        <w:t>1</w:t>
+      </w:r>
+      <w:r>
+        <w:rPr>
+          <w:rFonts w:hint="eastAsia"/>
+          <w:iCs/>
+          <w:sz w:val="22"/>
+        </w:rPr>
+        <w:t>：</w:t>
+      </w:r>
+    </w:p>
+    <w:p>
+      <w:pPr>
+        <w:pStyle w:val="ae"/>
+      </w:pPr>
+      <w:r>
+        <w:rPr>
+          <w:noProof/>
+        </w:rPr>
         <w:drawing>
-          <wp:inline distT="0" distB="0" distL="114300" distR="114300">
+          <wp:inline distT="0" distB="0" distL="114300" distR="114300" wp14:anchorId="0348473B" wp14:editId="06E1608E">
             <wp:extent cx="5268595" cy="1117600"/>
             <wp:effectExtent l="0" t="0" r="14605" b="0"/>
             <wp:docPr id="9" name="图片 9"/>
@@ -2708,7 +3147,7 @@
                     </pic:cNvPicPr>
                   </pic:nvPicPr>
                   <pic:blipFill>
-                    <a:blip r:embed="rId14"/>
+                    <a:blip r:embed="rId15"/>
                     <a:stretch>
                       <a:fillRect/>
                     </a:stretch>
@@ -2735,29 +3174,32 @@
     </w:p>
     <w:p>
       <w:pPr>
-        <w:pStyle w:val="16"/>
-        <w:bidi w:val="0"/>
-        <w:rPr>
-          <w:rFonts w:hint="eastAsia"/>
-          <w:lang w:val="en-US" w:eastAsia="zh-CN"/>
-        </w:rPr>
-      </w:pPr>
-      <w:r>
-        <w:rPr>
-          <w:rFonts w:hint="eastAsia"/>
-          <w:lang w:val="en-US" w:eastAsia="zh-CN"/>
-        </w:rPr>
-        <w:t>3：</w:t>
-      </w:r>
-    </w:p>
-    <w:p>
-      <w:pPr>
-        <w:pStyle w:val="16"/>
-        <w:bidi w:val="0"/>
-      </w:pPr>
-      <w:r>
+        <w:pStyle w:val="ae"/>
+      </w:pPr>
+      <w:r>
+        <w:rPr>
+          <w:rFonts w:hint="eastAsia"/>
+        </w:rPr>
+        <w:t>3</w:t>
+      </w:r>
+      <w:r>
+        <w:rPr>
+          <w:rFonts w:hint="eastAsia"/>
+        </w:rPr>
+        <w:t>：</w:t>
+      </w:r>
+    </w:p>
+    <w:p>
+      <w:pPr>
+        <w:pStyle w:val="ae"/>
+      </w:pPr>
+      <w:r>
+        <w:rPr>
+          <w:noProof/>
+        </w:rPr>
+        <w:lastRenderedPageBreak/>
         <w:drawing>
-          <wp:inline distT="0" distB="0" distL="114300" distR="114300">
+          <wp:inline distT="0" distB="0" distL="114300" distR="114300" wp14:anchorId="0F41CAF5" wp14:editId="6A13D948">
             <wp:extent cx="5271770" cy="1033780"/>
             <wp:effectExtent l="0" t="0" r="11430" b="7620"/>
             <wp:docPr id="10" name="图片 10"/>
@@ -2774,7 +3216,7 @@
                     </pic:cNvPicPr>
                   </pic:nvPicPr>
                   <pic:blipFill>
-                    <a:blip r:embed="rId15"/>
+                    <a:blip r:embed="rId16"/>
                     <a:stretch>
                       <a:fillRect/>
                     </a:stretch>
@@ -2801,29 +3243,25 @@
     </w:p>
     <w:p>
       <w:pPr>
-        <w:pStyle w:val="16"/>
-        <w:bidi w:val="0"/>
-        <w:rPr>
-          <w:rFonts w:hint="eastAsia"/>
-          <w:lang w:val="en-US" w:eastAsia="zh-CN"/>
-        </w:rPr>
-      </w:pPr>
-      <w:r>
-        <w:rPr>
-          <w:rFonts w:hint="eastAsia"/>
-          <w:lang w:val="en-US" w:eastAsia="zh-CN"/>
+        <w:pStyle w:val="ae"/>
+      </w:pPr>
+      <w:r>
+        <w:rPr>
+          <w:rFonts w:hint="eastAsia"/>
         </w:rPr>
         <w:t>5:</w:t>
       </w:r>
     </w:p>
     <w:p>
       <w:pPr>
-        <w:pStyle w:val="16"/>
-        <w:bidi w:val="0"/>
-      </w:pPr>
-      <w:r>
+        <w:pStyle w:val="ae"/>
+      </w:pPr>
+      <w:r>
+        <w:rPr>
+          <w:noProof/>
+        </w:rPr>
         <w:drawing>
-          <wp:inline distT="0" distB="0" distL="114300" distR="114300">
+          <wp:inline distT="0" distB="0" distL="114300" distR="114300" wp14:anchorId="16838A45" wp14:editId="4F5C3276">
             <wp:extent cx="5274310" cy="1015365"/>
             <wp:effectExtent l="0" t="0" r="8890" b="635"/>
             <wp:docPr id="12" name="图片 12"/>
@@ -2840,7 +3278,7 @@
                     </pic:cNvPicPr>
                   </pic:nvPicPr>
                   <pic:blipFill>
-                    <a:blip r:embed="rId16"/>
+                    <a:blip r:embed="rId17"/>
                     <a:stretch>
                       <a:fillRect/>
                     </a:stretch>
@@ -2867,25 +3305,42 @@
     </w:p>
     <w:p>
       <w:pPr>
-        <w:pStyle w:val="16"/>
-        <w:bidi w:val="0"/>
-      </w:pPr>
-    </w:p>
-    <w:p>
-      <w:pPr>
-        <w:pStyle w:val="16"/>
-        <w:bidi w:val="0"/>
-        <w:rPr>
-          <w:rFonts w:hint="default" w:eastAsia="宋体"/>
-          <w:lang w:val="en-US" w:eastAsia="zh-CN"/>
-        </w:rPr>
-      </w:pPr>
-      <w:r>
-        <w:rPr>
-          <w:rFonts w:hint="eastAsia"/>
-          <w:lang w:val="en-US" w:eastAsia="zh-CN"/>
-        </w:rPr>
-        <w:t>深度1训练速度最快，准确率最高，loss最低</w:t>
+        <w:pStyle w:val="ae"/>
+      </w:pPr>
+    </w:p>
+    <w:p>
+      <w:pPr>
+        <w:pStyle w:val="ae"/>
+      </w:pPr>
+      <w:r>
+        <w:rPr>
+          <w:rFonts w:hint="eastAsia"/>
+        </w:rPr>
+        <w:t>深度</w:t>
+      </w:r>
+      <w:r>
+        <w:rPr>
+          <w:rFonts w:hint="eastAsia"/>
+        </w:rPr>
+        <w:t>1</w:t>
+      </w:r>
+      <w:r>
+        <w:rPr>
+          <w:rFonts w:hint="eastAsia"/>
+        </w:rPr>
+        <w:t>训练速度最快，准确率最高，</w:t>
+      </w:r>
+      <w:r>
+        <w:rPr>
+          <w:rFonts w:hint="eastAsia"/>
+        </w:rPr>
+        <w:t>loss</w:t>
+      </w:r>
+      <w:r>
+        <w:rPr>
+          <w:rFonts w:hint="eastAsia"/>
+        </w:rPr>
+        <w:t>最低</w:t>
       </w:r>
     </w:p>
     <w:p>
@@ -2894,46 +3349,61 @@
         <w:shd w:val="clear" w:color="auto" w:fill="FFFFFF"/>
         <w:spacing w:before="240" w:after="240" w:line="420" w:lineRule="atLeast"/>
         <w:rPr>
-          <w:rFonts w:hint="eastAsia" w:ascii="Segoe UI" w:hAnsi="Segoe UI" w:cs="Segoe UI"/>
-          <w:color w:val="0F1115"/>
-        </w:rPr>
-      </w:pPr>
-      <w:r>
-        <w:rPr>
           <w:rFonts w:ascii="Segoe UI" w:hAnsi="Segoe UI" w:cs="Segoe UI"/>
           <w:color w:val="0F1115"/>
         </w:rPr>
-        <w:t>（3）</w:t>
-      </w:r>
-      <w:r>
-        <w:rPr>
-          <w:rFonts w:hint="eastAsia" w:ascii="Segoe UI" w:hAnsi="Segoe UI" w:cs="Segoe UI"/>
+      </w:pPr>
+      <w:r>
+        <w:rPr>
+          <w:rFonts w:ascii="Segoe UI" w:hAnsi="Segoe UI" w:cs="Segoe UI"/>
           <w:color w:val="0F1115"/>
         </w:rPr>
+        <w:t>（</w:t>
+      </w:r>
+      <w:r>
+        <w:rPr>
+          <w:rFonts w:ascii="Segoe UI" w:hAnsi="Segoe UI" w:cs="Segoe UI"/>
+          <w:color w:val="0F1115"/>
+        </w:rPr>
+        <w:t>3</w:t>
+      </w:r>
+      <w:r>
+        <w:rPr>
+          <w:rFonts w:ascii="Segoe UI" w:hAnsi="Segoe UI" w:cs="Segoe UI"/>
+          <w:color w:val="0F1115"/>
+        </w:rPr>
+        <w:t>）</w:t>
+      </w:r>
+      <w:r>
+        <w:rPr>
+          <w:rFonts w:ascii="Segoe UI" w:hAnsi="Segoe UI" w:cs="Segoe UI" w:hint="eastAsia"/>
+          <w:color w:val="0F1115"/>
+        </w:rPr>
         <w:t>不同神经元数量（网络宽度）</w:t>
       </w:r>
     </w:p>
     <w:p>
       <w:pPr>
         <w:rPr>
-          <w:rFonts w:hint="eastAsia" w:ascii="Segoe UI" w:hAnsi="Segoe UI" w:cs="Segoe UI"/>
+          <w:rFonts w:ascii="Segoe UI" w:hAnsi="Segoe UI" w:cs="Segoe UI"/>
           <w:color w:val="0F1115"/>
-          <w:lang w:val="en-US" w:eastAsia="zh-CN"/>
-        </w:rPr>
-      </w:pPr>
-      <w:r>
-        <w:rPr>
-          <w:rFonts w:hint="eastAsia" w:ascii="Segoe UI" w:hAnsi="Segoe UI" w:cs="Segoe UI"/>
+        </w:rPr>
+      </w:pPr>
+      <w:r>
+        <w:rPr>
+          <w:rFonts w:ascii="Segoe UI" w:hAnsi="Segoe UI" w:cs="Segoe UI" w:hint="eastAsia"/>
           <w:color w:val="0F1115"/>
-          <w:lang w:val="en-US" w:eastAsia="zh-CN"/>
         </w:rPr>
         <w:t>64:</w:t>
       </w:r>
     </w:p>
     <w:p>
       <w:r>
+        <w:rPr>
+          <w:noProof/>
+        </w:rPr>
         <w:drawing>
-          <wp:inline distT="0" distB="0" distL="114300" distR="114300">
+          <wp:inline distT="0" distB="0" distL="114300" distR="114300" wp14:anchorId="1F08B7F4" wp14:editId="2C85D260">
             <wp:extent cx="5272405" cy="1102995"/>
             <wp:effectExtent l="0" t="0" r="10795" b="14605"/>
             <wp:docPr id="13" name="图片 13"/>
@@ -2950,7 +3420,7 @@
                     </pic:cNvPicPr>
                   </pic:nvPicPr>
                   <pic:blipFill>
-                    <a:blip r:embed="rId17"/>
+                    <a:blip r:embed="rId18"/>
                     <a:stretch>
                       <a:fillRect/>
                     </a:stretch>
@@ -2976,24 +3446,20 @@
       </w:r>
     </w:p>
     <w:p>
-      <w:pPr>
-        <w:rPr>
-          <w:rFonts w:hint="eastAsia"/>
-          <w:lang w:val="en-US" w:eastAsia="zh-CN"/>
-        </w:rPr>
-      </w:pPr>
-      <w:r>
-        <w:rPr>
-          <w:rFonts w:hint="eastAsia"/>
-          <w:lang w:val="en-US" w:eastAsia="zh-CN"/>
+      <w:r>
+        <w:rPr>
+          <w:rFonts w:hint="eastAsia"/>
         </w:rPr>
         <w:t>128:</w:t>
       </w:r>
     </w:p>
     <w:p>
       <w:r>
+        <w:rPr>
+          <w:noProof/>
+        </w:rPr>
         <w:drawing>
-          <wp:inline distT="0" distB="0" distL="114300" distR="114300">
+          <wp:inline distT="0" distB="0" distL="114300" distR="114300" wp14:anchorId="24E47256" wp14:editId="6B030F54">
             <wp:extent cx="5268595" cy="1184910"/>
             <wp:effectExtent l="0" t="0" r="14605" b="8890"/>
             <wp:docPr id="14" name="图片 14"/>
@@ -3010,7 +3476,7 @@
                     </pic:cNvPicPr>
                   </pic:nvPicPr>
                   <pic:blipFill>
-                    <a:blip r:embed="rId18"/>
+                    <a:blip r:embed="rId19"/>
                     <a:stretch>
                       <a:fillRect/>
                     </a:stretch>
@@ -3036,24 +3502,20 @@
       </w:r>
     </w:p>
     <w:p>
-      <w:pPr>
-        <w:rPr>
-          <w:rFonts w:hint="eastAsia"/>
-          <w:lang w:val="en-US" w:eastAsia="zh-CN"/>
-        </w:rPr>
-      </w:pPr>
-      <w:r>
-        <w:rPr>
-          <w:rFonts w:hint="eastAsia"/>
-          <w:lang w:val="en-US" w:eastAsia="zh-CN"/>
+      <w:r>
+        <w:rPr>
+          <w:rFonts w:hint="eastAsia"/>
         </w:rPr>
         <w:t>256:</w:t>
       </w:r>
     </w:p>
     <w:p>
       <w:r>
+        <w:rPr>
+          <w:noProof/>
+        </w:rPr>
         <w:drawing>
-          <wp:inline distT="0" distB="0" distL="114300" distR="114300">
+          <wp:inline distT="0" distB="0" distL="114300" distR="114300" wp14:anchorId="6F6FEB4B" wp14:editId="33A29E19">
             <wp:extent cx="5271135" cy="1120775"/>
             <wp:effectExtent l="0" t="0" r="12065" b="22225"/>
             <wp:docPr id="15" name="图片 15"/>
@@ -3070,7 +3532,7 @@
                     </pic:cNvPicPr>
                   </pic:nvPicPr>
                   <pic:blipFill>
-                    <a:blip r:embed="rId19"/>
+                    <a:blip r:embed="rId20"/>
                     <a:stretch>
                       <a:fillRect/>
                     </a:stretch>
@@ -3096,24 +3558,21 @@
       </w:r>
     </w:p>
     <w:p>
-      <w:pPr>
-        <w:rPr>
-          <w:rFonts w:hint="eastAsia"/>
-          <w:lang w:val="en-US" w:eastAsia="zh-CN"/>
-        </w:rPr>
-      </w:pPr>
-      <w:r>
-        <w:rPr>
-          <w:rFonts w:hint="eastAsia"/>
-          <w:lang w:val="en-US" w:eastAsia="zh-CN"/>
+      <w:r>
+        <w:rPr>
+          <w:rFonts w:hint="eastAsia"/>
         </w:rPr>
         <w:t>512:</w:t>
       </w:r>
     </w:p>
     <w:p>
       <w:r>
+        <w:rPr>
+          <w:noProof/>
+        </w:rPr>
+        <w:lastRenderedPageBreak/>
         <w:drawing>
-          <wp:inline distT="0" distB="0" distL="114300" distR="114300">
+          <wp:inline distT="0" distB="0" distL="114300" distR="114300" wp14:anchorId="0097F6AF" wp14:editId="60DF43A1">
             <wp:extent cx="5270500" cy="1184275"/>
             <wp:effectExtent l="0" t="0" r="12700" b="9525"/>
             <wp:docPr id="16" name="图片 16"/>
@@ -3130,7 +3589,7 @@
                     </pic:cNvPicPr>
                   </pic:nvPicPr>
                   <pic:blipFill>
-                    <a:blip r:embed="rId20"/>
+                    <a:blip r:embed="rId21"/>
                     <a:stretch>
                       <a:fillRect/>
                     </a:stretch>
@@ -3156,18 +3615,47 @@
       </w:r>
     </w:p>
     <w:p>
-      <w:pPr>
-        <w:rPr>
-          <w:rFonts w:hint="default" w:eastAsia="宋体"/>
-          <w:lang w:val="en-US" w:eastAsia="zh-CN"/>
-        </w:rPr>
-      </w:pPr>
-      <w:r>
-        <w:rPr>
-          <w:rFonts w:hint="eastAsia"/>
-          <w:lang w:val="en-US" w:eastAsia="zh-CN"/>
-        </w:rPr>
-        <w:t>宽度64训练速度最快，宽度265的准确率最高，loss最低</w:t>
+      <w:r>
+        <w:rPr>
+          <w:rFonts w:hint="eastAsia"/>
+        </w:rPr>
+        <w:t>宽度</w:t>
+      </w:r>
+      <w:r>
+        <w:rPr>
+          <w:rFonts w:hint="eastAsia"/>
+        </w:rPr>
+        <w:t>64</w:t>
+      </w:r>
+      <w:r>
+        <w:rPr>
+          <w:rFonts w:hint="eastAsia"/>
+        </w:rPr>
+        <w:t>训练速度最快，宽度</w:t>
+      </w:r>
+      <w:r>
+        <w:rPr>
+          <w:rFonts w:hint="eastAsia"/>
+        </w:rPr>
+        <w:t>265</w:t>
+      </w:r>
+      <w:r>
+        <w:rPr>
+          <w:rFonts w:hint="eastAsia"/>
+        </w:rPr>
+        <w:t>的准确率最高，</w:t>
+      </w:r>
+      <w:r>
+        <w:rPr>
+          <w:rFonts w:hint="eastAsia"/>
+        </w:rPr>
+        <w:t>loss</w:t>
+      </w:r>
+      <w:r>
+        <w:rPr>
+          <w:rFonts w:hint="eastAsia"/>
+        </w:rPr>
+        <w:t>最低</w:t>
       </w:r>
     </w:p>
     <w:p>
@@ -3176,46 +3664,68 @@
         <w:shd w:val="clear" w:color="auto" w:fill="FFFFFF"/>
         <w:spacing w:before="240" w:after="240" w:line="420" w:lineRule="atLeast"/>
         <w:rPr>
-          <w:rFonts w:hint="eastAsia" w:ascii="Segoe UI" w:hAnsi="Segoe UI" w:cs="Segoe UI"/>
-          <w:color w:val="0F1115"/>
-        </w:rPr>
-      </w:pPr>
-      <w:r>
-        <w:rPr>
           <w:rFonts w:ascii="Segoe UI" w:hAnsi="Segoe UI" w:cs="Segoe UI"/>
           <w:color w:val="0F1115"/>
         </w:rPr>
-        <w:t>（4）</w:t>
-      </w:r>
-      <w:r>
-        <w:rPr>
-          <w:rFonts w:hint="eastAsia" w:ascii="Segoe UI" w:hAnsi="Segoe UI" w:cs="Segoe UI"/>
+      </w:pPr>
+      <w:r>
+        <w:rPr>
+          <w:rFonts w:ascii="Segoe UI" w:hAnsi="Segoe UI" w:cs="Segoe UI"/>
           <w:color w:val="0F1115"/>
         </w:rPr>
+        <w:t>（</w:t>
+      </w:r>
+      <w:r>
+        <w:rPr>
+          <w:rFonts w:ascii="Segoe UI" w:hAnsi="Segoe UI" w:cs="Segoe UI"/>
+          <w:color w:val="0F1115"/>
+        </w:rPr>
+        <w:t>4</w:t>
+      </w:r>
+      <w:r>
+        <w:rPr>
+          <w:rFonts w:ascii="Segoe UI" w:hAnsi="Segoe UI" w:cs="Segoe UI"/>
+          <w:color w:val="0F1115"/>
+        </w:rPr>
+        <w:t>）</w:t>
+      </w:r>
+      <w:r>
+        <w:rPr>
+          <w:rFonts w:ascii="Segoe UI" w:hAnsi="Segoe UI" w:cs="Segoe UI" w:hint="eastAsia"/>
+          <w:color w:val="0F1115"/>
+        </w:rPr>
         <w:t>不同激活函数</w:t>
       </w:r>
     </w:p>
     <w:p>
       <w:pPr>
         <w:rPr>
-          <w:rFonts w:hint="eastAsia" w:ascii="Segoe UI" w:hAnsi="Segoe UI" w:cs="Segoe UI"/>
+          <w:rFonts w:ascii="Segoe UI" w:hAnsi="Segoe UI" w:cs="Segoe UI"/>
           <w:color w:val="0F1115"/>
-          <w:lang w:val="en-US" w:eastAsia="zh-CN"/>
-        </w:rPr>
-      </w:pPr>
-      <w:r>
-        <w:rPr>
-          <w:rFonts w:hint="eastAsia" w:ascii="Segoe UI" w:hAnsi="Segoe UI" w:cs="Segoe UI"/>
+        </w:rPr>
+      </w:pPr>
+      <w:r>
+        <w:rPr>
+          <w:rFonts w:ascii="Segoe UI" w:hAnsi="Segoe UI" w:cs="Segoe UI" w:hint="eastAsia"/>
           <w:color w:val="0F1115"/>
-          <w:lang w:val="en-US" w:eastAsia="zh-CN"/>
-        </w:rPr>
-        <w:t>relu：</w:t>
-      </w:r>
-    </w:p>
-    <w:p>
-      <w:r>
+        </w:rPr>
+        <w:t>relu</w:t>
+      </w:r>
+      <w:r>
+        <w:rPr>
+          <w:rFonts w:ascii="Segoe UI" w:hAnsi="Segoe UI" w:cs="Segoe UI" w:hint="eastAsia"/>
+          <w:color w:val="0F1115"/>
+        </w:rPr>
+        <w:t>：</w:t>
+      </w:r>
+    </w:p>
+    <w:p>
+      <w:r>
+        <w:rPr>
+          <w:noProof/>
+        </w:rPr>
         <w:drawing>
-          <wp:inline distT="0" distB="0" distL="114300" distR="114300">
+          <wp:inline distT="0" distB="0" distL="114300" distR="114300" wp14:anchorId="70327032" wp14:editId="5A072B5E">
             <wp:extent cx="5271770" cy="990600"/>
             <wp:effectExtent l="0" t="0" r="11430" b="0"/>
             <wp:docPr id="17" name="图片 17"/>
@@ -3232,7 +3742,7 @@
                     </pic:cNvPicPr>
                   </pic:nvPicPr>
                   <pic:blipFill>
-                    <a:blip r:embed="rId21"/>
+                    <a:blip r:embed="rId22"/>
                     <a:stretch>
                       <a:fillRect/>
                     </a:stretch>
@@ -3258,24 +3768,26 @@
       </w:r>
     </w:p>
     <w:p>
-      <w:pPr>
-        <w:rPr>
-          <w:rFonts w:hint="eastAsia"/>
-          <w:lang w:val="en-US" w:eastAsia="zh-CN"/>
-        </w:rPr>
-      </w:pPr>
-      <w:r>
-        <w:rPr>
-          <w:rFonts w:hint="eastAsia"/>
-          <w:lang w:val="en-US" w:eastAsia="zh-CN"/>
-        </w:rPr>
-        <w:t>sigmoid：</w:t>
-      </w:r>
-    </w:p>
-    <w:p>
-      <w:r>
+      <w:r>
+        <w:rPr>
+          <w:rFonts w:hint="eastAsia"/>
+        </w:rPr>
+        <w:t>sigmoid</w:t>
+      </w:r>
+      <w:r>
+        <w:rPr>
+          <w:rFonts w:hint="eastAsia"/>
+        </w:rPr>
+        <w:t>：</w:t>
+      </w:r>
+    </w:p>
+    <w:p>
+      <w:r>
+        <w:rPr>
+          <w:noProof/>
+        </w:rPr>
         <w:drawing>
-          <wp:inline distT="0" distB="0" distL="114300" distR="114300">
+          <wp:inline distT="0" distB="0" distL="114300" distR="114300" wp14:anchorId="6017A311" wp14:editId="05D7AEED">
             <wp:extent cx="5270500" cy="1140460"/>
             <wp:effectExtent l="0" t="0" r="12700" b="2540"/>
             <wp:docPr id="18" name="图片 18"/>
@@ -3292,7 +3804,7 @@
                     </pic:cNvPicPr>
                   </pic:nvPicPr>
                   <pic:blipFill>
-                    <a:blip r:embed="rId22"/>
+                    <a:blip r:embed="rId23"/>
                     <a:stretch>
                       <a:fillRect/>
                     </a:stretch>
@@ -3318,24 +3830,26 @@
       </w:r>
     </w:p>
     <w:p>
-      <w:pPr>
-        <w:rPr>
-          <w:rFonts w:hint="eastAsia"/>
-          <w:lang w:val="en-US" w:eastAsia="zh-CN"/>
-        </w:rPr>
-      </w:pPr>
-      <w:r>
-        <w:rPr>
-          <w:rFonts w:hint="eastAsia"/>
-          <w:lang w:val="en-US" w:eastAsia="zh-CN"/>
-        </w:rPr>
-        <w:t>tanh：</w:t>
-      </w:r>
-    </w:p>
-    <w:p>
-      <w:r>
+      <w:r>
+        <w:rPr>
+          <w:rFonts w:hint="eastAsia"/>
+        </w:rPr>
+        <w:t>tanh</w:t>
+      </w:r>
+      <w:r>
+        <w:rPr>
+          <w:rFonts w:hint="eastAsia"/>
+        </w:rPr>
+        <w:t>：</w:t>
+      </w:r>
+    </w:p>
+    <w:p>
+      <w:r>
+        <w:rPr>
+          <w:noProof/>
+        </w:rPr>
         <w:drawing>
-          <wp:inline distT="0" distB="0" distL="114300" distR="114300">
+          <wp:inline distT="0" distB="0" distL="114300" distR="114300" wp14:anchorId="3E5E7537" wp14:editId="48C3A4E2">
             <wp:extent cx="5271770" cy="1075055"/>
             <wp:effectExtent l="0" t="0" r="11430" b="17145"/>
             <wp:docPr id="19" name="图片 19"/>
@@ -3352,7 +3866,7 @@
                     </pic:cNvPicPr>
                   </pic:nvPicPr>
                   <pic:blipFill>
-                    <a:blip r:embed="rId23"/>
+                    <a:blip r:embed="rId24"/>
                     <a:stretch>
                       <a:fillRect/>
                     </a:stretch>
@@ -3378,31 +3892,23 @@
       </w:r>
     </w:p>
     <w:p>
-      <w:pPr>
-        <w:rPr>
-          <w:rFonts w:hint="eastAsia"/>
-          <w:lang w:val="en-US" w:eastAsia="zh-CN"/>
-        </w:rPr>
-      </w:pPr>
-      <w:r>
-        <w:rPr>
-          <w:rFonts w:hint="default"/>
-          <w:lang w:val="en-US"/>
-        </w:rPr>
+      <w:r>
         <w:t>leaky_relu</w:t>
       </w:r>
       <w:r>
         <w:rPr>
           <w:rFonts w:hint="eastAsia"/>
-          <w:lang w:val="en-US" w:eastAsia="zh-CN"/>
         </w:rPr>
         <w:t>：</w:t>
       </w:r>
     </w:p>
     <w:p>
       <w:r>
+        <w:rPr>
+          <w:noProof/>
+        </w:rPr>
         <w:drawing>
-          <wp:inline distT="0" distB="0" distL="114300" distR="114300">
+          <wp:inline distT="0" distB="0" distL="114300" distR="114300" wp14:anchorId="14994D24" wp14:editId="58312C27">
             <wp:extent cx="5271770" cy="1242060"/>
             <wp:effectExtent l="0" t="0" r="11430" b="2540"/>
             <wp:docPr id="20" name="图片 20"/>
@@ -3419,7 +3925,7 @@
                     </pic:cNvPicPr>
                   </pic:nvPicPr>
                   <pic:blipFill>
-                    <a:blip r:embed="rId24"/>
+                    <a:blip r:embed="rId25"/>
                     <a:stretch>
                       <a:fillRect/>
                     </a:stretch>
@@ -3445,25 +3951,32 @@
       </w:r>
     </w:p>
     <w:p>
-      <w:pPr>
-        <w:rPr>
-          <w:rFonts w:hint="default"/>
-          <w:lang w:val="en-US" w:eastAsia="zh-CN"/>
-        </w:rPr>
-      </w:pPr>
-      <w:r>
-        <w:rPr>
-          <w:rFonts w:hint="default"/>
-          <w:lang w:val="en-US" w:eastAsia="zh-CN"/>
-        </w:rPr>
+      <w:r>
         <w:t>leaky_relu</w:t>
       </w:r>
       <w:r>
         <w:rPr>
           <w:rFonts w:hint="eastAsia"/>
-          <w:lang w:val="en-US" w:eastAsia="zh-CN"/>
-        </w:rPr>
-        <w:t>的训练速度最快，准确率最高，但loss稍逊于relu</w:t>
+        </w:rPr>
+        <w:t>的训练速度最快，准确率最高，但</w:t>
+      </w:r>
+      <w:r>
+        <w:rPr>
+          <w:rFonts w:hint="eastAsia"/>
+        </w:rPr>
+        <w:t>loss</w:t>
+      </w:r>
+      <w:r>
+        <w:rPr>
+          <w:rFonts w:hint="eastAsia"/>
+        </w:rPr>
+        <w:t>稍逊于</w:t>
+      </w:r>
+      <w:r>
+        <w:rPr>
+          <w:rFonts w:hint="eastAsia"/>
+        </w:rPr>
+        <w:t>relu</w:t>
       </w:r>
     </w:p>
     <w:p>
@@ -3484,127 +3997,74 @@
           <w:rFonts w:ascii="Segoe UI" w:hAnsi="Segoe UI" w:cs="Segoe UI"/>
           <w:color w:val="0F1115"/>
         </w:rPr>
-        <w:t>（5）</w:t>
-      </w:r>
-      <w:r>
-        <w:rPr>
-          <w:rFonts w:hint="eastAsia" w:ascii="Segoe UI" w:hAnsi="Segoe UI" w:cs="Segoe UI"/>
+        <w:lastRenderedPageBreak/>
+        <w:t>（</w:t>
+      </w:r>
+      <w:r>
+        <w:rPr>
+          <w:rFonts w:ascii="Segoe UI" w:hAnsi="Segoe UI" w:cs="Segoe UI"/>
           <w:color w:val="0F1115"/>
         </w:rPr>
-        <w:t>添加Dropout（过拟合观察）</w:t>
-      </w:r>
-    </w:p>
-    <w:p>
-      <w:pPr>
-        <w:pStyle w:val="19"/>
+        <w:t>5</w:t>
+      </w:r>
+      <w:r>
+        <w:rPr>
+          <w:rFonts w:ascii="Segoe UI" w:hAnsi="Segoe UI" w:cs="Segoe UI"/>
+          <w:color w:val="0F1115"/>
+        </w:rPr>
+        <w:t>）</w:t>
+      </w:r>
+      <w:r>
+        <w:rPr>
+          <w:rFonts w:ascii="Segoe UI" w:hAnsi="Segoe UI" w:cs="Segoe UI" w:hint="eastAsia"/>
+          <w:color w:val="0F1115"/>
+        </w:rPr>
+        <w:t>添加</w:t>
+      </w:r>
+      <w:r>
+        <w:rPr>
+          <w:rFonts w:ascii="Segoe UI" w:hAnsi="Segoe UI" w:cs="Segoe UI" w:hint="eastAsia"/>
+          <w:color w:val="0F1115"/>
+        </w:rPr>
+        <w:t>Dropout</w:t>
+      </w:r>
+      <w:r>
+        <w:rPr>
+          <w:rFonts w:ascii="Segoe UI" w:hAnsi="Segoe UI" w:cs="Segoe UI" w:hint="eastAsia"/>
+          <w:color w:val="0F1115"/>
+        </w:rPr>
+        <w:t>（过拟合观察）</w:t>
+      </w:r>
+    </w:p>
+    <w:p>
+      <w:pPr>
+        <w:pStyle w:val="1"/>
         <w:spacing w:before="100" w:beforeAutospacing="1" w:after="100" w:afterAutospacing="1" w:line="400" w:lineRule="exact"/>
-        <w:ind w:firstLine="0" w:firstLineChars="0"/>
-        <w:rPr>
-          <w:rFonts w:hint="eastAsia"/>
-          <w:i/>
-          <w:color w:val="4472C4" w:themeColor="accent1"/>
-          <w:sz w:val="22"/>
-          <w14:textFill>
-            <w14:solidFill>
-              <w14:schemeClr w14:val="accent1"/>
-            </w14:solidFill>
-          </w14:textFill>
-        </w:rPr>
-      </w:pPr>
-      <w:r>
-        <w:rPr>
-          <w:rFonts w:hint="eastAsia"/>
-          <w:bCs/>
-          <w:i/>
-          <w:color w:val="4472C4" w:themeColor="accent1"/>
-          <w:sz w:val="22"/>
-          <w14:textFill>
-            <w14:solidFill>
-              <w14:schemeClr w14:val="accent1"/>
-            </w14:solidFill>
-          </w14:textFill>
-        </w:rPr>
-        <w:t>固定其他参数，添加Dropout，训练评估模型，记录</w:t>
-      </w:r>
-      <w:r>
-        <w:rPr>
-          <w:bCs/>
-          <w:i/>
-          <w:color w:val="4472C4" w:themeColor="accent1"/>
-          <w:sz w:val="22"/>
-          <w14:textFill>
-            <w14:solidFill>
-              <w14:schemeClr w14:val="accent1"/>
-            </w14:solidFill>
-          </w14:textFill>
-        </w:rPr>
-        <w:t xml:space="preserve"> </w:t>
-      </w:r>
-      <w:r>
-        <w:rPr>
-          <w:rFonts w:hint="eastAsia"/>
-          <w:b/>
-          <w:bCs/>
-          <w:i/>
-          <w:color w:val="4472C4" w:themeColor="accent1"/>
-          <w:sz w:val="22"/>
-          <w14:textFill>
-            <w14:solidFill>
-              <w14:schemeClr w14:val="accent1"/>
-            </w14:solidFill>
-          </w14:textFill>
-        </w:rPr>
-        <w:t>训练集准确率(%)、测试集准确率(%)、准确率差距（训练-测试）</w:t>
-      </w:r>
-      <w:r>
-        <w:rPr>
-          <w:rFonts w:hint="eastAsia"/>
-          <w:i/>
-          <w:color w:val="4472C4" w:themeColor="accent1"/>
-          <w:sz w:val="22"/>
-          <w14:textFill>
-            <w14:solidFill>
-              <w14:schemeClr w14:val="accent1"/>
-            </w14:solidFill>
-          </w14:textFill>
-        </w:rPr>
-        <w:t>等数据，分析过拟合现象。</w:t>
-      </w:r>
-    </w:p>
-    <w:p>
-      <w:pPr>
-        <w:pStyle w:val="19"/>
-        <w:spacing w:before="100" w:beforeAutospacing="1" w:after="100" w:afterAutospacing="1" w:line="400" w:lineRule="exact"/>
-        <w:ind w:firstLine="0" w:firstLineChars="0"/>
-        <w:rPr>
-          <w:rFonts w:hint="eastAsia"/>
-          <w:i w:val="0"/>
-          <w:iCs/>
-          <w:color w:val="auto"/>
-          <w:sz w:val="22"/>
-          <w:lang w:val="en-US" w:eastAsia="zh-CN"/>
-        </w:rPr>
-      </w:pPr>
-      <w:r>
-        <w:rPr>
-          <w:rFonts w:hint="eastAsia"/>
-          <w:i w:val="0"/>
-          <w:iCs/>
-          <w:color w:val="auto"/>
-          <w:sz w:val="22"/>
-          <w:lang w:val="en-US" w:eastAsia="zh-CN"/>
+        <w:ind w:firstLineChars="0" w:firstLine="0"/>
+        <w:rPr>
+          <w:iCs/>
+          <w:sz w:val="22"/>
+        </w:rPr>
+      </w:pPr>
+      <w:r>
+        <w:rPr>
+          <w:rFonts w:hint="eastAsia"/>
+          <w:iCs/>
+          <w:sz w:val="22"/>
         </w:rPr>
         <w:t>0:</w:t>
       </w:r>
     </w:p>
     <w:p>
       <w:pPr>
-        <w:pStyle w:val="16"/>
-        <w:bidi w:val="0"/>
-      </w:pPr>
-      <w:r>
+        <w:pStyle w:val="ae"/>
+      </w:pPr>
+      <w:r>
+        <w:rPr>
+          <w:noProof/>
+        </w:rPr>
         <w:drawing>
-          <wp:inline distT="0" distB="0" distL="114300" distR="114300">
+          <wp:inline distT="0" distB="0" distL="114300" distR="114300" wp14:anchorId="7177B858" wp14:editId="18E8028E">
             <wp:extent cx="5274310" cy="1172210"/>
             <wp:effectExtent l="0" t="0" r="8890" b="21590"/>
             <wp:docPr id="22" name="图片 22"/>
@@ -3621,7 +4081,7 @@
                     </pic:cNvPicPr>
                   </pic:nvPicPr>
                   <pic:blipFill>
-                    <a:blip r:embed="rId25"/>
+                    <a:blip r:embed="rId26"/>
                     <a:stretch>
                       <a:fillRect/>
                     </a:stretch>
@@ -3648,29 +4108,25 @@
     </w:p>
     <w:p>
       <w:pPr>
-        <w:pStyle w:val="16"/>
-        <w:bidi w:val="0"/>
-        <w:rPr>
-          <w:rFonts w:hint="eastAsia"/>
-          <w:lang w:val="en-US" w:eastAsia="zh-CN"/>
-        </w:rPr>
-      </w:pPr>
-      <w:r>
-        <w:rPr>
-          <w:rFonts w:hint="eastAsia"/>
-          <w:lang w:val="en-US" w:eastAsia="zh-CN"/>
+        <w:pStyle w:val="ae"/>
+      </w:pPr>
+      <w:r>
+        <w:rPr>
+          <w:rFonts w:hint="eastAsia"/>
         </w:rPr>
         <w:t>0.2:</w:t>
       </w:r>
     </w:p>
     <w:p>
       <w:pPr>
-        <w:pStyle w:val="16"/>
-        <w:bidi w:val="0"/>
-      </w:pPr>
-      <w:r>
+        <w:pStyle w:val="ae"/>
+      </w:pPr>
+      <w:r>
+        <w:rPr>
+          <w:noProof/>
+        </w:rPr>
         <w:drawing>
-          <wp:inline distT="0" distB="0" distL="114300" distR="114300">
+          <wp:inline distT="0" distB="0" distL="114300" distR="114300" wp14:anchorId="17B6BB5C" wp14:editId="583E6D9F">
             <wp:extent cx="5274310" cy="1110615"/>
             <wp:effectExtent l="0" t="0" r="8890" b="6985"/>
             <wp:docPr id="23" name="图片 23"/>
@@ -3687,7 +4143,7 @@
                     </pic:cNvPicPr>
                   </pic:nvPicPr>
                   <pic:blipFill>
-                    <a:blip r:embed="rId26"/>
+                    <a:blip r:embed="rId27"/>
                     <a:stretch>
                       <a:fillRect/>
                     </a:stretch>
@@ -3714,29 +4170,25 @@
     </w:p>
     <w:p>
       <w:pPr>
-        <w:pStyle w:val="16"/>
-        <w:bidi w:val="0"/>
-        <w:rPr>
-          <w:rFonts w:hint="eastAsia"/>
-          <w:lang w:val="en-US" w:eastAsia="zh-CN"/>
-        </w:rPr>
-      </w:pPr>
-      <w:r>
-        <w:rPr>
-          <w:rFonts w:hint="eastAsia"/>
-          <w:lang w:val="en-US" w:eastAsia="zh-CN"/>
+        <w:pStyle w:val="ae"/>
+      </w:pPr>
+      <w:r>
+        <w:rPr>
+          <w:rFonts w:hint="eastAsia"/>
         </w:rPr>
         <w:t>0.5:</w:t>
       </w:r>
     </w:p>
     <w:p>
       <w:pPr>
-        <w:pStyle w:val="16"/>
-        <w:bidi w:val="0"/>
-      </w:pPr>
-      <w:r>
+        <w:pStyle w:val="ae"/>
+      </w:pPr>
+      <w:r>
+        <w:rPr>
+          <w:noProof/>
+        </w:rPr>
         <w:drawing>
-          <wp:inline distT="0" distB="0" distL="114300" distR="114300">
+          <wp:inline distT="0" distB="0" distL="114300" distR="114300" wp14:anchorId="6E004540" wp14:editId="1B6D95F3">
             <wp:extent cx="5271770" cy="1169035"/>
             <wp:effectExtent l="0" t="0" r="11430" b="24765"/>
             <wp:docPr id="24" name="图片 24"/>
@@ -3753,7 +4205,7 @@
                     </pic:cNvPicPr>
                   </pic:nvPicPr>
                   <pic:blipFill>
-                    <a:blip r:embed="rId27"/>
+                    <a:blip r:embed="rId28"/>
                     <a:stretch>
                       <a:fillRect/>
                     </a:stretch>
@@ -3780,26 +4232,36 @@
     </w:p>
     <w:p>
       <w:pPr>
-        <w:pStyle w:val="16"/>
-        <w:bidi w:val="0"/>
-        <w:rPr>
-          <w:rFonts w:hint="default" w:eastAsia="宋体"/>
-          <w:lang w:val="en-US" w:eastAsia="zh-CN"/>
-        </w:rPr>
-      </w:pPr>
-      <w:r>
-        <w:rPr>
-          <w:rFonts w:hint="eastAsia"/>
-          <w:lang w:val="en-US" w:eastAsia="zh-CN"/>
-        </w:rPr>
-        <w:t>p=0的训练速度最快，准确率最高，loss最低。没有发现过拟合现象。</w:t>
-      </w:r>
-      <w:bookmarkStart w:id="1" w:name="_GoBack"/>
-      <w:bookmarkEnd w:id="1"/>
-    </w:p>
-    <w:p>
-      <w:pPr>
-        <w:pStyle w:val="19"/>
+        <w:pStyle w:val="ae"/>
+      </w:pPr>
+      <w:r>
+        <w:rPr>
+          <w:rFonts w:hint="eastAsia"/>
+        </w:rPr>
+        <w:t>p=0</w:t>
+      </w:r>
+      <w:r>
+        <w:rPr>
+          <w:rFonts w:hint="eastAsia"/>
+        </w:rPr>
+        <w:t>的训练速度最快，准确率最高，</w:t>
+      </w:r>
+      <w:r>
+        <w:rPr>
+          <w:rFonts w:hint="eastAsia"/>
+        </w:rPr>
+        <w:t>loss</w:t>
+      </w:r>
+      <w:r>
+        <w:rPr>
+          <w:rFonts w:hint="eastAsia"/>
+        </w:rPr>
+        <w:t>最低。没有发现过拟合现象。</w:t>
+      </w:r>
+    </w:p>
+    <w:p>
+      <w:pPr>
+        <w:pStyle w:val="1"/>
         <w:spacing w:before="100" w:beforeAutospacing="1" w:after="100" w:afterAutospacing="1" w:line="400" w:lineRule="exact"/>
         <w:ind w:firstLineChars="0"/>
         <w:rPr>
@@ -3827,324 +4289,888 @@
           <w:rFonts w:ascii="Segoe UI" w:hAnsi="Segoe UI" w:cs="Segoe UI"/>
           <w:color w:val="0F1115"/>
         </w:rPr>
-        <w:t>（6）</w:t>
-      </w:r>
-      <w:r>
-        <w:rPr>
-          <w:rFonts w:hint="eastAsia" w:ascii="Segoe UI" w:hAnsi="Segoe UI" w:cs="Segoe UI"/>
+        <w:t>（</w:t>
+      </w:r>
+      <w:r>
+        <w:rPr>
+          <w:rFonts w:ascii="Segoe UI" w:hAnsi="Segoe UI" w:cs="Segoe UI"/>
           <w:color w:val="0F1115"/>
         </w:rPr>
+        <w:t>6</w:t>
+      </w:r>
+      <w:r>
+        <w:rPr>
+          <w:rFonts w:ascii="Segoe UI" w:hAnsi="Segoe UI" w:cs="Segoe UI"/>
+          <w:color w:val="0F1115"/>
+        </w:rPr>
+        <w:t>）</w:t>
+      </w:r>
+      <w:r>
+        <w:rPr>
+          <w:rFonts w:ascii="Segoe UI" w:hAnsi="Segoe UI" w:cs="Segoe UI" w:hint="eastAsia"/>
+          <w:color w:val="0F1115"/>
+        </w:rPr>
         <w:t>训练曲线绘制</w:t>
       </w:r>
     </w:p>
     <w:p>
       <w:pPr>
-        <w:pStyle w:val="19"/>
+        <w:pStyle w:val="1"/>
         <w:spacing w:before="100" w:beforeAutospacing="1" w:after="100" w:afterAutospacing="1" w:line="400" w:lineRule="exact"/>
-        <w:ind w:firstLine="0" w:firstLineChars="0"/>
+        <w:ind w:firstLineChars="0"/>
+        <w:rPr>
+          <w:bCs/>
+          <w:iCs/>
+          <w:color w:val="000000" w:themeColor="text1"/>
+          <w:sz w:val="22"/>
+        </w:rPr>
+      </w:pPr>
+      <w:r>
+        <w:rPr>
+          <w:bCs/>
+          <w:iCs/>
+          <w:color w:val="000000" w:themeColor="text1"/>
+          <w:sz w:val="22"/>
+        </w:rPr>
+        <w:t>B</w:t>
+      </w:r>
+      <w:r>
+        <w:rPr>
+          <w:rFonts w:hint="eastAsia"/>
+          <w:bCs/>
+          <w:iCs/>
+          <w:color w:val="000000" w:themeColor="text1"/>
+          <w:sz w:val="22"/>
+        </w:rPr>
+        <w:t>atch</w:t>
+      </w:r>
+      <w:r>
+        <w:rPr>
+          <w:rFonts w:hint="eastAsia"/>
+          <w:bCs/>
+          <w:iCs/>
+          <w:color w:val="000000" w:themeColor="text1"/>
+          <w:sz w:val="22"/>
+        </w:rPr>
+        <w:t>：</w:t>
+      </w:r>
+    </w:p>
+    <w:p>
+      <w:pPr>
+        <w:rPr>
+          <w:bCs/>
+          <w:iCs/>
+          <w:color w:val="000000" w:themeColor="text1"/>
+          <w:sz w:val="22"/>
+        </w:rPr>
+      </w:pPr>
+      <w:r>
+        <w:rPr>
+          <w:noProof/>
+        </w:rPr>
+        <w:lastRenderedPageBreak/>
+        <w:drawing>
+          <wp:inline distT="0" distB="0" distL="0" distR="0" wp14:anchorId="3734BB8C" wp14:editId="4A78E171">
+            <wp:extent cx="5274310" cy="3455035"/>
+            <wp:effectExtent l="0" t="0" r="2540" b="0"/>
+            <wp:docPr id="1" name="图片 1"/>
+            <wp:cNvGraphicFramePr>
+              <a:graphicFrameLocks xmlns:a="http://schemas.openxmlformats.org/drawingml/2006/main" noChangeAspect="1"/>
+            </wp:cNvGraphicFramePr>
+            <a:graphic xmlns:a="http://schemas.openxmlformats.org/drawingml/2006/main">
+              <a:graphicData uri="http://schemas.openxmlformats.org/drawingml/2006/picture">
+                <pic:pic xmlns:pic="http://schemas.openxmlformats.org/drawingml/2006/picture">
+                  <pic:nvPicPr>
+                    <pic:cNvPr id="1" name=""/>
+                    <pic:cNvPicPr/>
+                  </pic:nvPicPr>
+                  <pic:blipFill>
+                    <a:blip r:embed="rId29"/>
+                    <a:stretch>
+                      <a:fillRect/>
+                    </a:stretch>
+                  </pic:blipFill>
+                  <pic:spPr>
+                    <a:xfrm>
+                      <a:off x="0" y="0"/>
+                      <a:ext cx="5274310" cy="3455035"/>
+                    </a:xfrm>
+                    <a:prstGeom prst="rect">
+                      <a:avLst/>
+                    </a:prstGeom>
+                  </pic:spPr>
+                </pic:pic>
+              </a:graphicData>
+            </a:graphic>
+          </wp:inline>
+        </w:drawing>
+      </w:r>
+    </w:p>
+    <w:p>
+      <w:pPr>
+        <w:rPr>
+          <w:bCs/>
+          <w:iCs/>
+          <w:color w:val="000000" w:themeColor="text1"/>
+          <w:sz w:val="22"/>
+        </w:rPr>
+      </w:pPr>
+      <w:r>
+        <w:rPr>
+          <w:rFonts w:hint="eastAsia"/>
+          <w:bCs/>
+          <w:iCs/>
+          <w:color w:val="000000" w:themeColor="text1"/>
+          <w:sz w:val="22"/>
+        </w:rPr>
+        <w:t>在训练集</w:t>
+      </w:r>
+      <w:r>
+        <w:rPr>
+          <w:rFonts w:hint="eastAsia"/>
+          <w:bCs/>
+          <w:iCs/>
+          <w:color w:val="000000" w:themeColor="text1"/>
+          <w:sz w:val="22"/>
+        </w:rPr>
+        <w:t>32</w:t>
+      </w:r>
+      <w:r>
+        <w:rPr>
+          <w:rFonts w:hint="eastAsia"/>
+          <w:bCs/>
+          <w:iCs/>
+          <w:color w:val="000000" w:themeColor="text1"/>
+          <w:sz w:val="22"/>
+        </w:rPr>
+        <w:t>、</w:t>
+      </w:r>
+      <w:r>
+        <w:rPr>
+          <w:rFonts w:hint="eastAsia"/>
+          <w:bCs/>
+          <w:iCs/>
+          <w:color w:val="000000" w:themeColor="text1"/>
+          <w:sz w:val="22"/>
+        </w:rPr>
+        <w:t>64</w:t>
+      </w:r>
+      <w:r>
+        <w:rPr>
+          <w:rFonts w:hint="eastAsia"/>
+          <w:bCs/>
+          <w:iCs/>
+          <w:color w:val="000000" w:themeColor="text1"/>
+          <w:sz w:val="22"/>
+        </w:rPr>
+        <w:t>、</w:t>
+      </w:r>
+      <w:r>
+        <w:rPr>
+          <w:rFonts w:hint="eastAsia"/>
+          <w:bCs/>
+          <w:iCs/>
+          <w:color w:val="000000" w:themeColor="text1"/>
+          <w:sz w:val="22"/>
+        </w:rPr>
+        <w:t>128</w:t>
+      </w:r>
+      <w:r>
+        <w:rPr>
+          <w:rFonts w:hint="eastAsia"/>
+          <w:bCs/>
+          <w:iCs/>
+          <w:color w:val="000000" w:themeColor="text1"/>
+          <w:sz w:val="22"/>
+        </w:rPr>
+        <w:t>的</w:t>
+      </w:r>
+      <w:r>
+        <w:rPr>
+          <w:rFonts w:hint="eastAsia"/>
+          <w:bCs/>
+          <w:iCs/>
+          <w:color w:val="000000" w:themeColor="text1"/>
+          <w:sz w:val="22"/>
+        </w:rPr>
+        <w:t>loss</w:t>
+      </w:r>
+      <w:r>
+        <w:rPr>
+          <w:rFonts w:hint="eastAsia"/>
+          <w:bCs/>
+          <w:iCs/>
+          <w:color w:val="000000" w:themeColor="text1"/>
+          <w:sz w:val="22"/>
+        </w:rPr>
+        <w:t>下降很快，</w:t>
+      </w:r>
+      <w:r>
+        <w:rPr>
+          <w:rFonts w:hint="eastAsia"/>
+          <w:bCs/>
+          <w:iCs/>
+          <w:color w:val="000000" w:themeColor="text1"/>
+          <w:sz w:val="22"/>
+        </w:rPr>
+        <w:t>最终相差不大，</w:t>
+      </w:r>
+      <w:r>
+        <w:rPr>
+          <w:rFonts w:hint="eastAsia"/>
+          <w:bCs/>
+          <w:iCs/>
+          <w:color w:val="000000" w:themeColor="text1"/>
+          <w:sz w:val="22"/>
+        </w:rPr>
+        <w:t>但</w:t>
+      </w:r>
+      <w:r>
+        <w:rPr>
+          <w:rFonts w:hint="eastAsia"/>
+          <w:bCs/>
+          <w:iCs/>
+          <w:color w:val="000000" w:themeColor="text1"/>
+          <w:sz w:val="22"/>
+        </w:rPr>
+        <w:t>在测试集</w:t>
+      </w:r>
+      <w:r>
+        <w:rPr>
+          <w:rFonts w:hint="eastAsia"/>
+          <w:bCs/>
+          <w:iCs/>
+          <w:color w:val="000000" w:themeColor="text1"/>
+          <w:sz w:val="22"/>
+        </w:rPr>
+        <w:t>32</w:t>
+      </w:r>
+      <w:r>
+        <w:rPr>
+          <w:rFonts w:hint="eastAsia"/>
+          <w:bCs/>
+          <w:iCs/>
+          <w:color w:val="000000" w:themeColor="text1"/>
+          <w:sz w:val="22"/>
+        </w:rPr>
+        <w:t>和</w:t>
+      </w:r>
+      <w:r>
+        <w:rPr>
+          <w:rFonts w:hint="eastAsia"/>
+          <w:bCs/>
+          <w:iCs/>
+          <w:color w:val="000000" w:themeColor="text1"/>
+          <w:sz w:val="22"/>
+        </w:rPr>
+        <w:t>128</w:t>
+      </w:r>
+      <w:r>
+        <w:rPr>
+          <w:rFonts w:hint="eastAsia"/>
+          <w:bCs/>
+          <w:iCs/>
+          <w:color w:val="000000" w:themeColor="text1"/>
+          <w:sz w:val="22"/>
+        </w:rPr>
+        <w:t>的</w:t>
+      </w:r>
+      <w:r>
+        <w:rPr>
+          <w:rFonts w:hint="eastAsia"/>
+          <w:bCs/>
+          <w:iCs/>
+          <w:color w:val="000000" w:themeColor="text1"/>
+          <w:sz w:val="22"/>
+        </w:rPr>
+        <w:t>loss</w:t>
+      </w:r>
+      <w:r>
+        <w:rPr>
+          <w:rFonts w:hint="eastAsia"/>
+          <w:bCs/>
+          <w:iCs/>
+          <w:color w:val="000000" w:themeColor="text1"/>
+          <w:sz w:val="22"/>
+        </w:rPr>
+        <w:t>还是比较高，</w:t>
+      </w:r>
+      <w:r>
+        <w:rPr>
+          <w:rFonts w:hint="eastAsia"/>
+          <w:bCs/>
+          <w:iCs/>
+          <w:color w:val="000000" w:themeColor="text1"/>
+          <w:sz w:val="22"/>
+        </w:rPr>
+        <w:t>只有</w:t>
+      </w:r>
+      <w:r>
+        <w:rPr>
+          <w:rFonts w:hint="eastAsia"/>
+          <w:bCs/>
+          <w:iCs/>
+          <w:color w:val="000000" w:themeColor="text1"/>
+          <w:sz w:val="22"/>
+        </w:rPr>
+        <w:t>64</w:t>
+      </w:r>
+      <w:r>
+        <w:rPr>
+          <w:rFonts w:hint="eastAsia"/>
+          <w:bCs/>
+          <w:iCs/>
+          <w:color w:val="000000" w:themeColor="text1"/>
+          <w:sz w:val="22"/>
+        </w:rPr>
+        <w:t>的</w:t>
+      </w:r>
+      <w:r>
+        <w:rPr>
+          <w:rFonts w:hint="eastAsia"/>
+          <w:bCs/>
+          <w:iCs/>
+          <w:color w:val="000000" w:themeColor="text1"/>
+          <w:sz w:val="22"/>
+        </w:rPr>
+        <w:t>loss</w:t>
+      </w:r>
+      <w:r>
+        <w:rPr>
+          <w:rFonts w:hint="eastAsia"/>
+          <w:bCs/>
+          <w:iCs/>
+          <w:color w:val="000000" w:themeColor="text1"/>
+          <w:sz w:val="22"/>
+        </w:rPr>
+        <w:t>较低。</w:t>
+      </w:r>
+      <w:r>
+        <w:rPr>
+          <w:rFonts w:hint="eastAsia"/>
+          <w:bCs/>
+          <w:iCs/>
+          <w:color w:val="000000" w:themeColor="text1"/>
+          <w:sz w:val="22"/>
+        </w:rPr>
+        <w:t>在训练集，三种情况的准确率相差不大，但在测试集</w:t>
+      </w:r>
+      <w:r>
+        <w:rPr>
+          <w:rFonts w:hint="eastAsia"/>
+          <w:bCs/>
+          <w:iCs/>
+          <w:color w:val="000000" w:themeColor="text1"/>
+          <w:sz w:val="22"/>
+        </w:rPr>
+        <w:t>64</w:t>
+      </w:r>
+      <w:r>
+        <w:rPr>
+          <w:rFonts w:hint="eastAsia"/>
+          <w:bCs/>
+          <w:iCs/>
+          <w:color w:val="000000" w:themeColor="text1"/>
+          <w:sz w:val="22"/>
+        </w:rPr>
+        <w:t>的准确率更好，说明</w:t>
+      </w:r>
+      <w:r>
+        <w:rPr>
+          <w:rFonts w:hint="eastAsia"/>
+          <w:bCs/>
+          <w:iCs/>
+          <w:color w:val="000000" w:themeColor="text1"/>
+          <w:sz w:val="22"/>
+        </w:rPr>
+        <w:t>64</w:t>
+      </w:r>
+      <w:r>
+        <w:rPr>
+          <w:rFonts w:hint="eastAsia"/>
+          <w:bCs/>
+          <w:iCs/>
+          <w:color w:val="000000" w:themeColor="text1"/>
+          <w:sz w:val="22"/>
+        </w:rPr>
+        <w:t>的泛化能力更好</w:t>
+      </w:r>
+    </w:p>
+    <w:p>
+      <w:pPr>
+        <w:rPr>
+          <w:bCs/>
+          <w:iCs/>
+          <w:color w:val="000000" w:themeColor="text1"/>
+          <w:sz w:val="22"/>
+        </w:rPr>
+      </w:pPr>
+    </w:p>
+    <w:p>
+      <w:pPr>
+        <w:rPr>
+          <w:bCs/>
+          <w:iCs/>
+          <w:color w:val="000000" w:themeColor="text1"/>
+          <w:sz w:val="22"/>
+        </w:rPr>
+      </w:pPr>
+      <w:r>
+        <w:rPr>
+          <w:bCs/>
+          <w:iCs/>
+          <w:color w:val="000000" w:themeColor="text1"/>
+          <w:sz w:val="22"/>
+        </w:rPr>
+        <w:t>D</w:t>
+      </w:r>
+      <w:r>
+        <w:rPr>
+          <w:rFonts w:hint="eastAsia"/>
+          <w:bCs/>
+          <w:iCs/>
+          <w:color w:val="000000" w:themeColor="text1"/>
+          <w:sz w:val="22"/>
+        </w:rPr>
+        <w:t>rop</w:t>
+      </w:r>
+      <w:r>
+        <w:rPr>
+          <w:rFonts w:hint="eastAsia"/>
+          <w:bCs/>
+          <w:iCs/>
+          <w:color w:val="000000" w:themeColor="text1"/>
+          <w:sz w:val="22"/>
+        </w:rPr>
+        <w:t>：</w:t>
+      </w:r>
+    </w:p>
+    <w:p>
+      <w:pPr>
+        <w:rPr>
+          <w:bCs/>
+          <w:iCs/>
+          <w:color w:val="000000" w:themeColor="text1"/>
+          <w:sz w:val="22"/>
+        </w:rPr>
+      </w:pPr>
+      <w:r>
+        <w:rPr>
+          <w:noProof/>
+        </w:rPr>
+        <w:drawing>
+          <wp:inline distT="0" distB="0" distL="0" distR="0" wp14:anchorId="4FD51EFC" wp14:editId="1B849826">
+            <wp:extent cx="5274310" cy="3383915"/>
+            <wp:effectExtent l="0" t="0" r="2540" b="6985"/>
+            <wp:docPr id="5" name="图片 5"/>
+            <wp:cNvGraphicFramePr>
+              <a:graphicFrameLocks xmlns:a="http://schemas.openxmlformats.org/drawingml/2006/main" noChangeAspect="1"/>
+            </wp:cNvGraphicFramePr>
+            <a:graphic xmlns:a="http://schemas.openxmlformats.org/drawingml/2006/main">
+              <a:graphicData uri="http://schemas.openxmlformats.org/drawingml/2006/picture">
+                <pic:pic xmlns:pic="http://schemas.openxmlformats.org/drawingml/2006/picture">
+                  <pic:nvPicPr>
+                    <pic:cNvPr id="1" name=""/>
+                    <pic:cNvPicPr/>
+                  </pic:nvPicPr>
+                  <pic:blipFill>
+                    <a:blip r:embed="rId30"/>
+                    <a:stretch>
+                      <a:fillRect/>
+                    </a:stretch>
+                  </pic:blipFill>
+                  <pic:spPr>
+                    <a:xfrm>
+                      <a:off x="0" y="0"/>
+                      <a:ext cx="5274310" cy="3383915"/>
+                    </a:xfrm>
+                    <a:prstGeom prst="rect">
+                      <a:avLst/>
+                    </a:prstGeom>
+                  </pic:spPr>
+                </pic:pic>
+              </a:graphicData>
+            </a:graphic>
+          </wp:inline>
+        </w:drawing>
+      </w:r>
+    </w:p>
+    <w:p>
+      <w:pPr>
+        <w:rPr>
+          <w:rFonts w:hint="eastAsia"/>
+          <w:bCs/>
+          <w:iCs/>
+          <w:color w:val="000000" w:themeColor="text1"/>
+          <w:sz w:val="22"/>
+        </w:rPr>
+      </w:pPr>
+      <w:r>
+        <w:rPr>
+          <w:rFonts w:hint="eastAsia"/>
+          <w:bCs/>
+          <w:iCs/>
+          <w:color w:val="000000" w:themeColor="text1"/>
+          <w:sz w:val="22"/>
+        </w:rPr>
+        <w:t>在训练集中</w:t>
+      </w:r>
+      <w:r>
+        <w:rPr>
+          <w:rFonts w:hint="eastAsia"/>
+          <w:bCs/>
+          <w:iCs/>
+          <w:color w:val="000000" w:themeColor="text1"/>
+          <w:sz w:val="22"/>
+        </w:rPr>
+        <w:t>0.2</w:t>
+      </w:r>
+      <w:r>
+        <w:rPr>
+          <w:rFonts w:hint="eastAsia"/>
+          <w:bCs/>
+          <w:iCs/>
+          <w:color w:val="000000" w:themeColor="text1"/>
+          <w:sz w:val="22"/>
+        </w:rPr>
+        <w:t>和</w:t>
+      </w:r>
+      <w:r>
+        <w:rPr>
+          <w:rFonts w:hint="eastAsia"/>
+          <w:bCs/>
+          <w:iCs/>
+          <w:color w:val="000000" w:themeColor="text1"/>
+          <w:sz w:val="22"/>
+        </w:rPr>
+        <w:t>0.5</w:t>
+      </w:r>
+      <w:r>
+        <w:rPr>
+          <w:rFonts w:hint="eastAsia"/>
+          <w:bCs/>
+          <w:iCs/>
+          <w:color w:val="000000" w:themeColor="text1"/>
+          <w:sz w:val="22"/>
+        </w:rPr>
+        <w:t>的</w:t>
+      </w:r>
+      <w:r>
+        <w:rPr>
+          <w:rFonts w:hint="eastAsia"/>
+          <w:bCs/>
+          <w:iCs/>
+          <w:color w:val="000000" w:themeColor="text1"/>
+          <w:sz w:val="22"/>
+        </w:rPr>
+        <w:t>loss</w:t>
+      </w:r>
+      <w:r>
+        <w:rPr>
+          <w:rFonts w:hint="eastAsia"/>
+          <w:bCs/>
+          <w:iCs/>
+          <w:color w:val="000000" w:themeColor="text1"/>
+          <w:sz w:val="22"/>
+        </w:rPr>
+        <w:t>最终还是比较高，只有</w:t>
+      </w:r>
+      <w:r>
+        <w:rPr>
+          <w:rFonts w:hint="eastAsia"/>
+          <w:bCs/>
+          <w:iCs/>
+          <w:color w:val="000000" w:themeColor="text1"/>
+          <w:sz w:val="22"/>
+        </w:rPr>
+        <w:t>0</w:t>
+      </w:r>
+      <w:r>
+        <w:rPr>
+          <w:rFonts w:hint="eastAsia"/>
+          <w:bCs/>
+          <w:iCs/>
+          <w:color w:val="000000" w:themeColor="text1"/>
+          <w:sz w:val="22"/>
+        </w:rPr>
+        <w:t>的</w:t>
+      </w:r>
+      <w:r>
+        <w:rPr>
+          <w:rFonts w:hint="eastAsia"/>
+          <w:bCs/>
+          <w:iCs/>
+          <w:color w:val="000000" w:themeColor="text1"/>
+          <w:sz w:val="22"/>
+        </w:rPr>
+        <w:t>loss</w:t>
+      </w:r>
+      <w:r>
+        <w:rPr>
+          <w:rFonts w:hint="eastAsia"/>
+          <w:bCs/>
+          <w:iCs/>
+          <w:color w:val="000000" w:themeColor="text1"/>
+          <w:sz w:val="22"/>
+        </w:rPr>
+        <w:t>比较小，但在测试集中</w:t>
+      </w:r>
+      <w:r>
+        <w:rPr>
+          <w:rFonts w:hint="eastAsia"/>
+          <w:bCs/>
+          <w:iCs/>
+          <w:color w:val="000000" w:themeColor="text1"/>
+          <w:sz w:val="22"/>
+        </w:rPr>
+        <w:t>0.2</w:t>
+      </w:r>
+      <w:r>
+        <w:rPr>
+          <w:rFonts w:hint="eastAsia"/>
+          <w:bCs/>
+          <w:iCs/>
+          <w:color w:val="000000" w:themeColor="text1"/>
+          <w:sz w:val="22"/>
+        </w:rPr>
+        <w:t>和</w:t>
+      </w:r>
+      <w:r>
+        <w:rPr>
+          <w:rFonts w:hint="eastAsia"/>
+          <w:bCs/>
+          <w:iCs/>
+          <w:color w:val="000000" w:themeColor="text1"/>
+          <w:sz w:val="22"/>
+        </w:rPr>
+        <w:t>0</w:t>
+      </w:r>
+      <w:r>
+        <w:rPr>
+          <w:rFonts w:hint="eastAsia"/>
+          <w:bCs/>
+          <w:iCs/>
+          <w:color w:val="000000" w:themeColor="text1"/>
+          <w:sz w:val="22"/>
+        </w:rPr>
+        <w:t>的</w:t>
+      </w:r>
+      <w:r>
+        <w:rPr>
+          <w:rFonts w:hint="eastAsia"/>
+          <w:bCs/>
+          <w:iCs/>
+          <w:color w:val="000000" w:themeColor="text1"/>
+          <w:sz w:val="22"/>
+        </w:rPr>
+        <w:t>loss</w:t>
+      </w:r>
+      <w:r>
+        <w:rPr>
+          <w:rFonts w:hint="eastAsia"/>
+          <w:bCs/>
+          <w:iCs/>
+          <w:color w:val="000000" w:themeColor="text1"/>
+          <w:sz w:val="22"/>
+        </w:rPr>
+        <w:t>差不多，但</w:t>
+      </w:r>
+      <w:r>
+        <w:rPr>
+          <w:rFonts w:hint="eastAsia"/>
+          <w:bCs/>
+          <w:iCs/>
+          <w:color w:val="000000" w:themeColor="text1"/>
+          <w:sz w:val="22"/>
+        </w:rPr>
+        <w:t>0.5</w:t>
+      </w:r>
+      <w:r>
+        <w:rPr>
+          <w:rFonts w:hint="eastAsia"/>
+          <w:bCs/>
+          <w:iCs/>
+          <w:color w:val="000000" w:themeColor="text1"/>
+          <w:sz w:val="22"/>
+        </w:rPr>
+        <w:t>的</w:t>
+      </w:r>
+      <w:r>
+        <w:rPr>
+          <w:rFonts w:hint="eastAsia"/>
+          <w:bCs/>
+          <w:iCs/>
+          <w:color w:val="000000" w:themeColor="text1"/>
+          <w:sz w:val="22"/>
+        </w:rPr>
+        <w:t>loss</w:t>
+      </w:r>
+      <w:r>
+        <w:rPr>
+          <w:rFonts w:hint="eastAsia"/>
+          <w:bCs/>
+          <w:iCs/>
+          <w:color w:val="000000" w:themeColor="text1"/>
+          <w:sz w:val="22"/>
+        </w:rPr>
+        <w:t>还是很高。训练集中</w:t>
+      </w:r>
+      <w:r>
+        <w:rPr>
+          <w:rFonts w:hint="eastAsia"/>
+          <w:bCs/>
+          <w:iCs/>
+          <w:color w:val="000000" w:themeColor="text1"/>
+          <w:sz w:val="22"/>
+        </w:rPr>
+        <w:t>0</w:t>
+      </w:r>
+      <w:r>
+        <w:rPr>
+          <w:rFonts w:hint="eastAsia"/>
+          <w:bCs/>
+          <w:iCs/>
+          <w:color w:val="000000" w:themeColor="text1"/>
+          <w:sz w:val="22"/>
+        </w:rPr>
+        <w:t>的准确率最高，而在测试集中</w:t>
+      </w:r>
+      <w:r>
+        <w:rPr>
+          <w:rFonts w:hint="eastAsia"/>
+          <w:bCs/>
+          <w:iCs/>
+          <w:color w:val="000000" w:themeColor="text1"/>
+          <w:sz w:val="22"/>
+        </w:rPr>
+        <w:t>0</w:t>
+      </w:r>
+      <w:r>
+        <w:rPr>
+          <w:rFonts w:hint="eastAsia"/>
+          <w:bCs/>
+          <w:iCs/>
+          <w:color w:val="000000" w:themeColor="text1"/>
+          <w:sz w:val="22"/>
+        </w:rPr>
+        <w:t>的准确率依然最高，但</w:t>
+      </w:r>
+      <w:r>
+        <w:rPr>
+          <w:rFonts w:hint="eastAsia"/>
+          <w:bCs/>
+          <w:iCs/>
+          <w:color w:val="000000" w:themeColor="text1"/>
+          <w:sz w:val="22"/>
+        </w:rPr>
+        <w:t>0.2</w:t>
+      </w:r>
+      <w:r>
+        <w:rPr>
+          <w:rFonts w:hint="eastAsia"/>
+          <w:bCs/>
+          <w:iCs/>
+          <w:color w:val="000000" w:themeColor="text1"/>
+          <w:sz w:val="22"/>
+        </w:rPr>
+        <w:t>的准确率相差不远。综上，</w:t>
+      </w:r>
+      <w:r>
+        <w:rPr>
+          <w:rFonts w:hint="eastAsia"/>
+          <w:bCs/>
+          <w:iCs/>
+          <w:color w:val="000000" w:themeColor="text1"/>
+          <w:sz w:val="22"/>
+        </w:rPr>
+        <w:t>0</w:t>
+      </w:r>
+      <w:r>
+        <w:rPr>
+          <w:rFonts w:hint="eastAsia"/>
+          <w:bCs/>
+          <w:iCs/>
+          <w:color w:val="000000" w:themeColor="text1"/>
+          <w:sz w:val="22"/>
+        </w:rPr>
+        <w:t>的拟合能力和泛化能力最好，</w:t>
+      </w:r>
+      <w:r>
+        <w:rPr>
+          <w:rFonts w:hint="eastAsia"/>
+          <w:bCs/>
+          <w:iCs/>
+          <w:color w:val="000000" w:themeColor="text1"/>
+          <w:sz w:val="22"/>
+        </w:rPr>
+        <w:lastRenderedPageBreak/>
+        <w:t>0.2</w:t>
+      </w:r>
+      <w:r>
+        <w:rPr>
+          <w:rFonts w:hint="eastAsia"/>
+          <w:bCs/>
+          <w:iCs/>
+          <w:color w:val="000000" w:themeColor="text1"/>
+          <w:sz w:val="22"/>
+        </w:rPr>
+        <w:t>的拟合能力较差，但泛化能力不错</w:t>
+      </w:r>
+      <w:r>
+        <w:rPr>
+          <w:rFonts w:hint="eastAsia"/>
+          <w:bCs/>
+          <w:iCs/>
+          <w:color w:val="000000" w:themeColor="text1"/>
+          <w:sz w:val="22"/>
+        </w:rPr>
+        <w:t>。</w:t>
+      </w:r>
+    </w:p>
+    <w:p>
+      <w:pPr>
+        <w:pStyle w:val="1"/>
+        <w:spacing w:before="100" w:beforeAutospacing="1" w:after="100" w:afterAutospacing="1" w:line="400" w:lineRule="exact"/>
+        <w:ind w:firstLineChars="0"/>
         <w:rPr>
           <w:bCs/>
           <w:i/>
           <w:color w:val="4472C4" w:themeColor="accent1"/>
           <w:sz w:val="22"/>
-          <w14:textFill>
-            <w14:solidFill>
-              <w14:schemeClr w14:val="accent1"/>
-            </w14:solidFill>
-          </w14:textFill>
-        </w:rPr>
-      </w:pPr>
-      <w:r>
-        <w:rPr>
-          <w:rFonts w:hint="eastAsia"/>
+        </w:rPr>
+      </w:pPr>
+    </w:p>
+    <w:p>
+      <w:pPr>
+        <w:pStyle w:val="1"/>
+        <w:spacing w:before="100" w:beforeAutospacing="1" w:after="100" w:afterAutospacing="1" w:line="400" w:lineRule="exact"/>
+        <w:ind w:firstLineChars="0"/>
+        <w:rPr>
           <w:bCs/>
           <w:i/>
           <w:color w:val="4472C4" w:themeColor="accent1"/>
           <w:sz w:val="22"/>
-          <w14:textFill>
-            <w14:solidFill>
-              <w14:schemeClr w14:val="accent1"/>
-            </w14:solidFill>
-          </w14:textFill>
-        </w:rPr>
-        <w:t>要求：选择至少两组对比实验（例如不同batch_size，或有无Dropout），绘制以下曲线（每组合并在一张图中或两张子图）：</w:t>
-      </w:r>
-    </w:p>
-    <w:p>
-      <w:pPr>
-        <w:pStyle w:val="19"/>
+        </w:rPr>
+      </w:pPr>
+    </w:p>
+    <w:bookmarkEnd w:id="0"/>
+    <w:p>
+      <w:pPr>
+        <w:pStyle w:val="1"/>
         <w:spacing w:before="100" w:beforeAutospacing="1" w:after="100" w:afterAutospacing="1" w:line="400" w:lineRule="exact"/>
-        <w:ind w:firstLine="440"/>
-        <w:rPr>
+        <w:ind w:firstLineChars="0" w:firstLine="0"/>
+        <w:rPr>
+          <w:rFonts w:ascii="Calibri" w:hAnsi="Calibri"/>
           <w:bCs/>
           <w:i/>
           <w:color w:val="4472C4" w:themeColor="accent1"/>
           <w:sz w:val="22"/>
-          <w14:textFill>
-            <w14:solidFill>
-              <w14:schemeClr w14:val="accent1"/>
-            </w14:solidFill>
-          </w14:textFill>
-        </w:rPr>
-      </w:pPr>
-      <w:r>
-        <w:rPr>
-          <w:rFonts w:hint="eastAsia"/>
-          <w:bCs/>
-          <w:i/>
-          <w:color w:val="4472C4" w:themeColor="accent1"/>
-          <w:sz w:val="22"/>
-          <w14:textFill>
-            <w14:solidFill>
-              <w14:schemeClr w14:val="accent1"/>
-            </w14:solidFill>
-          </w14:textFill>
-        </w:rPr>
-        <w:t>训练损失 vs epoch</w:t>
-      </w:r>
-    </w:p>
-    <w:p>
-      <w:pPr>
-        <w:pStyle w:val="19"/>
-        <w:spacing w:before="100" w:beforeAutospacing="1" w:after="100" w:afterAutospacing="1" w:line="400" w:lineRule="exact"/>
-        <w:ind w:firstLine="440"/>
-        <w:rPr>
-          <w:bCs/>
-          <w:i/>
-          <w:color w:val="4472C4" w:themeColor="accent1"/>
-          <w:sz w:val="22"/>
-          <w14:textFill>
-            <w14:solidFill>
-              <w14:schemeClr w14:val="accent1"/>
-            </w14:solidFill>
-          </w14:textFill>
-        </w:rPr>
-      </w:pPr>
-      <w:r>
-        <w:rPr>
-          <w:rFonts w:hint="eastAsia"/>
-          <w:bCs/>
-          <w:i/>
-          <w:color w:val="4472C4" w:themeColor="accent1"/>
-          <w:sz w:val="22"/>
-          <w14:textFill>
-            <w14:solidFill>
-              <w14:schemeClr w14:val="accent1"/>
-            </w14:solidFill>
-          </w14:textFill>
-        </w:rPr>
-        <w:t>测试损失 vs epoch</w:t>
-      </w:r>
-    </w:p>
-    <w:p>
-      <w:pPr>
-        <w:pStyle w:val="19"/>
-        <w:spacing w:before="100" w:beforeAutospacing="1" w:after="100" w:afterAutospacing="1" w:line="400" w:lineRule="exact"/>
-        <w:ind w:firstLine="440"/>
-        <w:rPr>
-          <w:bCs/>
-          <w:i/>
-          <w:color w:val="4472C4" w:themeColor="accent1"/>
-          <w:sz w:val="22"/>
-          <w14:textFill>
-            <w14:solidFill>
-              <w14:schemeClr w14:val="accent1"/>
-            </w14:solidFill>
-          </w14:textFill>
-        </w:rPr>
-      </w:pPr>
-      <w:r>
-        <w:rPr>
-          <w:rFonts w:hint="eastAsia"/>
-          <w:bCs/>
-          <w:i/>
-          <w:color w:val="4472C4" w:themeColor="accent1"/>
-          <w:sz w:val="22"/>
-          <w14:textFill>
-            <w14:solidFill>
-              <w14:schemeClr w14:val="accent1"/>
-            </w14:solidFill>
-          </w14:textFill>
-        </w:rPr>
-        <w:t>训练准确率 vs epoch</w:t>
-      </w:r>
-    </w:p>
-    <w:p>
-      <w:pPr>
-        <w:pStyle w:val="19"/>
-        <w:spacing w:before="100" w:beforeAutospacing="1" w:after="100" w:afterAutospacing="1" w:line="400" w:lineRule="exact"/>
-        <w:ind w:firstLine="440"/>
-        <w:rPr>
-          <w:bCs/>
-          <w:i/>
-          <w:color w:val="4472C4" w:themeColor="accent1"/>
-          <w:sz w:val="22"/>
-          <w14:textFill>
-            <w14:solidFill>
-              <w14:schemeClr w14:val="accent1"/>
-            </w14:solidFill>
-          </w14:textFill>
-        </w:rPr>
-      </w:pPr>
-      <w:r>
-        <w:rPr>
-          <w:rFonts w:hint="eastAsia"/>
-          <w:bCs/>
-          <w:i/>
-          <w:color w:val="4472C4" w:themeColor="accent1"/>
-          <w:sz w:val="22"/>
-          <w14:textFill>
-            <w14:solidFill>
-              <w14:schemeClr w14:val="accent1"/>
-            </w14:solidFill>
-          </w14:textFill>
-        </w:rPr>
-        <w:t>测试准确率 vs epoch</w:t>
-      </w:r>
-    </w:p>
-    <w:p>
-      <w:pPr>
-        <w:pStyle w:val="19"/>
-        <w:spacing w:before="100" w:beforeAutospacing="1" w:after="100" w:afterAutospacing="1" w:line="400" w:lineRule="exact"/>
-        <w:ind w:firstLineChars="0"/>
-        <w:rPr>
-          <w:bCs/>
-          <w:i/>
-          <w:color w:val="4472C4" w:themeColor="accent1"/>
-          <w:sz w:val="22"/>
-          <w14:textFill>
-            <w14:solidFill>
-              <w14:schemeClr w14:val="accent1"/>
-            </w14:solidFill>
-          </w14:textFill>
-        </w:rPr>
-      </w:pPr>
-      <w:r>
-        <w:rPr>
-          <w:rFonts w:hint="eastAsia"/>
-          <w:bCs/>
-          <w:i/>
-          <w:color w:val="4472C4" w:themeColor="accent1"/>
-          <w:sz w:val="22"/>
-          <w14:textFill>
-            <w14:solidFill>
-              <w14:schemeClr w14:val="accent1"/>
-            </w14:solidFill>
-          </w14:textFill>
-        </w:rPr>
-        <w:t>请将曲线图粘贴在此处，并确保坐标轴标签、图例、标题完整。</w:t>
-      </w:r>
-    </w:p>
-    <w:p>
-      <w:pPr>
-        <w:pStyle w:val="19"/>
-        <w:spacing w:before="100" w:beforeAutospacing="1" w:after="100" w:afterAutospacing="1" w:line="400" w:lineRule="exact"/>
-        <w:ind w:firstLineChars="0"/>
-        <w:rPr>
-          <w:bCs/>
-          <w:i/>
-          <w:color w:val="4472C4" w:themeColor="accent1"/>
-          <w:sz w:val="22"/>
-          <w14:textFill>
-            <w14:solidFill>
-              <w14:schemeClr w14:val="accent1"/>
-            </w14:solidFill>
-          </w14:textFill>
-        </w:rPr>
-      </w:pPr>
-      <w:r>
-        <w:rPr>
-          <w:rFonts w:hint="eastAsia"/>
-          <w:bCs/>
-          <w:i/>
-          <w:color w:val="4472C4" w:themeColor="accent1"/>
-          <w:sz w:val="22"/>
-          <w14:textFill>
-            <w14:solidFill>
-              <w14:schemeClr w14:val="accent1"/>
-            </w14:solidFill>
-          </w14:textFill>
-        </w:rPr>
-        <w:t>最后做曲线分析。</w:t>
-      </w:r>
-    </w:p>
-    <w:p>
-      <w:pPr>
-        <w:pStyle w:val="19"/>
-        <w:spacing w:before="100" w:beforeAutospacing="1" w:after="100" w:afterAutospacing="1" w:line="400" w:lineRule="exact"/>
-        <w:ind w:firstLineChars="0"/>
-        <w:rPr>
-          <w:bCs/>
-          <w:i/>
-          <w:color w:val="4472C4" w:themeColor="accent1"/>
-          <w:sz w:val="22"/>
-          <w14:textFill>
-            <w14:solidFill>
-              <w14:schemeClr w14:val="accent1"/>
-            </w14:solidFill>
-          </w14:textFill>
-        </w:rPr>
-      </w:pPr>
-    </w:p>
-    <w:p>
-      <w:pPr>
-        <w:pStyle w:val="19"/>
-        <w:spacing w:before="100" w:beforeAutospacing="1" w:after="100" w:afterAutospacing="1" w:line="400" w:lineRule="exact"/>
-        <w:ind w:firstLineChars="0"/>
-        <w:rPr>
-          <w:bCs/>
-          <w:i/>
-          <w:color w:val="4472C4" w:themeColor="accent1"/>
-          <w:sz w:val="22"/>
-          <w14:textFill>
-            <w14:solidFill>
-              <w14:schemeClr w14:val="accent1"/>
-            </w14:solidFill>
-          </w14:textFill>
-        </w:rPr>
-      </w:pPr>
-    </w:p>
-    <w:p>
-      <w:pPr>
-        <w:pStyle w:val="19"/>
-        <w:spacing w:before="100" w:beforeAutospacing="1" w:after="100" w:afterAutospacing="1" w:line="400" w:lineRule="exact"/>
-        <w:ind w:firstLineChars="0"/>
-        <w:rPr>
-          <w:bCs/>
-          <w:i/>
-          <w:color w:val="4472C4" w:themeColor="accent1"/>
-          <w:sz w:val="22"/>
-          <w14:textFill>
-            <w14:solidFill>
-              <w14:schemeClr w14:val="accent1"/>
-            </w14:solidFill>
-          </w14:textFill>
-        </w:rPr>
-      </w:pPr>
-    </w:p>
-    <w:bookmarkEnd w:id="0"/>
-    <w:p>
-      <w:pPr>
-        <w:pStyle w:val="19"/>
-        <w:spacing w:before="100" w:beforeAutospacing="1" w:after="100" w:afterAutospacing="1" w:line="400" w:lineRule="exact"/>
-        <w:ind w:firstLine="0" w:firstLineChars="0"/>
-        <w:rPr>
-          <w:rFonts w:ascii="Calibri" w:hAnsi="Calibri"/>
-          <w:bCs/>
-          <w:i/>
-          <w:color w:val="4472C4" w:themeColor="accent1"/>
-          <w:sz w:val="22"/>
-          <w14:textFill>
-            <w14:solidFill>
-              <w14:schemeClr w14:val="accent1"/>
-            </w14:solidFill>
-          </w14:textFill>
-        </w:rPr>
-      </w:pPr>
-    </w:p>
-    <w:p>
-      <w:pPr>
-        <w:pStyle w:val="19"/>
+        </w:rPr>
+      </w:pPr>
+    </w:p>
+    <w:p>
+      <w:pPr>
+        <w:pStyle w:val="1"/>
         <w:numPr>
           <w:ilvl w:val="0"/>
           <w:numId w:val="1"/>
@@ -4161,7 +5187,7 @@
       </w:pPr>
       <w:r>
         <w:rPr>
-          <w:rFonts w:hint="eastAsia" w:ascii="宋体" w:hAnsi="宋体" w:cs="宋体"/>
+          <w:rFonts w:ascii="宋体" w:hAnsi="宋体" w:cs="宋体" w:hint="eastAsia"/>
           <w:b/>
           <w:bCs/>
           <w:sz w:val="36"/>
@@ -4172,7 +5198,7 @@
     </w:p>
     <w:p>
       <w:pPr>
-        <w:pStyle w:val="19"/>
+        <w:pStyle w:val="1"/>
         <w:spacing w:before="100" w:beforeAutospacing="1" w:after="100" w:afterAutospacing="1" w:line="400" w:lineRule="exact"/>
         <w:ind w:firstLine="440"/>
         <w:rPr>
@@ -4180,11 +5206,6 @@
           <w:i/>
           <w:color w:val="4472C4" w:themeColor="accent1"/>
           <w:sz w:val="22"/>
-          <w14:textFill>
-            <w14:solidFill>
-              <w14:schemeClr w14:val="accent1"/>
-            </w14:solidFill>
-          </w14:textFill>
         </w:rPr>
       </w:pPr>
       <w:r>
@@ -4194,18 +5215,13 @@
           <w:i/>
           <w:color w:val="4472C4" w:themeColor="accent1"/>
           <w:sz w:val="22"/>
-          <w14:textFill>
-            <w14:solidFill>
-              <w14:schemeClr w14:val="accent1"/>
-            </w14:solidFill>
-          </w14:textFill>
         </w:rPr>
         <w:t>若完成附加题，请在此处说明实现思路、关键代码片段和实验结果。</w:t>
       </w:r>
     </w:p>
     <w:p>
       <w:pPr>
-        <w:pStyle w:val="19"/>
+        <w:pStyle w:val="1"/>
         <w:spacing w:before="100" w:beforeAutospacing="1" w:after="100" w:afterAutospacing="1" w:line="400" w:lineRule="exact"/>
         <w:ind w:firstLine="440"/>
         <w:rPr>
@@ -4213,17 +5229,12 @@
           <w:i/>
           <w:color w:val="4472C4" w:themeColor="accent1"/>
           <w:sz w:val="22"/>
-          <w14:textFill>
-            <w14:solidFill>
-              <w14:schemeClr w14:val="accent1"/>
-            </w14:solidFill>
-          </w14:textFill>
-        </w:rPr>
-      </w:pPr>
-    </w:p>
-    <w:p>
-      <w:pPr>
-        <w:pStyle w:val="19"/>
+        </w:rPr>
+      </w:pPr>
+    </w:p>
+    <w:p>
+      <w:pPr>
+        <w:pStyle w:val="1"/>
         <w:spacing w:before="100" w:beforeAutospacing="1" w:after="100" w:afterAutospacing="1" w:line="400" w:lineRule="exact"/>
         <w:ind w:firstLineChars="0"/>
         <w:rPr>
@@ -4231,17 +5242,12 @@
           <w:i/>
           <w:color w:val="4472C4" w:themeColor="accent1"/>
           <w:sz w:val="22"/>
-          <w14:textFill>
-            <w14:solidFill>
-              <w14:schemeClr w14:val="accent1"/>
-            </w14:solidFill>
-          </w14:textFill>
-        </w:rPr>
-      </w:pPr>
-    </w:p>
-    <w:p>
-      <w:pPr>
-        <w:pStyle w:val="19"/>
+        </w:rPr>
+      </w:pPr>
+    </w:p>
+    <w:p>
+      <w:pPr>
+        <w:pStyle w:val="1"/>
         <w:numPr>
           <w:ilvl w:val="0"/>
           <w:numId w:val="1"/>
@@ -4258,7 +5264,7 @@
       </w:pPr>
       <w:r>
         <w:rPr>
-          <w:rFonts w:hint="eastAsia" w:ascii="宋体" w:hAnsi="宋体" w:cs="宋体"/>
+          <w:rFonts w:ascii="宋体" w:hAnsi="宋体" w:cs="宋体" w:hint="eastAsia"/>
           <w:b/>
           <w:bCs/>
           <w:sz w:val="36"/>
@@ -4269,71 +5275,155 @@
     </w:p>
     <w:p>
       <w:pPr>
-        <w:pStyle w:val="19"/>
+        <w:pStyle w:val="1"/>
         <w:spacing w:before="100" w:beforeAutospacing="1" w:after="100" w:afterAutospacing="1" w:line="400" w:lineRule="exact"/>
-        <w:ind w:firstLine="0" w:firstLineChars="0"/>
-        <w:rPr>
-          <w:bCs/>
-          <w:i/>
-          <w:color w:val="4472C4" w:themeColor="accent1"/>
-          <w:sz w:val="22"/>
-          <w14:textFill>
-            <w14:solidFill>
-              <w14:schemeClr w14:val="accent1"/>
-            </w14:solidFill>
-          </w14:textFill>
-        </w:rPr>
-      </w:pPr>
-      <w:r>
-        <w:rPr>
-          <w:rFonts w:hint="eastAsia"/>
-          <w:bCs/>
-          <w:i/>
-          <w:color w:val="4472C4" w:themeColor="accent1"/>
-          <w:sz w:val="22"/>
-          <w14:textFill>
-            <w14:solidFill>
-              <w14:schemeClr w14:val="accent1"/>
-            </w14:solidFill>
-          </w14:textFill>
-        </w:rPr>
-        <w:t>（总结本次实验的收获、遇到的问题及解决方法、对BP神经网络和PyTorch的理解，以及对实验设计的建议等。200~</w:t>
-      </w:r>
-      <w:r>
-        <w:rPr>
-          <w:bCs/>
-          <w:i/>
-          <w:color w:val="4472C4" w:themeColor="accent1"/>
-          <w:sz w:val="22"/>
-          <w14:textFill>
-            <w14:solidFill>
-              <w14:schemeClr w14:val="accent1"/>
-            </w14:solidFill>
-          </w14:textFill>
-        </w:rPr>
-        <w:t>3</w:t>
-      </w:r>
-      <w:r>
-        <w:rPr>
-          <w:rFonts w:hint="eastAsia"/>
-          <w:bCs/>
-          <w:i/>
-          <w:color w:val="4472C4" w:themeColor="accent1"/>
-          <w:sz w:val="22"/>
-          <w14:textFill>
-            <w14:solidFill>
-              <w14:schemeClr w14:val="accent1"/>
-            </w14:solidFill>
-          </w14:textFill>
-        </w:rPr>
-        <w:t>00字。）</w:t>
-      </w:r>
-    </w:p>
-    <w:p>
-      <w:pPr>
-        <w:pStyle w:val="19"/>
+        <w:ind w:firstLineChars="0" w:firstLine="0"/>
+        <w:rPr>
+          <w:bCs/>
+          <w:iCs/>
+          <w:color w:val="000000" w:themeColor="text1"/>
+          <w:sz w:val="22"/>
+        </w:rPr>
+      </w:pPr>
+      <w:r>
+        <w:rPr>
+          <w:rFonts w:hint="eastAsia"/>
+          <w:bCs/>
+          <w:iCs/>
+          <w:color w:val="000000" w:themeColor="text1"/>
+          <w:sz w:val="22"/>
+        </w:rPr>
+        <w:t>这次实验让我初步尝试用</w:t>
+      </w:r>
+      <w:r>
+        <w:rPr>
+          <w:rFonts w:hint="eastAsia"/>
+          <w:bCs/>
+          <w:iCs/>
+          <w:color w:val="000000" w:themeColor="text1"/>
+          <w:sz w:val="22"/>
+        </w:rPr>
+        <w:t>pytorch</w:t>
+      </w:r>
+      <w:r>
+        <w:rPr>
+          <w:rFonts w:hint="eastAsia"/>
+          <w:bCs/>
+          <w:iCs/>
+          <w:color w:val="000000" w:themeColor="text1"/>
+          <w:sz w:val="22"/>
+        </w:rPr>
+        <w:t>训练神经网络，掌握了基本的流程：数据预处理、设计模型超参数、训练模型、参数评估与更改、得到最终模型。本次实验比较顺利，没有遇到困难。</w:t>
+      </w:r>
+      <w:r>
+        <w:rPr>
+          <w:rFonts w:hint="eastAsia"/>
+          <w:bCs/>
+          <w:iCs/>
+          <w:color w:val="000000" w:themeColor="text1"/>
+          <w:sz w:val="22"/>
+        </w:rPr>
+        <w:t>BP</w:t>
+      </w:r>
+      <w:r>
+        <w:rPr>
+          <w:rFonts w:hint="eastAsia"/>
+          <w:bCs/>
+          <w:iCs/>
+          <w:color w:val="000000" w:themeColor="text1"/>
+          <w:sz w:val="22"/>
+        </w:rPr>
+        <w:t>神经网络是</w:t>
+      </w:r>
+      <w:r>
+        <w:rPr>
+          <w:rFonts w:hint="eastAsia"/>
+          <w:bCs/>
+          <w:iCs/>
+          <w:color w:val="000000" w:themeColor="text1"/>
+          <w:sz w:val="22"/>
+        </w:rPr>
+        <w:t>将数据值代入，经过一层层网络的计算，得到几个概率，挑选概率最大的值作为最终结果。</w:t>
+      </w:r>
+      <w:r>
+        <w:rPr>
+          <w:bCs/>
+          <w:iCs/>
+          <w:color w:val="000000" w:themeColor="text1"/>
+          <w:sz w:val="22"/>
+        </w:rPr>
+        <w:t>P</w:t>
+      </w:r>
+      <w:r>
+        <w:rPr>
+          <w:rFonts w:hint="eastAsia"/>
+          <w:bCs/>
+          <w:iCs/>
+          <w:color w:val="000000" w:themeColor="text1"/>
+          <w:sz w:val="22"/>
+        </w:rPr>
+        <w:t>ytorch</w:t>
+      </w:r>
+      <w:r>
+        <w:rPr>
+          <w:rFonts w:hint="eastAsia"/>
+          <w:bCs/>
+          <w:iCs/>
+          <w:color w:val="000000" w:themeColor="text1"/>
+          <w:sz w:val="22"/>
+        </w:rPr>
+        <w:t>则是将网络中的计算、损失计算、反向传播的方法给封装好了，供我们调用，我们只需要设计网络架构即可。</w:t>
+      </w:r>
+    </w:p>
+    <w:p>
+      <w:pPr>
+        <w:pStyle w:val="1"/>
         <w:spacing w:before="100" w:beforeAutospacing="1" w:after="100" w:afterAutospacing="1" w:line="400" w:lineRule="exact"/>
-        <w:ind w:left="840" w:firstLine="0" w:firstLineChars="0"/>
+        <w:ind w:firstLineChars="0" w:firstLine="0"/>
+        <w:rPr>
+          <w:rFonts w:hint="eastAsia"/>
+          <w:bCs/>
+          <w:iCs/>
+          <w:color w:val="000000" w:themeColor="text1"/>
+          <w:sz w:val="22"/>
+        </w:rPr>
+      </w:pPr>
+      <w:r>
+        <w:rPr>
+          <w:rFonts w:hint="eastAsia"/>
+          <w:bCs/>
+          <w:iCs/>
+          <w:color w:val="000000" w:themeColor="text1"/>
+          <w:sz w:val="22"/>
+        </w:rPr>
+        <w:t>建议：</w:t>
+      </w:r>
+      <w:r>
+        <w:rPr>
+          <w:rFonts w:hint="eastAsia"/>
+          <w:bCs/>
+          <w:iCs/>
+          <w:color w:val="000000" w:themeColor="text1"/>
+          <w:sz w:val="22"/>
+        </w:rPr>
+        <w:t>对比上次手搓决策树</w:t>
+      </w:r>
+      <w:r>
+        <w:rPr>
+          <w:rFonts w:hint="eastAsia"/>
+          <w:bCs/>
+          <w:iCs/>
+          <w:color w:val="000000" w:themeColor="text1"/>
+          <w:sz w:val="22"/>
+        </w:rPr>
+        <w:t>，本次实验过于简单，建议将封装的训练函数由学生自己实现。</w:t>
+      </w:r>
+    </w:p>
+    <w:p>
+      <w:pPr>
+        <w:pStyle w:val="1"/>
+        <w:spacing w:before="100" w:beforeAutospacing="1" w:after="100" w:afterAutospacing="1" w:line="400" w:lineRule="exact"/>
+        <w:ind w:left="840" w:firstLineChars="0" w:firstLine="0"/>
         <w:jc w:val="right"/>
         <w:rPr>
           <w:rFonts w:ascii="Arial" w:hAnsi="Arial" w:cs="Arial"/>
@@ -4343,20 +5433,39 @@
       </w:pPr>
     </w:p>
     <w:sectPr>
-      <w:headerReference r:id="rId3" w:type="default"/>
-      <w:footerReference r:id="rId4" w:type="default"/>
+      <w:headerReference w:type="default" r:id="rId31"/>
+      <w:footerReference w:type="default" r:id="rId32"/>
       <w:pgSz w:w="11906" w:h="16838"/>
       <w:pgMar w:top="1440" w:right="1800" w:bottom="1440" w:left="1800" w:header="851" w:footer="992" w:gutter="0"/>
       <w:pgNumType w:start="1"/>
-      <w:cols w:space="425" w:num="1"/>
-      <w:docGrid w:type="lines" w:linePitch="312" w:charSpace="0"/>
+      <w:cols w:space="425"/>
+      <w:docGrid w:type="lines" w:linePitch="312"/>
     </w:sectPr>
   </w:body>
 </w:document>
 </file>
 
+<file path=word/endnotes.xml><?xml version="1.0" encoding="utf-8"?>
+<w:endnotes xmlns:wpc="http://schemas.microsoft.com/office/word/2010/wordprocessingCanvas" xmlns:cx="http://schemas.microsoft.com/office/drawing/2014/chartex" xmlns:cx1="http://schemas.microsoft.com/office/drawing/2015/9/8/chartex" xmlns:cx2="http://schemas.microsoft.com/office/drawing/2015/10/21/chartex" xmlns:cx3="http://schemas.microsoft.com/office/drawing/2016/5/9/chartex" xmlns:cx4="http://schemas.microsoft.com/office/drawing/2016/5/10/chartex" xmlns:cx5="http://schemas.microsoft.com/office/drawing/2016/5/11/chartex" xmlns:cx6="http://schemas.microsoft.com/office/drawing/2016/5/12/chartex" xmlns:cx7="http://schemas.microsoft.com/office/drawing/2016/5/13/chartex" xmlns:cx8="http://schemas.microsoft.com/office/drawing/2016/5/14/chartex" xmlns:mc="http://schemas.openxmlformats.org/markup-compatibility/2006" xmlns:aink="http://schemas.microsoft.com/office/drawing/2016/ink" xmlns:am3d="http://schemas.microsoft.com/office/drawing/2017/model3d" xmlns:o="urn:schemas-microsoft-com:office:office" xmlns:oel="http://schemas.microsoft.com/office/2019/extlst" xmlns:r="http://schemas.openxmlformats.org/officeDocument/2006/relationships" xmlns:m="http://schemas.openxmlformats.org/officeDocument/2006/math" xmlns:v="urn:schemas-microsoft-com:vml" xmlns:wp14="http://schemas.microsoft.com/office/word/2010/wordprocessingDrawing" xmlns:wp="http://schemas.openxmlformats.org/drawingml/2006/wordprocessingDrawing" xmlns:w10="urn:schemas-microsoft-com:office:word" xmlns:w="http://schemas.openxmlformats.org/wordprocessingml/2006/main" xmlns:w14="http://schemas.microsoft.com/office/word/2010/wordml" xmlns:w15="http://schemas.microsoft.com/office/word/2012/wordml" xmlns:w16cex="http://schemas.microsoft.com/office/word/2018/wordml/cex" xmlns:w16cid="http://schemas.microsoft.com/office/word/2016/wordml/cid" xmlns:w16="http://schemas.microsoft.com/office/word/2018/wordml" xmlns:w16sdtdh="http://schemas.microsoft.com/office/word/2020/wordml/sdtdatahash" xmlns:w16se="http://schemas.microsoft.com/office/word/2015/wordml/symex" xmlns:wpg="http://schemas.microsoft.com/office/word/2010/wordprocessingGroup" xmlns:wpi="http://schemas.microsoft.com/office/word/2010/wordprocessingInk" xmlns:wne="http://schemas.microsoft.com/office/word/2006/wordml" xmlns:wps="http://schemas.microsoft.com/office/word/2010/wordprocessingShape" mc:Ignorable="w14 w15 w16se w16cid w16 w16cex w16sdtdh wp14">
+  <w:endnote w:type="separator" w:id="-1">
+    <w:p>
+      <w:r>
+        <w:separator/>
+      </w:r>
+    </w:p>
+  </w:endnote>
+  <w:endnote w:type="continuationSeparator" w:id="0">
+    <w:p>
+      <w:r>
+        <w:continuationSeparator/>
+      </w:r>
+    </w:p>
+  </w:endnote>
+</w:endnotes>
+</file>
+
 <file path=word/footer1.xml><?xml version="1.0" encoding="utf-8"?>
-<w:ftr xmlns:wpc="http://schemas.microsoft.com/office/word/2010/wordprocessingCanvas" xmlns:mc="http://schemas.openxmlformats.org/markup-compatibility/2006" xmlns:o="urn:schemas-microsoft-com:office:office" xmlns:r="http://schemas.openxmlformats.org/officeDocument/2006/relationships" xmlns:m="http://schemas.openxmlformats.org/officeDocument/2006/math" xmlns:v="urn:schemas-microsoft-com:vml" xmlns:wp14="http://schemas.microsoft.com/office/word/2010/wordprocessingDrawing" xmlns:wp="http://schemas.openxmlformats.org/drawingml/2006/wordprocessingDrawing" xmlns:w10="urn:schemas-microsoft-com:office:word" xmlns:w="http://schemas.openxmlformats.org/wordprocessingml/2006/main" xmlns:w14="http://schemas.microsoft.com/office/word/2010/wordml" xmlns:w15="http://schemas.microsoft.com/office/word/2012/wordml" xmlns:wpg="http://schemas.microsoft.com/office/word/2010/wordprocessingGroup" xmlns:wpi="http://schemas.microsoft.com/office/word/2010/wordprocessingInk" xmlns:wne="http://schemas.microsoft.com/office/word/2006/wordml" xmlns:wps="http://schemas.microsoft.com/office/word/2010/wordprocessingShape" xmlns:wpsCustomData="http://www.wps.cn/officeDocument/2013/wpsCustomData" mc:Ignorable="w14 w15 wp14">
+<w:ftr xmlns:wpc="http://schemas.microsoft.com/office/word/2010/wordprocessingCanvas" xmlns:cx="http://schemas.microsoft.com/office/drawing/2014/chartex" xmlns:cx1="http://schemas.microsoft.com/office/drawing/2015/9/8/chartex" xmlns:cx2="http://schemas.microsoft.com/office/drawing/2015/10/21/chartex" xmlns:cx3="http://schemas.microsoft.com/office/drawing/2016/5/9/chartex" xmlns:cx4="http://schemas.microsoft.com/office/drawing/2016/5/10/chartex" xmlns:cx5="http://schemas.microsoft.com/office/drawing/2016/5/11/chartex" xmlns:cx6="http://schemas.microsoft.com/office/drawing/2016/5/12/chartex" xmlns:cx7="http://schemas.microsoft.com/office/drawing/2016/5/13/chartex" xmlns:cx8="http://schemas.microsoft.com/office/drawing/2016/5/14/chartex" xmlns:mc="http://schemas.openxmlformats.org/markup-compatibility/2006" xmlns:aink="http://schemas.microsoft.com/office/drawing/2016/ink" xmlns:am3d="http://schemas.microsoft.com/office/drawing/2017/model3d" xmlns:o="urn:schemas-microsoft-com:office:office" xmlns:oel="http://schemas.microsoft.com/office/2019/extlst" xmlns:r="http://schemas.openxmlformats.org/officeDocument/2006/relationships" xmlns:m="http://schemas.openxmlformats.org/officeDocument/2006/math" xmlns:v="urn:schemas-microsoft-com:vml" xmlns:wp14="http://schemas.microsoft.com/office/word/2010/wordprocessingDrawing" xmlns:wp="http://schemas.openxmlformats.org/drawingml/2006/wordprocessingDrawing" xmlns:w10="urn:schemas-microsoft-com:office:word" xmlns:w="http://schemas.openxmlformats.org/wordprocessingml/2006/main" xmlns:w14="http://schemas.microsoft.com/office/word/2010/wordml" xmlns:w15="http://schemas.microsoft.com/office/word/2012/wordml" xmlns:w16cex="http://schemas.microsoft.com/office/word/2018/wordml/cex" xmlns:w16cid="http://schemas.microsoft.com/office/word/2016/wordml/cid" xmlns:w16="http://schemas.microsoft.com/office/word/2018/wordml" xmlns:w16sdtdh="http://schemas.microsoft.com/office/word/2020/wordml/sdtdatahash" xmlns:w16se="http://schemas.microsoft.com/office/word/2015/wordml/symex" xmlns:wpg="http://schemas.microsoft.com/office/word/2010/wordprocessingGroup" xmlns:wpi="http://schemas.microsoft.com/office/word/2010/wordprocessingInk" xmlns:wne="http://schemas.microsoft.com/office/word/2006/wordml" xmlns:wps="http://schemas.microsoft.com/office/word/2010/wordprocessingShape" mc:Ignorable="w14 w15 w16se w16cid w16 w16cex w16sdtdh wp14">
   <w:sdt>
     <w:sdtPr>
       <w:id w:val="-1"/>
@@ -4367,14 +5476,14 @@
     <w:sdtContent>
       <w:p>
         <w:pPr>
-          <w:pStyle w:val="7"/>
+          <w:pStyle w:val="a6"/>
           <w:jc w:val="center"/>
         </w:pPr>
         <w:r>
           <w:fldChar w:fldCharType="begin"/>
         </w:r>
         <w:r>
-          <w:instrText xml:space="preserve">PAGE   \* MERGEFORMAT</w:instrText>
+          <w:instrText>PAGE   \* MERGEFORMAT</w:instrText>
         </w:r>
         <w:r>
           <w:fldChar w:fldCharType="separate"/>
@@ -4393,18 +5502,37 @@
   </w:sdt>
   <w:p>
     <w:pPr>
-      <w:pStyle w:val="7"/>
+      <w:pStyle w:val="a6"/>
       <w:jc w:val="right"/>
     </w:pPr>
   </w:p>
 </w:ftr>
 </file>
 
+<file path=word/footnotes.xml><?xml version="1.0" encoding="utf-8"?>
+<w:footnotes xmlns:wpc="http://schemas.microsoft.com/office/word/2010/wordprocessingCanvas" xmlns:cx="http://schemas.microsoft.com/office/drawing/2014/chartex" xmlns:cx1="http://schemas.microsoft.com/office/drawing/2015/9/8/chartex" xmlns:cx2="http://schemas.microsoft.com/office/drawing/2015/10/21/chartex" xmlns:cx3="http://schemas.microsoft.com/office/drawing/2016/5/9/chartex" xmlns:cx4="http://schemas.microsoft.com/office/drawing/2016/5/10/chartex" xmlns:cx5="http://schemas.microsoft.com/office/drawing/2016/5/11/chartex" xmlns:cx6="http://schemas.microsoft.com/office/drawing/2016/5/12/chartex" xmlns:cx7="http://schemas.microsoft.com/office/drawing/2016/5/13/chartex" xmlns:cx8="http://schemas.microsoft.com/office/drawing/2016/5/14/chartex" xmlns:mc="http://schemas.openxmlformats.org/markup-compatibility/2006" xmlns:aink="http://schemas.microsoft.com/office/drawing/2016/ink" xmlns:am3d="http://schemas.microsoft.com/office/drawing/2017/model3d" xmlns:o="urn:schemas-microsoft-com:office:office" xmlns:oel="http://schemas.microsoft.com/office/2019/extlst" xmlns:r="http://schemas.openxmlformats.org/officeDocument/2006/relationships" xmlns:m="http://schemas.openxmlformats.org/officeDocument/2006/math" xmlns:v="urn:schemas-microsoft-com:vml" xmlns:wp14="http://schemas.microsoft.com/office/word/2010/wordprocessingDrawing" xmlns:wp="http://schemas.openxmlformats.org/drawingml/2006/wordprocessingDrawing" xmlns:w10="urn:schemas-microsoft-com:office:word" xmlns:w="http://schemas.openxmlformats.org/wordprocessingml/2006/main" xmlns:w14="http://schemas.microsoft.com/office/word/2010/wordml" xmlns:w15="http://schemas.microsoft.com/office/word/2012/wordml" xmlns:w16cex="http://schemas.microsoft.com/office/word/2018/wordml/cex" xmlns:w16cid="http://schemas.microsoft.com/office/word/2016/wordml/cid" xmlns:w16="http://schemas.microsoft.com/office/word/2018/wordml" xmlns:w16sdtdh="http://schemas.microsoft.com/office/word/2020/wordml/sdtdatahash" xmlns:w16se="http://schemas.microsoft.com/office/word/2015/wordml/symex" xmlns:wpg="http://schemas.microsoft.com/office/word/2010/wordprocessingGroup" xmlns:wpi="http://schemas.microsoft.com/office/word/2010/wordprocessingInk" xmlns:wne="http://schemas.microsoft.com/office/word/2006/wordml" xmlns:wps="http://schemas.microsoft.com/office/word/2010/wordprocessingShape" mc:Ignorable="w14 w15 w16se w16cid w16 w16cex w16sdtdh wp14">
+  <w:footnote w:type="separator" w:id="-1">
+    <w:p>
+      <w:r>
+        <w:separator/>
+      </w:r>
+    </w:p>
+  </w:footnote>
+  <w:footnote w:type="continuationSeparator" w:id="0">
+    <w:p>
+      <w:r>
+        <w:continuationSeparator/>
+      </w:r>
+    </w:p>
+  </w:footnote>
+</w:footnotes>
+</file>
+
 <file path=word/header1.xml><?xml version="1.0" encoding="utf-8"?>
-<w:hdr xmlns:wpc="http://schemas.microsoft.com/office/word/2010/wordprocessingCanvas" xmlns:mc="http://schemas.openxmlformats.org/markup-compatibility/2006" xmlns:o="urn:schemas-microsoft-com:office:office" xmlns:r="http://schemas.openxmlformats.org/officeDocument/2006/relationships" xmlns:m="http://schemas.openxmlformats.org/officeDocument/2006/math" xmlns:v="urn:schemas-microsoft-com:vml" xmlns:wp14="http://schemas.microsoft.com/office/word/2010/wordprocessingDrawing" xmlns:wp="http://schemas.openxmlformats.org/drawingml/2006/wordprocessingDrawing" xmlns:w10="urn:schemas-microsoft-com:office:word" xmlns:w="http://schemas.openxmlformats.org/wordprocessingml/2006/main" xmlns:w14="http://schemas.microsoft.com/office/word/2010/wordml" xmlns:w15="http://schemas.microsoft.com/office/word/2012/wordml" xmlns:wpg="http://schemas.microsoft.com/office/word/2010/wordprocessingGroup" xmlns:wpi="http://schemas.microsoft.com/office/word/2010/wordprocessingInk" xmlns:wne="http://schemas.microsoft.com/office/word/2006/wordml" xmlns:wps="http://schemas.microsoft.com/office/word/2010/wordprocessingShape" xmlns:wpsCustomData="http://www.wps.cn/officeDocument/2013/wpsCustomData" mc:Ignorable="w14 w15 wp14">
+<w:hdr xmlns:wpc="http://schemas.microsoft.com/office/word/2010/wordprocessingCanvas" xmlns:cx="http://schemas.microsoft.com/office/drawing/2014/chartex" xmlns:cx1="http://schemas.microsoft.com/office/drawing/2015/9/8/chartex" xmlns:cx2="http://schemas.microsoft.com/office/drawing/2015/10/21/chartex" xmlns:cx3="http://schemas.microsoft.com/office/drawing/2016/5/9/chartex" xmlns:cx4="http://schemas.microsoft.com/office/drawing/2016/5/10/chartex" xmlns:cx5="http://schemas.microsoft.com/office/drawing/2016/5/11/chartex" xmlns:cx6="http://schemas.microsoft.com/office/drawing/2016/5/12/chartex" xmlns:cx7="http://schemas.microsoft.com/office/drawing/2016/5/13/chartex" xmlns:cx8="http://schemas.microsoft.com/office/drawing/2016/5/14/chartex" xmlns:mc="http://schemas.openxmlformats.org/markup-compatibility/2006" xmlns:aink="http://schemas.microsoft.com/office/drawing/2016/ink" xmlns:am3d="http://schemas.microsoft.com/office/drawing/2017/model3d" xmlns:o="urn:schemas-microsoft-com:office:office" xmlns:oel="http://schemas.microsoft.com/office/2019/extlst" xmlns:r="http://schemas.openxmlformats.org/officeDocument/2006/relationships" xmlns:m="http://schemas.openxmlformats.org/officeDocument/2006/math" xmlns:v="urn:schemas-microsoft-com:vml" xmlns:wp14="http://schemas.microsoft.com/office/word/2010/wordprocessingDrawing" xmlns:wp="http://schemas.openxmlformats.org/drawingml/2006/wordprocessingDrawing" xmlns:w10="urn:schemas-microsoft-com:office:word" xmlns:w="http://schemas.openxmlformats.org/wordprocessingml/2006/main" xmlns:w14="http://schemas.microsoft.com/office/word/2010/wordml" xmlns:w15="http://schemas.microsoft.com/office/word/2012/wordml" xmlns:w16cex="http://schemas.microsoft.com/office/word/2018/wordml/cex" xmlns:w16cid="http://schemas.microsoft.com/office/word/2016/wordml/cid" xmlns:w16="http://schemas.microsoft.com/office/word/2018/wordml" xmlns:w16sdtdh="http://schemas.microsoft.com/office/word/2020/wordml/sdtdatahash" xmlns:w16se="http://schemas.microsoft.com/office/word/2015/wordml/symex" xmlns:wpg="http://schemas.microsoft.com/office/word/2010/wordprocessingGroup" xmlns:wpi="http://schemas.microsoft.com/office/word/2010/wordprocessingInk" xmlns:wne="http://schemas.microsoft.com/office/word/2006/wordml" xmlns:wps="http://schemas.microsoft.com/office/word/2010/wordprocessingShape" mc:Ignorable="w14 w15 w16se w16cid w16 w16cex w16sdtdh wp14">
   <w:p>
     <w:pPr>
-      <w:pStyle w:val="8"/>
+      <w:pStyle w:val="a8"/>
       <w:jc w:val="right"/>
     </w:pPr>
     <w:r>
@@ -4427,12 +5555,12 @@
 </file>
 
 <file path=word/numbering.xml><?xml version="1.0" encoding="utf-8"?>
-<w:numbering xmlns:wpc="http://schemas.microsoft.com/office/word/2010/wordprocessingCanvas" xmlns:mc="http://schemas.openxmlformats.org/markup-compatibility/2006" xmlns:o="urn:schemas-microsoft-com:office:office" xmlns:r="http://schemas.openxmlformats.org/officeDocument/2006/relationships" xmlns:m="http://schemas.openxmlformats.org/officeDocument/2006/math" xmlns:v="urn:schemas-microsoft-com:vml" xmlns:wp14="http://schemas.microsoft.com/office/word/2010/wordprocessingDrawing" xmlns:wp="http://schemas.openxmlformats.org/drawingml/2006/wordprocessingDrawing" xmlns:w10="urn:schemas-microsoft-com:office:word" xmlns:w="http://schemas.openxmlformats.org/wordprocessingml/2006/main" xmlns:w14="http://schemas.microsoft.com/office/word/2010/wordml" xmlns:wpg="http://schemas.microsoft.com/office/word/2010/wordprocessingGroup" xmlns:wpi="http://schemas.microsoft.com/office/word/2010/wordprocessingInk" xmlns:wne="http://schemas.microsoft.com/office/word/2006/wordml" xmlns:wps="http://schemas.microsoft.com/office/word/2010/wordprocessingShape" xmlns:wpsCustomData="http://www.wps.cn/officeDocument/2013/wpsCustomData" mc:Ignorable="w14 wp14">
-  <w:abstractNum w:abstractNumId="0">
+<w:numbering xmlns:wpc="http://schemas.microsoft.com/office/word/2010/wordprocessingCanvas" xmlns:cx="http://schemas.microsoft.com/office/drawing/2014/chartex" xmlns:cx1="http://schemas.microsoft.com/office/drawing/2015/9/8/chartex" xmlns:cx2="http://schemas.microsoft.com/office/drawing/2015/10/21/chartex" xmlns:cx3="http://schemas.microsoft.com/office/drawing/2016/5/9/chartex" xmlns:cx4="http://schemas.microsoft.com/office/drawing/2016/5/10/chartex" xmlns:cx5="http://schemas.microsoft.com/office/drawing/2016/5/11/chartex" xmlns:cx6="http://schemas.microsoft.com/office/drawing/2016/5/12/chartex" xmlns:cx7="http://schemas.microsoft.com/office/drawing/2016/5/13/chartex" xmlns:cx8="http://schemas.microsoft.com/office/drawing/2016/5/14/chartex" xmlns:mc="http://schemas.openxmlformats.org/markup-compatibility/2006" xmlns:aink="http://schemas.microsoft.com/office/drawing/2016/ink" xmlns:am3d="http://schemas.microsoft.com/office/drawing/2017/model3d" xmlns:o="urn:schemas-microsoft-com:office:office" xmlns:oel="http://schemas.microsoft.com/office/2019/extlst" xmlns:r="http://schemas.openxmlformats.org/officeDocument/2006/relationships" xmlns:m="http://schemas.openxmlformats.org/officeDocument/2006/math" xmlns:v="urn:schemas-microsoft-com:vml" xmlns:wp14="http://schemas.microsoft.com/office/word/2010/wordprocessingDrawing" xmlns:wp="http://schemas.openxmlformats.org/drawingml/2006/wordprocessingDrawing" xmlns:w10="urn:schemas-microsoft-com:office:word" xmlns:w="http://schemas.openxmlformats.org/wordprocessingml/2006/main" xmlns:w14="http://schemas.microsoft.com/office/word/2010/wordml" xmlns:w15="http://schemas.microsoft.com/office/word/2012/wordml" xmlns:w16cex="http://schemas.microsoft.com/office/word/2018/wordml/cex" xmlns:w16cid="http://schemas.microsoft.com/office/word/2016/wordml/cid" xmlns:w16="http://schemas.microsoft.com/office/word/2018/wordml" xmlns:w16sdtdh="http://schemas.microsoft.com/office/word/2020/wordml/sdtdatahash" xmlns:w16se="http://schemas.microsoft.com/office/word/2015/wordml/symex" xmlns:wpg="http://schemas.microsoft.com/office/word/2010/wordprocessingGroup" xmlns:wpi="http://schemas.microsoft.com/office/word/2010/wordprocessingInk" xmlns:wne="http://schemas.microsoft.com/office/word/2006/wordml" xmlns:wps="http://schemas.microsoft.com/office/word/2010/wordprocessingShape" mc:Ignorable="w14 w15 w16se w16cid w16 w16cex w16sdtdh wp14">
+  <w:abstractNum w:abstractNumId="0" w15:restartNumberingAfterBreak="0">
     <w:nsid w:val="0214754F"/>
     <w:multiLevelType w:val="multilevel"/>
     <w:tmpl w:val="0214754F"/>
-    <w:lvl w:ilvl="0" w:tentative="0">
+    <w:lvl w:ilvl="0">
       <w:start w:val="1"/>
       <w:numFmt w:val="decimal"/>
       <w:lvlText w:val="%1、"/>
@@ -4444,7 +5572,7 @@
         <w:rFonts w:hint="default"/>
       </w:rPr>
     </w:lvl>
-    <w:lvl w:ilvl="1" w:tentative="0">
+    <w:lvl w:ilvl="1">
       <w:start w:val="1"/>
       <w:numFmt w:val="lowerLetter"/>
       <w:lvlText w:val="%2)"/>
@@ -4453,7 +5581,7 @@
         <w:ind w:left="840" w:hanging="420"/>
       </w:pPr>
     </w:lvl>
-    <w:lvl w:ilvl="2" w:tentative="0">
+    <w:lvl w:ilvl="2">
       <w:start w:val="1"/>
       <w:numFmt w:val="lowerRoman"/>
       <w:lvlText w:val="%3."/>
@@ -4462,7 +5590,7 @@
         <w:ind w:left="1260" w:hanging="420"/>
       </w:pPr>
     </w:lvl>
-    <w:lvl w:ilvl="3" w:tentative="0">
+    <w:lvl w:ilvl="3">
       <w:start w:val="1"/>
       <w:numFmt w:val="decimal"/>
       <w:lvlText w:val="%4."/>
@@ -4471,7 +5599,7 @@
         <w:ind w:left="1680" w:hanging="420"/>
       </w:pPr>
     </w:lvl>
-    <w:lvl w:ilvl="4" w:tentative="0">
+    <w:lvl w:ilvl="4">
       <w:start w:val="1"/>
       <w:numFmt w:val="lowerLetter"/>
       <w:lvlText w:val="%5)"/>
@@ -4480,7 +5608,7 @@
         <w:ind w:left="2100" w:hanging="420"/>
       </w:pPr>
     </w:lvl>
-    <w:lvl w:ilvl="5" w:tentative="0">
+    <w:lvl w:ilvl="5">
       <w:start w:val="1"/>
       <w:numFmt w:val="lowerRoman"/>
       <w:lvlText w:val="%6."/>
@@ -4489,7 +5617,7 @@
         <w:ind w:left="2520" w:hanging="420"/>
       </w:pPr>
     </w:lvl>
-    <w:lvl w:ilvl="6" w:tentative="0">
+    <w:lvl w:ilvl="6">
       <w:start w:val="1"/>
       <w:numFmt w:val="decimal"/>
       <w:lvlText w:val="%7."/>
@@ -4498,7 +5626,7 @@
         <w:ind w:left="2940" w:hanging="420"/>
       </w:pPr>
     </w:lvl>
-    <w:lvl w:ilvl="7" w:tentative="0">
+    <w:lvl w:ilvl="7">
       <w:start w:val="1"/>
       <w:numFmt w:val="lowerLetter"/>
       <w:lvlText w:val="%8)"/>
@@ -4507,7 +5635,7 @@
         <w:ind w:left="3360" w:hanging="420"/>
       </w:pPr>
     </w:lvl>
-    <w:lvl w:ilvl="8" w:tentative="0">
+    <w:lvl w:ilvl="8">
       <w:start w:val="1"/>
       <w:numFmt w:val="lowerRoman"/>
       <w:lvlText w:val="%9."/>
@@ -4517,11 +5645,11 @@
       </w:pPr>
     </w:lvl>
   </w:abstractNum>
-  <w:abstractNum w:abstractNumId="1">
+  <w:abstractNum w:abstractNumId="1" w15:restartNumberingAfterBreak="0">
     <w:nsid w:val="621C2880"/>
     <w:multiLevelType w:val="multilevel"/>
     <w:tmpl w:val="621C2880"/>
-    <w:lvl w:ilvl="0" w:tentative="0">
+    <w:lvl w:ilvl="0">
       <w:start w:val="1"/>
       <w:numFmt w:val="chineseCountingThousand"/>
       <w:lvlText w:val="%1、"/>
@@ -4530,7 +5658,7 @@
         <w:ind w:left="420" w:hanging="420"/>
       </w:pPr>
     </w:lvl>
-    <w:lvl w:ilvl="1" w:tentative="0">
+    <w:lvl w:ilvl="1">
       <w:start w:val="1"/>
       <w:numFmt w:val="lowerLetter"/>
       <w:lvlText w:val="%2)"/>
@@ -4539,7 +5667,7 @@
         <w:ind w:left="840" w:hanging="420"/>
       </w:pPr>
     </w:lvl>
-    <w:lvl w:ilvl="2" w:tentative="0">
+    <w:lvl w:ilvl="2">
       <w:start w:val="1"/>
       <w:numFmt w:val="lowerRoman"/>
       <w:lvlText w:val="%3."/>
@@ -4548,7 +5676,7 @@
         <w:ind w:left="1260" w:hanging="420"/>
       </w:pPr>
     </w:lvl>
-    <w:lvl w:ilvl="3" w:tentative="0">
+    <w:lvl w:ilvl="3">
       <w:start w:val="1"/>
       <w:numFmt w:val="decimal"/>
       <w:lvlText w:val="%4."/>
@@ -4557,7 +5685,7 @@
         <w:ind w:left="1680" w:hanging="420"/>
       </w:pPr>
     </w:lvl>
-    <w:lvl w:ilvl="4" w:tentative="0">
+    <w:lvl w:ilvl="4">
       <w:start w:val="1"/>
       <w:numFmt w:val="lowerLetter"/>
       <w:lvlText w:val="%5)"/>
@@ -4566,7 +5694,7 @@
         <w:ind w:left="2100" w:hanging="420"/>
       </w:pPr>
     </w:lvl>
-    <w:lvl w:ilvl="5" w:tentative="0">
+    <w:lvl w:ilvl="5">
       <w:start w:val="1"/>
       <w:numFmt w:val="lowerRoman"/>
       <w:lvlText w:val="%6."/>
@@ -4575,7 +5703,7 @@
         <w:ind w:left="2520" w:hanging="420"/>
       </w:pPr>
     </w:lvl>
-    <w:lvl w:ilvl="6" w:tentative="0">
+    <w:lvl w:ilvl="6">
       <w:start w:val="1"/>
       <w:numFmt w:val="decimal"/>
       <w:lvlText w:val="%7."/>
@@ -4584,7 +5712,7 @@
         <w:ind w:left="2940" w:hanging="420"/>
       </w:pPr>
     </w:lvl>
-    <w:lvl w:ilvl="7" w:tentative="0">
+    <w:lvl w:ilvl="7">
       <w:start w:val="1"/>
       <w:numFmt w:val="lowerLetter"/>
       <w:lvlText w:val="%8)"/>
@@ -4593,7 +5721,7 @@
         <w:ind w:left="3360" w:hanging="420"/>
       </w:pPr>
     </w:lvl>
-    <w:lvl w:ilvl="8" w:tentative="0">
+    <w:lvl w:ilvl="8">
       <w:start w:val="1"/>
       <w:numFmt w:val="lowerRoman"/>
       <w:lvlText w:val="%9."/>
@@ -4603,11 +5731,11 @@
       </w:pPr>
     </w:lvl>
   </w:abstractNum>
-  <w:abstractNum w:abstractNumId="2">
+  <w:abstractNum w:abstractNumId="2" w15:restartNumberingAfterBreak="0">
     <w:nsid w:val="76E033AA"/>
     <w:multiLevelType w:val="multilevel"/>
     <w:tmpl w:val="76E033AA"/>
-    <w:lvl w:ilvl="0" w:tentative="0">
+    <w:lvl w:ilvl="0">
       <w:start w:val="1"/>
       <w:numFmt w:val="bullet"/>
       <w:lvlText w:val=""/>
@@ -4616,10 +5744,10 @@
         <w:ind w:left="420" w:hanging="420"/>
       </w:pPr>
       <w:rPr>
-        <w:rFonts w:hint="default" w:ascii="Wingdings" w:hAnsi="Wingdings"/>
+        <w:rFonts w:ascii="Wingdings" w:hAnsi="Wingdings" w:hint="default"/>
       </w:rPr>
     </w:lvl>
-    <w:lvl w:ilvl="1" w:tentative="0">
+    <w:lvl w:ilvl="1">
       <w:start w:val="1"/>
       <w:numFmt w:val="bullet"/>
       <w:lvlText w:val=""/>
@@ -4628,10 +5756,10 @@
         <w:ind w:left="840" w:hanging="420"/>
       </w:pPr>
       <w:rPr>
-        <w:rFonts w:hint="default" w:ascii="Wingdings" w:hAnsi="Wingdings"/>
+        <w:rFonts w:ascii="Wingdings" w:hAnsi="Wingdings" w:hint="default"/>
       </w:rPr>
     </w:lvl>
-    <w:lvl w:ilvl="2" w:tentative="0">
+    <w:lvl w:ilvl="2">
       <w:start w:val="1"/>
       <w:numFmt w:val="bullet"/>
       <w:lvlText w:val=""/>
@@ -4640,10 +5768,10 @@
         <w:ind w:left="1260" w:hanging="420"/>
       </w:pPr>
       <w:rPr>
-        <w:rFonts w:hint="default" w:ascii="Wingdings" w:hAnsi="Wingdings"/>
+        <w:rFonts w:ascii="Wingdings" w:hAnsi="Wingdings" w:hint="default"/>
       </w:rPr>
     </w:lvl>
-    <w:lvl w:ilvl="3" w:tentative="0">
+    <w:lvl w:ilvl="3">
       <w:start w:val="1"/>
       <w:numFmt w:val="bullet"/>
       <w:lvlText w:val=""/>
@@ -4652,10 +5780,10 @@
         <w:ind w:left="1680" w:hanging="420"/>
       </w:pPr>
       <w:rPr>
-        <w:rFonts w:hint="default" w:ascii="Wingdings" w:hAnsi="Wingdings"/>
+        <w:rFonts w:ascii="Wingdings" w:hAnsi="Wingdings" w:hint="default"/>
       </w:rPr>
     </w:lvl>
-    <w:lvl w:ilvl="4" w:tentative="0">
+    <w:lvl w:ilvl="4">
       <w:start w:val="1"/>
       <w:numFmt w:val="bullet"/>
       <w:lvlText w:val=""/>
@@ -4664,10 +5792,10 @@
         <w:ind w:left="2100" w:hanging="420"/>
       </w:pPr>
       <w:rPr>
-        <w:rFonts w:hint="default" w:ascii="Wingdings" w:hAnsi="Wingdings"/>
+        <w:rFonts w:ascii="Wingdings" w:hAnsi="Wingdings" w:hint="default"/>
       </w:rPr>
     </w:lvl>
-    <w:lvl w:ilvl="5" w:tentative="0">
+    <w:lvl w:ilvl="5">
       <w:start w:val="1"/>
       <w:numFmt w:val="bullet"/>
       <w:lvlText w:val=""/>
@@ -4676,10 +5804,10 @@
         <w:ind w:left="2520" w:hanging="420"/>
       </w:pPr>
       <w:rPr>
-        <w:rFonts w:hint="default" w:ascii="Wingdings" w:hAnsi="Wingdings"/>
+        <w:rFonts w:ascii="Wingdings" w:hAnsi="Wingdings" w:hint="default"/>
       </w:rPr>
     </w:lvl>
-    <w:lvl w:ilvl="6" w:tentative="0">
+    <w:lvl w:ilvl="6">
       <w:start w:val="1"/>
       <w:numFmt w:val="bullet"/>
       <w:lvlText w:val=""/>
@@ -4688,10 +5816,10 @@
         <w:ind w:left="2940" w:hanging="420"/>
       </w:pPr>
       <w:rPr>
-        <w:rFonts w:hint="default" w:ascii="Wingdings" w:hAnsi="Wingdings"/>
+        <w:rFonts w:ascii="Wingdings" w:hAnsi="Wingdings" w:hint="default"/>
       </w:rPr>
     </w:lvl>
-    <w:lvl w:ilvl="7" w:tentative="0">
+    <w:lvl w:ilvl="7">
       <w:start w:val="1"/>
       <w:numFmt w:val="bullet"/>
       <w:lvlText w:val=""/>
@@ -4700,10 +5828,10 @@
         <w:ind w:left="3360" w:hanging="420"/>
       </w:pPr>
       <w:rPr>
-        <w:rFonts w:hint="default" w:ascii="Wingdings" w:hAnsi="Wingdings"/>
+        <w:rFonts w:ascii="Wingdings" w:hAnsi="Wingdings" w:hint="default"/>
       </w:rPr>
     </w:lvl>
-    <w:lvl w:ilvl="8" w:tentative="0">
+    <w:lvl w:ilvl="8">
       <w:start w:val="1"/>
       <w:numFmt w:val="bullet"/>
       <w:lvlText w:val=""/>
@@ -4712,307 +5840,422 @@
         <w:ind w:left="3780" w:hanging="420"/>
       </w:pPr>
       <w:rPr>
-        <w:rFonts w:hint="default" w:ascii="Wingdings" w:hAnsi="Wingdings"/>
+        <w:rFonts w:ascii="Wingdings" w:hAnsi="Wingdings" w:hint="default"/>
       </w:rPr>
     </w:lvl>
   </w:abstractNum>
-  <w:num w:numId="1">
+  <w:num w:numId="1" w16cid:durableId="123273738">
     <w:abstractNumId w:val="1"/>
   </w:num>
-  <w:num w:numId="2">
+  <w:num w:numId="2" w16cid:durableId="1027562391">
     <w:abstractNumId w:val="2"/>
   </w:num>
-  <w:num w:numId="3">
+  <w:num w:numId="3" w16cid:durableId="753935141">
     <w:abstractNumId w:val="0"/>
   </w:num>
 </w:numbering>
 </file>
 
 <file path=word/styles.xml><?xml version="1.0" encoding="utf-8"?>
-<w:styles xmlns:mc="http://schemas.openxmlformats.org/markup-compatibility/2006" xmlns:o="urn:schemas-microsoft-com:office:office" xmlns:r="http://schemas.openxmlformats.org/officeDocument/2006/relationships" xmlns:m="http://schemas.openxmlformats.org/officeDocument/2006/math" xmlns:v="urn:schemas-microsoft-com:vml" xmlns:w="http://schemas.openxmlformats.org/wordprocessingml/2006/main" xmlns:w14="http://schemas.microsoft.com/office/word/2010/wordml" xmlns:w10="urn:schemas-microsoft-com:office:word" xmlns:sl="http://schemas.openxmlformats.org/schemaLibrary/2006/main" xmlns:wpsCustomData="http://www.wps.cn/officeDocument/2013/wpsCustomData" mc:Ignorable="w14">
+<w:styles xmlns:mc="http://schemas.openxmlformats.org/markup-compatibility/2006" xmlns:r="http://schemas.openxmlformats.org/officeDocument/2006/relationships" xmlns:w="http://schemas.openxmlformats.org/wordprocessingml/2006/main" xmlns:w14="http://schemas.microsoft.com/office/word/2010/wordml" xmlns:w15="http://schemas.microsoft.com/office/word/2012/wordml" xmlns:w16cex="http://schemas.microsoft.com/office/word/2018/wordml/cex" xmlns:w16cid="http://schemas.microsoft.com/office/word/2016/wordml/cid" xmlns:w16="http://schemas.microsoft.com/office/word/2018/wordml" xmlns:w16sdtdh="http://schemas.microsoft.com/office/word/2020/wordml/sdtdatahash" xmlns:w16se="http://schemas.microsoft.com/office/word/2015/wordml/symex" mc:Ignorable="w14 w15 w16se w16cid w16 w16cex w16sdtdh">
   <w:docDefaults>
     <w:rPrDefault>
       <w:rPr>
-        <w:rFonts w:ascii="Times New Roman" w:hAnsi="Times New Roman" w:eastAsia="宋体" w:cs="Times New Roman"/>
+        <w:rFonts w:ascii="Times New Roman" w:eastAsia="宋体" w:hAnsi="Times New Roman" w:cs="Times New Roman"/>
+        <w:lang w:val="en-US" w:eastAsia="zh-CN" w:bidi="ar-SA"/>
       </w:rPr>
     </w:rPrDefault>
     <w:pPrDefault/>
   </w:docDefaults>
-  <w:latentStyles w:count="260" w:defQFormat="0" w:defUnhideWhenUsed="1" w:defSemiHidden="1" w:defUIPriority="99" w:defLockedState="0">
-    <w:lsdException w:qFormat="1" w:unhideWhenUsed="0" w:uiPriority="0" w:semiHidden="0" w:name="Normal"/>
-    <w:lsdException w:qFormat="1" w:unhideWhenUsed="0" w:uiPriority="0" w:semiHidden="0" w:name="heading 1"/>
-    <w:lsdException w:qFormat="1" w:uiPriority="0" w:semiHidden="0" w:name="heading 2"/>
-    <w:lsdException w:qFormat="1" w:unhideWhenUsed="0" w:uiPriority="9" w:semiHidden="0" w:name="heading 3"/>
-    <w:lsdException w:qFormat="1" w:uiPriority="0" w:name="heading 4"/>
-    <w:lsdException w:qFormat="1" w:uiPriority="0" w:name="heading 5"/>
-    <w:lsdException w:qFormat="1" w:uiPriority="0" w:name="heading 6"/>
-    <w:lsdException w:qFormat="1" w:uiPriority="0" w:name="heading 7"/>
-    <w:lsdException w:qFormat="1" w:uiPriority="0" w:name="heading 8"/>
-    <w:lsdException w:qFormat="1" w:uiPriority="0" w:name="heading 9"/>
-    <w:lsdException w:uiPriority="0" w:name="index 1"/>
-    <w:lsdException w:uiPriority="0" w:name="index 2"/>
-    <w:lsdException w:uiPriority="0" w:name="index 3"/>
-    <w:lsdException w:uiPriority="0" w:name="index 4"/>
-    <w:lsdException w:uiPriority="0" w:name="index 5"/>
-    <w:lsdException w:uiPriority="0" w:name="index 6"/>
-    <w:lsdException w:uiPriority="0" w:name="index 7"/>
-    <w:lsdException w:uiPriority="0" w:name="index 8"/>
-    <w:lsdException w:uiPriority="0" w:name="index 9"/>
-    <w:lsdException w:uiPriority="0" w:name="toc 1"/>
-    <w:lsdException w:uiPriority="0" w:name="toc 2"/>
-    <w:lsdException w:uiPriority="0" w:name="toc 3"/>
-    <w:lsdException w:uiPriority="0" w:name="toc 4"/>
-    <w:lsdException w:uiPriority="0" w:name="toc 5"/>
-    <w:lsdException w:uiPriority="0" w:name="toc 6"/>
-    <w:lsdException w:uiPriority="0" w:name="toc 7"/>
-    <w:lsdException w:uiPriority="0" w:name="toc 8"/>
-    <w:lsdException w:uiPriority="0" w:name="toc 9"/>
-    <w:lsdException w:uiPriority="0" w:name="Normal Indent"/>
-    <w:lsdException w:uiPriority="0" w:name="footnote text"/>
-    <w:lsdException w:uiPriority="0" w:name="annotation text"/>
-    <w:lsdException w:unhideWhenUsed="0" w:uiPriority="99" w:semiHidden="0" w:name="header"/>
-    <w:lsdException w:unhideWhenUsed="0" w:uiPriority="99" w:semiHidden="0" w:name="footer"/>
-    <w:lsdException w:uiPriority="0" w:name="index heading"/>
-    <w:lsdException w:qFormat="1" w:uiPriority="0" w:name="caption"/>
-    <w:lsdException w:uiPriority="0" w:name="table of figures"/>
-    <w:lsdException w:uiPriority="0" w:name="envelope address"/>
-    <w:lsdException w:uiPriority="0" w:name="envelope return"/>
-    <w:lsdException w:uiPriority="0" w:name="footnote reference"/>
-    <w:lsdException w:uiPriority="0" w:name="annotation reference"/>
-    <w:lsdException w:uiPriority="0" w:name="line number"/>
-    <w:lsdException w:unhideWhenUsed="0" w:uiPriority="0" w:semiHidden="0" w:name="page number"/>
-    <w:lsdException w:uiPriority="0" w:name="endnote reference"/>
-    <w:lsdException w:uiPriority="0" w:name="endnote text"/>
-    <w:lsdException w:uiPriority="0" w:name="table of authorities"/>
-    <w:lsdException w:uiPriority="0" w:name="macro"/>
-    <w:lsdException w:uiPriority="0" w:name="toa heading"/>
-    <w:lsdException w:uiPriority="0" w:name="List"/>
-    <w:lsdException w:uiPriority="0" w:name="List Bullet"/>
-    <w:lsdException w:unhideWhenUsed="0" w:uiPriority="0" w:semiHidden="0" w:name="List Number"/>
-    <w:lsdException w:uiPriority="0" w:name="List 2"/>
-    <w:lsdException w:uiPriority="0" w:name="List 3"/>
-    <w:lsdException w:unhideWhenUsed="0" w:uiPriority="0" w:semiHidden="0" w:name="List 4"/>
-    <w:lsdException w:unhideWhenUsed="0" w:uiPriority="0" w:semiHidden="0" w:name="List 5"/>
-    <w:lsdException w:uiPriority="0" w:name="List Bullet 2"/>
-    <w:lsdException w:uiPriority="0" w:name="List Bullet 3"/>
-    <w:lsdException w:uiPriority="0" w:name="List Bullet 4"/>
-    <w:lsdException w:uiPriority="0" w:name="List Bullet 5"/>
-    <w:lsdException w:uiPriority="0" w:name="List Number 2"/>
-    <w:lsdException w:uiPriority="0" w:name="List Number 3"/>
-    <w:lsdException w:uiPriority="0" w:name="List Number 4"/>
-    <w:lsdException w:uiPriority="0" w:name="List Number 5"/>
-    <w:lsdException w:qFormat="1" w:unhideWhenUsed="0" w:uiPriority="0" w:semiHidden="0" w:name="Title"/>
-    <w:lsdException w:uiPriority="0" w:name="Closing"/>
-    <w:lsdException w:uiPriority="0" w:name="Signature"/>
-    <w:lsdException w:uiPriority="1" w:semiHidden="0" w:name="Default Paragraph Font"/>
-    <w:lsdException w:uiPriority="0" w:name="Body Text"/>
-    <w:lsdException w:unhideWhenUsed="0" w:uiPriority="0" w:semiHidden="0" w:name="Body Text Indent"/>
-    <w:lsdException w:uiPriority="0" w:name="List Continue"/>
-    <w:lsdException w:uiPriority="0" w:name="List Continue 2"/>
-    <w:lsdException w:uiPriority="0" w:name="List Continue 3"/>
-    <w:lsdException w:uiPriority="0" w:name="List Continue 4"/>
-    <w:lsdException w:uiPriority="0" w:name="List Continue 5"/>
-    <w:lsdException w:uiPriority="0" w:name="Message Header"/>
-    <w:lsdException w:qFormat="1" w:unhideWhenUsed="0" w:uiPriority="0" w:semiHidden="0" w:name="Subtitle"/>
-    <w:lsdException w:unhideWhenUsed="0" w:uiPriority="0" w:semiHidden="0" w:name="Salutation"/>
-    <w:lsdException w:unhideWhenUsed="0" w:uiPriority="0" w:semiHidden="0" w:name="Date"/>
-    <w:lsdException w:unhideWhenUsed="0" w:uiPriority="0" w:semiHidden="0" w:name="Body Text First Indent"/>
-    <w:lsdException w:uiPriority="0" w:name="Body Text First Indent 2"/>
-    <w:lsdException w:uiPriority="0" w:name="Note Heading"/>
-    <w:lsdException w:uiPriority="0" w:name="Body Text 2"/>
-    <w:lsdException w:uiPriority="0" w:name="Body Text 3"/>
-    <w:lsdException w:uiPriority="0" w:name="Body Text Indent 2"/>
-    <w:lsdException w:uiPriority="0" w:name="Body Text Indent 3"/>
-    <w:lsdException w:uiPriority="0" w:name="Block Text"/>
-    <w:lsdException w:uiPriority="99" w:semiHidden="0" w:name="Hyperlink"/>
-    <w:lsdException w:uiPriority="0" w:name="FollowedHyperlink"/>
-    <w:lsdException w:qFormat="1" w:unhideWhenUsed="0" w:uiPriority="22" w:semiHidden="0" w:name="Strong"/>
-    <w:lsdException w:qFormat="1" w:unhideWhenUsed="0" w:uiPriority="0" w:semiHidden="0" w:name="Emphasis"/>
-    <w:lsdException w:uiPriority="0" w:name="Document Map"/>
-    <w:lsdException w:uiPriority="0" w:name="Plain Text"/>
-    <w:lsdException w:uiPriority="0" w:name="E-mail Signature"/>
-    <w:lsdException w:uiPriority="0" w:name="Normal (Web)"/>
-    <w:lsdException w:uiPriority="0" w:name="HTML Acronym"/>
-    <w:lsdException w:uiPriority="0" w:name="HTML Address"/>
-    <w:lsdException w:uiPriority="0" w:name="HTML Cite"/>
-    <w:lsdException w:uiPriority="99" w:name="HTML Code"/>
-    <w:lsdException w:uiPriority="0" w:name="HTML Definition"/>
-    <w:lsdException w:uiPriority="0" w:name="HTML Keyboard"/>
-    <w:lsdException w:uiPriority="0" w:name="HTML Preformatted"/>
-    <w:lsdException w:uiPriority="0" w:name="HTML Sample"/>
-    <w:lsdException w:uiPriority="0" w:name="HTML Typewriter"/>
-    <w:lsdException w:uiPriority="0" w:name="HTML Variable"/>
-    <w:lsdException w:uiPriority="99" w:name="Normal Table"/>
-    <w:lsdException w:uiPriority="0" w:name="annotation subject"/>
-    <w:lsdException w:uiPriority="0" w:name="Table Simple 1"/>
-    <w:lsdException w:uiPriority="0" w:name="Table Simple 2"/>
-    <w:lsdException w:uiPriority="0" w:name="Table Simple 3"/>
-    <w:lsdException w:uiPriority="0" w:name="Table Classic 1"/>
-    <w:lsdException w:uiPriority="0" w:name="Table Classic 2"/>
-    <w:lsdException w:uiPriority="0" w:name="Table Classic 3"/>
-    <w:lsdException w:uiPriority="0" w:name="Table Classic 4"/>
-    <w:lsdException w:uiPriority="0" w:name="Table Colorful 1"/>
-    <w:lsdException w:uiPriority="0" w:name="Table Colorful 2"/>
-    <w:lsdException w:uiPriority="0" w:name="Table Colorful 3"/>
-    <w:lsdException w:uiPriority="0" w:name="Table Columns 1"/>
-    <w:lsdException w:uiPriority="0" w:name="Table Columns 2"/>
-    <w:lsdException w:uiPriority="0" w:name="Table Columns 3"/>
-    <w:lsdException w:uiPriority="0" w:name="Table Columns 4"/>
-    <w:lsdException w:uiPriority="0" w:name="Table Columns 5"/>
-    <w:lsdException w:uiPriority="0" w:name="Table Grid 1"/>
-    <w:lsdException w:uiPriority="0" w:name="Table Grid 2"/>
-    <w:lsdException w:uiPriority="0" w:name="Table Grid 3"/>
-    <w:lsdException w:uiPriority="0" w:name="Table Grid 4"/>
-    <w:lsdException w:uiPriority="0" w:name="Table Grid 5"/>
-    <w:lsdException w:uiPriority="0" w:name="Table Grid 6"/>
-    <w:lsdException w:uiPriority="0" w:name="Table Grid 7"/>
-    <w:lsdException w:uiPriority="0" w:name="Table Grid 8"/>
-    <w:lsdException w:uiPriority="0" w:name="Table List 1"/>
-    <w:lsdException w:uiPriority="0" w:name="Table List 2"/>
-    <w:lsdException w:uiPriority="0" w:name="Table List 3"/>
-    <w:lsdException w:uiPriority="0" w:name="Table List 4"/>
-    <w:lsdException w:uiPriority="0" w:name="Table List 5"/>
-    <w:lsdException w:uiPriority="0" w:name="Table List 6"/>
-    <w:lsdException w:uiPriority="0" w:name="Table List 7"/>
-    <w:lsdException w:uiPriority="0" w:name="Table List 8"/>
-    <w:lsdException w:uiPriority="0" w:name="Table 3D effects 1"/>
-    <w:lsdException w:uiPriority="0" w:name="Table 3D effects 2"/>
-    <w:lsdException w:uiPriority="0" w:name="Table 3D effects 3"/>
-    <w:lsdException w:uiPriority="0" w:name="Table Contemporary"/>
-    <w:lsdException w:uiPriority="0" w:name="Table Elegant"/>
-    <w:lsdException w:uiPriority="0" w:name="Table Professional"/>
-    <w:lsdException w:uiPriority="0" w:name="Table Subtle 1"/>
-    <w:lsdException w:uiPriority="0" w:name="Table Subtle 2"/>
-    <w:lsdException w:uiPriority="0" w:name="Table Web 1"/>
-    <w:lsdException w:uiPriority="0" w:name="Table Web 2"/>
-    <w:lsdException w:uiPriority="0" w:name="Table Web 3"/>
-    <w:lsdException w:unhideWhenUsed="0" w:uiPriority="0" w:semiHidden="0" w:name="Balloon Text"/>
-    <w:lsdException w:unhideWhenUsed="0" w:uiPriority="59" w:semiHidden="0" w:name="Table Grid"/>
-    <w:lsdException w:uiPriority="0" w:name="Table Theme"/>
-    <w:lsdException w:qFormat="1" w:unhideWhenUsed="0" w:uiPriority="1" w:semiHidden="0" w:name="No Spacing"/>
-    <w:lsdException w:unhideWhenUsed="0" w:uiPriority="60" w:semiHidden="0" w:name="Light Shading"/>
-    <w:lsdException w:unhideWhenUsed="0" w:uiPriority="61" w:semiHidden="0" w:name="Light List"/>
-    <w:lsdException w:unhideWhenUsed="0" w:uiPriority="62" w:semiHidden="0" w:name="Light Grid"/>
-    <w:lsdException w:unhideWhenUsed="0" w:uiPriority="63" w:semiHidden="0" w:name="Medium Shading 1"/>
-    <w:lsdException w:unhideWhenUsed="0" w:uiPriority="64" w:semiHidden="0" w:name="Medium Shading 2"/>
-    <w:lsdException w:unhideWhenUsed="0" w:uiPriority="65" w:semiHidden="0" w:name="Medium List 1"/>
-    <w:lsdException w:unhideWhenUsed="0" w:uiPriority="66" w:semiHidden="0" w:name="Medium List 2"/>
-    <w:lsdException w:unhideWhenUsed="0" w:uiPriority="67" w:semiHidden="0" w:name="Medium Grid 1"/>
-    <w:lsdException w:unhideWhenUsed="0" w:uiPriority="68" w:semiHidden="0" w:name="Medium Grid 2"/>
-    <w:lsdException w:unhideWhenUsed="0" w:uiPriority="69" w:semiHidden="0" w:name="Medium Grid 3"/>
-    <w:lsdException w:unhideWhenUsed="0" w:uiPriority="70" w:semiHidden="0" w:name="Dark List"/>
-    <w:lsdException w:unhideWhenUsed="0" w:uiPriority="71" w:semiHidden="0" w:name="Colorful Shading"/>
-    <w:lsdException w:unhideWhenUsed="0" w:uiPriority="72" w:semiHidden="0" w:name="Colorful List"/>
-    <w:lsdException w:unhideWhenUsed="0" w:uiPriority="73" w:semiHidden="0" w:name="Colorful Grid"/>
-    <w:lsdException w:unhideWhenUsed="0" w:uiPriority="60" w:semiHidden="0" w:name="Light Shading Accent 1"/>
-    <w:lsdException w:unhideWhenUsed="0" w:uiPriority="61" w:semiHidden="0" w:name="Light List Accent 1"/>
-    <w:lsdException w:unhideWhenUsed="0" w:uiPriority="62" w:semiHidden="0" w:name="Light Grid Accent 1"/>
-    <w:lsdException w:unhideWhenUsed="0" w:uiPriority="63" w:semiHidden="0" w:name="Medium Shading 1 Accent 1"/>
-    <w:lsdException w:unhideWhenUsed="0" w:uiPriority="64" w:semiHidden="0" w:name="Medium Shading 2 Accent 1"/>
-    <w:lsdException w:unhideWhenUsed="0" w:uiPriority="65" w:semiHidden="0" w:name="Medium List 1 Accent 1"/>
-    <w:lsdException w:unhideWhenUsed="0" w:uiPriority="66" w:semiHidden="0" w:name="Medium List 2 Accent 1"/>
-    <w:lsdException w:unhideWhenUsed="0" w:uiPriority="67" w:semiHidden="0" w:name="Medium Grid 1 Accent 1"/>
-    <w:lsdException w:unhideWhenUsed="0" w:uiPriority="68" w:semiHidden="0" w:name="Medium Grid 2 Accent 1"/>
-    <w:lsdException w:unhideWhenUsed="0" w:uiPriority="69" w:semiHidden="0" w:name="Medium Grid 3 Accent 1"/>
-    <w:lsdException w:unhideWhenUsed="0" w:uiPriority="70" w:semiHidden="0" w:name="Dark List Accent 1"/>
-    <w:lsdException w:unhideWhenUsed="0" w:uiPriority="71" w:semiHidden="0" w:name="Colorful Shading Accent 1"/>
-    <w:lsdException w:unhideWhenUsed="0" w:uiPriority="72" w:semiHidden="0" w:name="Colorful List Accent 1"/>
-    <w:lsdException w:unhideWhenUsed="0" w:uiPriority="73" w:semiHidden="0" w:name="Colorful Grid Accent 1"/>
-    <w:lsdException w:unhideWhenUsed="0" w:uiPriority="60" w:semiHidden="0" w:name="Light Shading Accent 2"/>
-    <w:lsdException w:unhideWhenUsed="0" w:uiPriority="61" w:semiHidden="0" w:name="Light List Accent 2"/>
-    <w:lsdException w:unhideWhenUsed="0" w:uiPriority="62" w:semiHidden="0" w:name="Light Grid Accent 2"/>
-    <w:lsdException w:unhideWhenUsed="0" w:uiPriority="63" w:semiHidden="0" w:name="Medium Shading 1 Accent 2"/>
-    <w:lsdException w:unhideWhenUsed="0" w:uiPriority="64" w:semiHidden="0" w:name="Medium Shading 2 Accent 2"/>
-    <w:lsdException w:unhideWhenUsed="0" w:uiPriority="65" w:semiHidden="0" w:name="Medium List 1 Accent 2"/>
-    <w:lsdException w:unhideWhenUsed="0" w:uiPriority="66" w:semiHidden="0" w:name="Medium List 2 Accent 2"/>
-    <w:lsdException w:unhideWhenUsed="0" w:uiPriority="67" w:semiHidden="0" w:name="Medium Grid 1 Accent 2"/>
-    <w:lsdException w:unhideWhenUsed="0" w:uiPriority="68" w:semiHidden="0" w:name="Medium Grid 2 Accent 2"/>
-    <w:lsdException w:unhideWhenUsed="0" w:uiPriority="69" w:semiHidden="0" w:name="Medium Grid 3 Accent 2"/>
-    <w:lsdException w:unhideWhenUsed="0" w:uiPriority="70" w:semiHidden="0" w:name="Dark List Accent 2"/>
-    <w:lsdException w:unhideWhenUsed="0" w:uiPriority="71" w:semiHidden="0" w:name="Colorful Shading Accent 2"/>
-    <w:lsdException w:unhideWhenUsed="0" w:uiPriority="72" w:semiHidden="0" w:name="Colorful List Accent 2"/>
-    <w:lsdException w:unhideWhenUsed="0" w:uiPriority="73" w:semiHidden="0" w:name="Colorful Grid Accent 2"/>
-    <w:lsdException w:unhideWhenUsed="0" w:uiPriority="60" w:semiHidden="0" w:name="Light Shading Accent 3"/>
-    <w:lsdException w:unhideWhenUsed="0" w:uiPriority="61" w:semiHidden="0" w:name="Light List Accent 3"/>
-    <w:lsdException w:unhideWhenUsed="0" w:uiPriority="62" w:semiHidden="0" w:name="Light Grid Accent 3"/>
-    <w:lsdException w:unhideWhenUsed="0" w:uiPriority="63" w:semiHidden="0" w:name="Medium Shading 1 Accent 3"/>
-    <w:lsdException w:unhideWhenUsed="0" w:uiPriority="64" w:semiHidden="0" w:name="Medium Shading 2 Accent 3"/>
-    <w:lsdException w:unhideWhenUsed="0" w:uiPriority="65" w:semiHidden="0" w:name="Medium List 1 Accent 3"/>
-    <w:lsdException w:unhideWhenUsed="0" w:uiPriority="66" w:semiHidden="0" w:name="Medium List 2 Accent 3"/>
-    <w:lsdException w:unhideWhenUsed="0" w:uiPriority="67" w:semiHidden="0" w:name="Medium Grid 1 Accent 3"/>
-    <w:lsdException w:unhideWhenUsed="0" w:uiPriority="68" w:semiHidden="0" w:name="Medium Grid 2 Accent 3"/>
-    <w:lsdException w:unhideWhenUsed="0" w:uiPriority="69" w:semiHidden="0" w:name="Medium Grid 3 Accent 3"/>
-    <w:lsdException w:unhideWhenUsed="0" w:uiPriority="70" w:semiHidden="0" w:name="Dark List Accent 3"/>
-    <w:lsdException w:unhideWhenUsed="0" w:uiPriority="71" w:semiHidden="0" w:name="Colorful Shading Accent 3"/>
-    <w:lsdException w:unhideWhenUsed="0" w:uiPriority="72" w:semiHidden="0" w:name="Colorful List Accent 3"/>
-    <w:lsdException w:unhideWhenUsed="0" w:uiPriority="73" w:semiHidden="0" w:name="Colorful Grid Accent 3"/>
-    <w:lsdException w:unhideWhenUsed="0" w:uiPriority="60" w:semiHidden="0" w:name="Light Shading Accent 4"/>
-    <w:lsdException w:unhideWhenUsed="0" w:uiPriority="61" w:semiHidden="0" w:name="Light List Accent 4"/>
-    <w:lsdException w:unhideWhenUsed="0" w:uiPriority="62" w:semiHidden="0" w:name="Light Grid Accent 4"/>
-    <w:lsdException w:unhideWhenUsed="0" w:uiPriority="63" w:semiHidden="0" w:name="Medium Shading 1 Accent 4"/>
-    <w:lsdException w:unhideWhenUsed="0" w:uiPriority="64" w:semiHidden="0" w:name="Medium Shading 2 Accent 4"/>
-    <w:lsdException w:unhideWhenUsed="0" w:uiPriority="65" w:semiHidden="0" w:name="Medium List 1 Accent 4"/>
-    <w:lsdException w:unhideWhenUsed="0" w:uiPriority="66" w:semiHidden="0" w:name="Medium List 2 Accent 4"/>
-    <w:lsdException w:unhideWhenUsed="0" w:uiPriority="67" w:semiHidden="0" w:name="Medium Grid 1 Accent 4"/>
-    <w:lsdException w:unhideWhenUsed="0" w:uiPriority="68" w:semiHidden="0" w:name="Medium Grid 2 Accent 4"/>
-    <w:lsdException w:unhideWhenUsed="0" w:uiPriority="69" w:semiHidden="0" w:name="Medium Grid 3 Accent 4"/>
-    <w:lsdException w:unhideWhenUsed="0" w:uiPriority="70" w:semiHidden="0" w:name="Dark List Accent 4"/>
-    <w:lsdException w:unhideWhenUsed="0" w:uiPriority="71" w:semiHidden="0" w:name="Colorful Shading Accent 4"/>
-    <w:lsdException w:unhideWhenUsed="0" w:uiPriority="72" w:semiHidden="0" w:name="Colorful List Accent 4"/>
-    <w:lsdException w:unhideWhenUsed="0" w:uiPriority="73" w:semiHidden="0" w:name="Colorful Grid Accent 4"/>
-    <w:lsdException w:unhideWhenUsed="0" w:uiPriority="60" w:semiHidden="0" w:name="Light Shading Accent 5"/>
-    <w:lsdException w:unhideWhenUsed="0" w:uiPriority="61" w:semiHidden="0" w:name="Light List Accent 5"/>
-    <w:lsdException w:unhideWhenUsed="0" w:uiPriority="62" w:semiHidden="0" w:name="Light Grid Accent 5"/>
-    <w:lsdException w:unhideWhenUsed="0" w:uiPriority="63" w:semiHidden="0" w:name="Medium Shading 1 Accent 5"/>
-    <w:lsdException w:unhideWhenUsed="0" w:uiPriority="64" w:semiHidden="0" w:name="Medium Shading 2 Accent 5"/>
-    <w:lsdException w:unhideWhenUsed="0" w:uiPriority="65" w:semiHidden="0" w:name="Medium List 1 Accent 5"/>
-    <w:lsdException w:unhideWhenUsed="0" w:uiPriority="66" w:semiHidden="0" w:name="Medium List 2 Accent 5"/>
-    <w:lsdException w:unhideWhenUsed="0" w:uiPriority="67" w:semiHidden="0" w:name="Medium Grid 1 Accent 5"/>
-    <w:lsdException w:unhideWhenUsed="0" w:uiPriority="68" w:semiHidden="0" w:name="Medium Grid 2 Accent 5"/>
-    <w:lsdException w:unhideWhenUsed="0" w:uiPriority="69" w:semiHidden="0" w:name="Medium Grid 3 Accent 5"/>
-    <w:lsdException w:unhideWhenUsed="0" w:uiPriority="70" w:semiHidden="0" w:name="Dark List Accent 5"/>
-    <w:lsdException w:unhideWhenUsed="0" w:uiPriority="71" w:semiHidden="0" w:name="Colorful Shading Accent 5"/>
-    <w:lsdException w:unhideWhenUsed="0" w:uiPriority="72" w:semiHidden="0" w:name="Colorful List Accent 5"/>
-    <w:lsdException w:unhideWhenUsed="0" w:uiPriority="73" w:semiHidden="0" w:name="Colorful Grid Accent 5"/>
-    <w:lsdException w:unhideWhenUsed="0" w:uiPriority="60" w:semiHidden="0" w:name="Light Shading Accent 6"/>
-    <w:lsdException w:unhideWhenUsed="0" w:uiPriority="61" w:semiHidden="0" w:name="Light List Accent 6"/>
-    <w:lsdException w:unhideWhenUsed="0" w:uiPriority="62" w:semiHidden="0" w:name="Light Grid Accent 6"/>
-    <w:lsdException w:unhideWhenUsed="0" w:uiPriority="63" w:semiHidden="0" w:name="Medium Shading 1 Accent 6"/>
-    <w:lsdException w:unhideWhenUsed="0" w:uiPriority="64" w:semiHidden="0" w:name="Medium Shading 2 Accent 6"/>
-    <w:lsdException w:unhideWhenUsed="0" w:uiPriority="65" w:semiHidden="0" w:name="Medium List 1 Accent 6"/>
-    <w:lsdException w:unhideWhenUsed="0" w:uiPriority="66" w:semiHidden="0" w:name="Medium List 2 Accent 6"/>
-    <w:lsdException w:unhideWhenUsed="0" w:uiPriority="67" w:semiHidden="0" w:name="Medium Grid 1 Accent 6"/>
-    <w:lsdException w:unhideWhenUsed="0" w:uiPriority="68" w:semiHidden="0" w:name="Medium Grid 2 Accent 6"/>
-    <w:lsdException w:unhideWhenUsed="0" w:uiPriority="69" w:semiHidden="0" w:name="Medium Grid 3 Accent 6"/>
-    <w:lsdException w:unhideWhenUsed="0" w:uiPriority="70" w:semiHidden="0" w:name="Dark List Accent 6"/>
-    <w:lsdException w:unhideWhenUsed="0" w:uiPriority="71" w:semiHidden="0" w:name="Colorful Shading Accent 6"/>
-    <w:lsdException w:unhideWhenUsed="0" w:uiPriority="72" w:semiHidden="0" w:name="Colorful List Accent 6"/>
-    <w:lsdException w:unhideWhenUsed="0" w:uiPriority="73" w:semiHidden="0" w:name="Colorful Grid Accent 6"/>
+  <w:latentStyles w:defLockedState="0" w:defUIPriority="0" w:defSemiHidden="0" w:defUnhideWhenUsed="0" w:defQFormat="0" w:count="376">
+    <w:lsdException w:name="Normal" w:qFormat="1"/>
+    <w:lsdException w:name="heading 1" w:qFormat="1"/>
+    <w:lsdException w:name="heading 2" w:unhideWhenUsed="1" w:qFormat="1"/>
+    <w:lsdException w:name="heading 3" w:uiPriority="9" w:qFormat="1"/>
+    <w:lsdException w:name="heading 4" w:semiHidden="1" w:unhideWhenUsed="1" w:qFormat="1"/>
+    <w:lsdException w:name="heading 5" w:semiHidden="1" w:unhideWhenUsed="1" w:qFormat="1"/>
+    <w:lsdException w:name="heading 6" w:semiHidden="1" w:unhideWhenUsed="1" w:qFormat="1"/>
+    <w:lsdException w:name="heading 7" w:semiHidden="1" w:unhideWhenUsed="1" w:qFormat="1"/>
+    <w:lsdException w:name="heading 8" w:semiHidden="1" w:unhideWhenUsed="1" w:qFormat="1"/>
+    <w:lsdException w:name="heading 9" w:semiHidden="1" w:unhideWhenUsed="1" w:qFormat="1"/>
+    <w:lsdException w:name="index 1" w:semiHidden="1" w:unhideWhenUsed="1"/>
+    <w:lsdException w:name="index 2" w:semiHidden="1" w:unhideWhenUsed="1"/>
+    <w:lsdException w:name="index 3" w:semiHidden="1" w:unhideWhenUsed="1"/>
+    <w:lsdException w:name="index 4" w:semiHidden="1" w:unhideWhenUsed="1"/>
+    <w:lsdException w:name="index 5" w:semiHidden="1" w:unhideWhenUsed="1"/>
+    <w:lsdException w:name="index 6" w:semiHidden="1" w:unhideWhenUsed="1"/>
+    <w:lsdException w:name="index 7" w:semiHidden="1" w:unhideWhenUsed="1"/>
+    <w:lsdException w:name="index 8" w:semiHidden="1" w:unhideWhenUsed="1"/>
+    <w:lsdException w:name="index 9" w:semiHidden="1" w:unhideWhenUsed="1"/>
+    <w:lsdException w:name="toc 1" w:semiHidden="1" w:unhideWhenUsed="1"/>
+    <w:lsdException w:name="toc 2" w:semiHidden="1" w:unhideWhenUsed="1"/>
+    <w:lsdException w:name="toc 3" w:semiHidden="1" w:unhideWhenUsed="1"/>
+    <w:lsdException w:name="toc 4" w:semiHidden="1" w:unhideWhenUsed="1"/>
+    <w:lsdException w:name="toc 5" w:semiHidden="1" w:unhideWhenUsed="1"/>
+    <w:lsdException w:name="toc 6" w:semiHidden="1" w:unhideWhenUsed="1"/>
+    <w:lsdException w:name="toc 7" w:semiHidden="1" w:unhideWhenUsed="1"/>
+    <w:lsdException w:name="toc 8" w:semiHidden="1" w:unhideWhenUsed="1"/>
+    <w:lsdException w:name="toc 9" w:semiHidden="1" w:unhideWhenUsed="1"/>
+    <w:lsdException w:name="Normal Indent" w:semiHidden="1" w:unhideWhenUsed="1"/>
+    <w:lsdException w:name="footnote text" w:semiHidden="1" w:unhideWhenUsed="1"/>
+    <w:lsdException w:name="annotation text" w:semiHidden="1" w:unhideWhenUsed="1"/>
+    <w:lsdException w:name="header" w:uiPriority="99"/>
+    <w:lsdException w:name="footer" w:uiPriority="99"/>
+    <w:lsdException w:name="index heading" w:semiHidden="1" w:unhideWhenUsed="1"/>
+    <w:lsdException w:name="caption" w:semiHidden="1" w:unhideWhenUsed="1" w:qFormat="1"/>
+    <w:lsdException w:name="table of figures" w:semiHidden="1" w:unhideWhenUsed="1"/>
+    <w:lsdException w:name="envelope address" w:semiHidden="1" w:unhideWhenUsed="1"/>
+    <w:lsdException w:name="envelope return" w:semiHidden="1" w:unhideWhenUsed="1"/>
+    <w:lsdException w:name="footnote reference" w:semiHidden="1" w:unhideWhenUsed="1"/>
+    <w:lsdException w:name="annotation reference" w:semiHidden="1" w:unhideWhenUsed="1"/>
+    <w:lsdException w:name="line number" w:semiHidden="1" w:unhideWhenUsed="1"/>
+    <w:lsdException w:name="endnote reference" w:semiHidden="1" w:unhideWhenUsed="1"/>
+    <w:lsdException w:name="endnote text" w:semiHidden="1" w:unhideWhenUsed="1"/>
+    <w:lsdException w:name="table of authorities" w:semiHidden="1" w:unhideWhenUsed="1"/>
+    <w:lsdException w:name="macro" w:semiHidden="1" w:unhideWhenUsed="1"/>
+    <w:lsdException w:name="toa heading" w:semiHidden="1" w:unhideWhenUsed="1"/>
+    <w:lsdException w:name="List" w:semiHidden="1" w:unhideWhenUsed="1"/>
+    <w:lsdException w:name="List Bullet" w:semiHidden="1" w:unhideWhenUsed="1"/>
+    <w:lsdException w:name="List 2" w:semiHidden="1" w:unhideWhenUsed="1"/>
+    <w:lsdException w:name="List 3" w:semiHidden="1" w:unhideWhenUsed="1"/>
+    <w:lsdException w:name="List Bullet 2" w:semiHidden="1" w:unhideWhenUsed="1"/>
+    <w:lsdException w:name="List Bullet 3" w:semiHidden="1" w:unhideWhenUsed="1"/>
+    <w:lsdException w:name="List Bullet 4" w:semiHidden="1" w:unhideWhenUsed="1"/>
+    <w:lsdException w:name="List Bullet 5" w:semiHidden="1" w:unhideWhenUsed="1"/>
+    <w:lsdException w:name="List Number 2" w:semiHidden="1" w:unhideWhenUsed="1"/>
+    <w:lsdException w:name="List Number 3" w:semiHidden="1" w:unhideWhenUsed="1"/>
+    <w:lsdException w:name="List Number 4" w:semiHidden="1" w:unhideWhenUsed="1"/>
+    <w:lsdException w:name="List Number 5" w:semiHidden="1" w:unhideWhenUsed="1"/>
+    <w:lsdException w:name="Title" w:qFormat="1"/>
+    <w:lsdException w:name="Closing" w:semiHidden="1" w:unhideWhenUsed="1"/>
+    <w:lsdException w:name="Signature" w:semiHidden="1" w:unhideWhenUsed="1"/>
+    <w:lsdException w:name="Default Paragraph Font" w:uiPriority="1" w:unhideWhenUsed="1"/>
+    <w:lsdException w:name="Body Text" w:semiHidden="1" w:unhideWhenUsed="1"/>
+    <w:lsdException w:name="List Continue" w:semiHidden="1" w:unhideWhenUsed="1"/>
+    <w:lsdException w:name="List Continue 2" w:semiHidden="1" w:unhideWhenUsed="1"/>
+    <w:lsdException w:name="List Continue 3" w:semiHidden="1" w:unhideWhenUsed="1"/>
+    <w:lsdException w:name="List Continue 4" w:semiHidden="1" w:unhideWhenUsed="1"/>
+    <w:lsdException w:name="List Continue 5" w:semiHidden="1" w:unhideWhenUsed="1"/>
+    <w:lsdException w:name="Message Header" w:semiHidden="1" w:unhideWhenUsed="1"/>
+    <w:lsdException w:name="Subtitle" w:qFormat="1"/>
+    <w:lsdException w:name="Body Text First Indent 2" w:semiHidden="1" w:unhideWhenUsed="1"/>
+    <w:lsdException w:name="Note Heading" w:semiHidden="1" w:unhideWhenUsed="1"/>
+    <w:lsdException w:name="Body Text 2" w:semiHidden="1" w:unhideWhenUsed="1"/>
+    <w:lsdException w:name="Body Text 3" w:semiHidden="1" w:unhideWhenUsed="1"/>
+    <w:lsdException w:name="Body Text Indent 2" w:semiHidden="1" w:unhideWhenUsed="1"/>
+    <w:lsdException w:name="Body Text Indent 3" w:semiHidden="1" w:unhideWhenUsed="1"/>
+    <w:lsdException w:name="Block Text" w:semiHidden="1" w:unhideWhenUsed="1"/>
+    <w:lsdException w:name="Hyperlink" w:uiPriority="99" w:unhideWhenUsed="1"/>
+    <w:lsdException w:name="FollowedHyperlink" w:semiHidden="1" w:unhideWhenUsed="1"/>
+    <w:lsdException w:name="Strong" w:uiPriority="22" w:qFormat="1"/>
+    <w:lsdException w:name="Emphasis" w:qFormat="1"/>
+    <w:lsdException w:name="Document Map" w:semiHidden="1" w:unhideWhenUsed="1"/>
+    <w:lsdException w:name="Plain Text" w:semiHidden="1" w:unhideWhenUsed="1"/>
+    <w:lsdException w:name="E-mail Signature" w:semiHidden="1" w:unhideWhenUsed="1"/>
+    <w:lsdException w:name="HTML Top of Form" w:semiHidden="1" w:uiPriority="99" w:unhideWhenUsed="1"/>
+    <w:lsdException w:name="HTML Bottom of Form" w:semiHidden="1" w:uiPriority="99" w:unhideWhenUsed="1"/>
+    <w:lsdException w:name="Normal (Web)" w:semiHidden="1" w:unhideWhenUsed="1"/>
+    <w:lsdException w:name="HTML Acronym" w:semiHidden="1" w:unhideWhenUsed="1"/>
+    <w:lsdException w:name="HTML Address" w:semiHidden="1" w:unhideWhenUsed="1"/>
+    <w:lsdException w:name="HTML Cite" w:semiHidden="1" w:unhideWhenUsed="1"/>
+    <w:lsdException w:name="HTML Code" w:semiHidden="1" w:uiPriority="99" w:unhideWhenUsed="1"/>
+    <w:lsdException w:name="HTML Definition" w:semiHidden="1" w:unhideWhenUsed="1"/>
+    <w:lsdException w:name="HTML Keyboard" w:semiHidden="1" w:unhideWhenUsed="1"/>
+    <w:lsdException w:name="HTML Preformatted" w:semiHidden="1" w:unhideWhenUsed="1"/>
+    <w:lsdException w:name="HTML Sample" w:semiHidden="1" w:unhideWhenUsed="1"/>
+    <w:lsdException w:name="HTML Typewriter" w:semiHidden="1" w:unhideWhenUsed="1"/>
+    <w:lsdException w:name="HTML Variable" w:semiHidden="1" w:unhideWhenUsed="1"/>
+    <w:lsdException w:name="Normal Table" w:semiHidden="1" w:uiPriority="99" w:unhideWhenUsed="1"/>
+    <w:lsdException w:name="annotation subject" w:semiHidden="1" w:unhideWhenUsed="1"/>
+    <w:lsdException w:name="No List" w:semiHidden="1" w:uiPriority="99" w:unhideWhenUsed="1"/>
+    <w:lsdException w:name="Outline List 1" w:semiHidden="1" w:uiPriority="99" w:unhideWhenUsed="1"/>
+    <w:lsdException w:name="Outline List 2" w:semiHidden="1" w:uiPriority="99" w:unhideWhenUsed="1"/>
+    <w:lsdException w:name="Outline List 3" w:semiHidden="1" w:uiPriority="99" w:unhideWhenUsed="1"/>
+    <w:lsdException w:name="Table Simple 1" w:semiHidden="1" w:unhideWhenUsed="1"/>
+    <w:lsdException w:name="Table Simple 2" w:semiHidden="1" w:unhideWhenUsed="1"/>
+    <w:lsdException w:name="Table Simple 3" w:semiHidden="1" w:unhideWhenUsed="1"/>
+    <w:lsdException w:name="Table Classic 1" w:semiHidden="1" w:unhideWhenUsed="1"/>
+    <w:lsdException w:name="Table Classic 2" w:semiHidden="1" w:unhideWhenUsed="1"/>
+    <w:lsdException w:name="Table Classic 3" w:semiHidden="1" w:unhideWhenUsed="1"/>
+    <w:lsdException w:name="Table Classic 4" w:semiHidden="1" w:unhideWhenUsed="1"/>
+    <w:lsdException w:name="Table Colorful 1" w:semiHidden="1" w:unhideWhenUsed="1"/>
+    <w:lsdException w:name="Table Colorful 2" w:semiHidden="1" w:unhideWhenUsed="1"/>
+    <w:lsdException w:name="Table Colorful 3" w:semiHidden="1" w:unhideWhenUsed="1"/>
+    <w:lsdException w:name="Table Columns 1" w:semiHidden="1" w:unhideWhenUsed="1"/>
+    <w:lsdException w:name="Table Columns 2" w:semiHidden="1" w:unhideWhenUsed="1"/>
+    <w:lsdException w:name="Table Columns 3" w:semiHidden="1" w:unhideWhenUsed="1"/>
+    <w:lsdException w:name="Table Columns 4" w:semiHidden="1" w:unhideWhenUsed="1"/>
+    <w:lsdException w:name="Table Columns 5" w:semiHidden="1" w:unhideWhenUsed="1"/>
+    <w:lsdException w:name="Table Grid 1" w:semiHidden="1" w:unhideWhenUsed="1"/>
+    <w:lsdException w:name="Table Grid 2" w:semiHidden="1" w:unhideWhenUsed="1"/>
+    <w:lsdException w:name="Table Grid 3" w:semiHidden="1" w:unhideWhenUsed="1"/>
+    <w:lsdException w:name="Table Grid 4" w:semiHidden="1" w:unhideWhenUsed="1"/>
+    <w:lsdException w:name="Table Grid 5" w:semiHidden="1" w:unhideWhenUsed="1"/>
+    <w:lsdException w:name="Table Grid 6" w:semiHidden="1" w:unhideWhenUsed="1"/>
+    <w:lsdException w:name="Table Grid 7" w:semiHidden="1" w:unhideWhenUsed="1"/>
+    <w:lsdException w:name="Table Grid 8" w:semiHidden="1" w:unhideWhenUsed="1"/>
+    <w:lsdException w:name="Table List 1" w:semiHidden="1" w:unhideWhenUsed="1"/>
+    <w:lsdException w:name="Table List 2" w:semiHidden="1" w:unhideWhenUsed="1"/>
+    <w:lsdException w:name="Table List 3" w:semiHidden="1" w:unhideWhenUsed="1"/>
+    <w:lsdException w:name="Table List 4" w:semiHidden="1" w:unhideWhenUsed="1"/>
+    <w:lsdException w:name="Table List 5" w:semiHidden="1" w:unhideWhenUsed="1"/>
+    <w:lsdException w:name="Table List 6" w:semiHidden="1" w:unhideWhenUsed="1"/>
+    <w:lsdException w:name="Table List 7" w:semiHidden="1" w:unhideWhenUsed="1"/>
+    <w:lsdException w:name="Table List 8" w:semiHidden="1" w:unhideWhenUsed="1"/>
+    <w:lsdException w:name="Table 3D effects 1" w:semiHidden="1" w:unhideWhenUsed="1"/>
+    <w:lsdException w:name="Table 3D effects 2" w:semiHidden="1" w:unhideWhenUsed="1"/>
+    <w:lsdException w:name="Table 3D effects 3" w:semiHidden="1" w:unhideWhenUsed="1"/>
+    <w:lsdException w:name="Table Contemporary" w:semiHidden="1" w:unhideWhenUsed="1"/>
+    <w:lsdException w:name="Table Elegant" w:semiHidden="1" w:unhideWhenUsed="1"/>
+    <w:lsdException w:name="Table Professional" w:semiHidden="1" w:unhideWhenUsed="1"/>
+    <w:lsdException w:name="Table Subtle 1" w:semiHidden="1" w:unhideWhenUsed="1"/>
+    <w:lsdException w:name="Table Subtle 2" w:semiHidden="1" w:unhideWhenUsed="1"/>
+    <w:lsdException w:name="Table Web 1" w:semiHidden="1" w:unhideWhenUsed="1"/>
+    <w:lsdException w:name="Table Web 2" w:semiHidden="1" w:unhideWhenUsed="1"/>
+    <w:lsdException w:name="Table Web 3" w:semiHidden="1" w:unhideWhenUsed="1"/>
+    <w:lsdException w:name="Table Grid" w:uiPriority="59"/>
+    <w:lsdException w:name="Table Theme" w:semiHidden="1" w:unhideWhenUsed="1"/>
+    <w:lsdException w:name="Placeholder Text" w:semiHidden="1" w:uiPriority="99" w:unhideWhenUsed="1"/>
+    <w:lsdException w:name="No Spacing" w:uiPriority="1" w:qFormat="1"/>
+    <w:lsdException w:name="Light Shading" w:uiPriority="60"/>
+    <w:lsdException w:name="Light List" w:uiPriority="61"/>
+    <w:lsdException w:name="Light Grid" w:uiPriority="62"/>
+    <w:lsdException w:name="Medium Shading 1" w:uiPriority="63"/>
+    <w:lsdException w:name="Medium Shading 2" w:uiPriority="64"/>
+    <w:lsdException w:name="Medium List 1" w:uiPriority="65"/>
+    <w:lsdException w:name="Medium List 2" w:uiPriority="66"/>
+    <w:lsdException w:name="Medium Grid 1" w:uiPriority="67"/>
+    <w:lsdException w:name="Medium Grid 2" w:uiPriority="68"/>
+    <w:lsdException w:name="Medium Grid 3" w:uiPriority="69"/>
+    <w:lsdException w:name="Dark List" w:uiPriority="70"/>
+    <w:lsdException w:name="Colorful Shading" w:uiPriority="71"/>
+    <w:lsdException w:name="Colorful List" w:uiPriority="72"/>
+    <w:lsdException w:name="Colorful Grid" w:uiPriority="73"/>
+    <w:lsdException w:name="Light Shading Accent 1" w:uiPriority="60"/>
+    <w:lsdException w:name="Light List Accent 1" w:uiPriority="61"/>
+    <w:lsdException w:name="Light Grid Accent 1" w:uiPriority="62"/>
+    <w:lsdException w:name="Medium Shading 1 Accent 1" w:uiPriority="63"/>
+    <w:lsdException w:name="Medium Shading 2 Accent 1" w:uiPriority="64"/>
+    <w:lsdException w:name="Medium List 1 Accent 1" w:uiPriority="65"/>
+    <w:lsdException w:name="Revision" w:semiHidden="1" w:uiPriority="99" w:unhideWhenUsed="1"/>
+    <w:lsdException w:name="List Paragraph" w:semiHidden="1" w:uiPriority="99" w:unhideWhenUsed="1"/>
+    <w:lsdException w:name="Quote" w:semiHidden="1" w:uiPriority="99" w:unhideWhenUsed="1"/>
+    <w:lsdException w:name="Intense Quote" w:semiHidden="1" w:uiPriority="99" w:unhideWhenUsed="1"/>
+    <w:lsdException w:name="Medium List 2 Accent 1" w:uiPriority="66"/>
+    <w:lsdException w:name="Medium Grid 1 Accent 1" w:uiPriority="67"/>
+    <w:lsdException w:name="Medium Grid 2 Accent 1" w:uiPriority="68"/>
+    <w:lsdException w:name="Medium Grid 3 Accent 1" w:uiPriority="69"/>
+    <w:lsdException w:name="Dark List Accent 1" w:uiPriority="70"/>
+    <w:lsdException w:name="Colorful Shading Accent 1" w:uiPriority="71"/>
+    <w:lsdException w:name="Colorful List Accent 1" w:uiPriority="72"/>
+    <w:lsdException w:name="Colorful Grid Accent 1" w:uiPriority="73"/>
+    <w:lsdException w:name="Light Shading Accent 2" w:uiPriority="60"/>
+    <w:lsdException w:name="Light List Accent 2" w:uiPriority="61"/>
+    <w:lsdException w:name="Light Grid Accent 2" w:uiPriority="62"/>
+    <w:lsdException w:name="Medium Shading 1 Accent 2" w:uiPriority="63"/>
+    <w:lsdException w:name="Medium Shading 2 Accent 2" w:uiPriority="64"/>
+    <w:lsdException w:name="Medium List 1 Accent 2" w:uiPriority="65"/>
+    <w:lsdException w:name="Medium List 2 Accent 2" w:uiPriority="66"/>
+    <w:lsdException w:name="Medium Grid 1 Accent 2" w:uiPriority="67"/>
+    <w:lsdException w:name="Medium Grid 2 Accent 2" w:uiPriority="68"/>
+    <w:lsdException w:name="Medium Grid 3 Accent 2" w:uiPriority="69"/>
+    <w:lsdException w:name="Dark List Accent 2" w:uiPriority="70"/>
+    <w:lsdException w:name="Colorful Shading Accent 2" w:uiPriority="71"/>
+    <w:lsdException w:name="Colorful List Accent 2" w:uiPriority="72"/>
+    <w:lsdException w:name="Colorful Grid Accent 2" w:uiPriority="73"/>
+    <w:lsdException w:name="Light Shading Accent 3" w:uiPriority="60"/>
+    <w:lsdException w:name="Light List Accent 3" w:uiPriority="61"/>
+    <w:lsdException w:name="Light Grid Accent 3" w:uiPriority="62"/>
+    <w:lsdException w:name="Medium Shading 1 Accent 3" w:uiPriority="63"/>
+    <w:lsdException w:name="Medium Shading 2 Accent 3" w:uiPriority="64"/>
+    <w:lsdException w:name="Medium List 1 Accent 3" w:uiPriority="65"/>
+    <w:lsdException w:name="Medium List 2 Accent 3" w:uiPriority="66"/>
+    <w:lsdException w:name="Medium Grid 1 Accent 3" w:uiPriority="67"/>
+    <w:lsdException w:name="Medium Grid 2 Accent 3" w:uiPriority="68"/>
+    <w:lsdException w:name="Medium Grid 3 Accent 3" w:uiPriority="69"/>
+    <w:lsdException w:name="Dark List Accent 3" w:uiPriority="70"/>
+    <w:lsdException w:name="Colorful Shading Accent 3" w:uiPriority="71"/>
+    <w:lsdException w:name="Colorful List Accent 3" w:uiPriority="72"/>
+    <w:lsdException w:name="Colorful Grid Accent 3" w:uiPriority="73"/>
+    <w:lsdException w:name="Light Shading Accent 4" w:uiPriority="60"/>
+    <w:lsdException w:name="Light List Accent 4" w:uiPriority="61"/>
+    <w:lsdException w:name="Light Grid Accent 4" w:uiPriority="62"/>
+    <w:lsdException w:name="Medium Shading 1 Accent 4" w:uiPriority="63"/>
+    <w:lsdException w:name="Medium Shading 2 Accent 4" w:uiPriority="64"/>
+    <w:lsdException w:name="Medium List 1 Accent 4" w:uiPriority="65"/>
+    <w:lsdException w:name="Medium List 2 Accent 4" w:uiPriority="66"/>
+    <w:lsdException w:name="Medium Grid 1 Accent 4" w:uiPriority="67"/>
+    <w:lsdException w:name="Medium Grid 2 Accent 4" w:uiPriority="68"/>
+    <w:lsdException w:name="Medium Grid 3 Accent 4" w:uiPriority="69"/>
+    <w:lsdException w:name="Dark List Accent 4" w:uiPriority="70"/>
+    <w:lsdException w:name="Colorful Shading Accent 4" w:uiPriority="71"/>
+    <w:lsdException w:name="Colorful List Accent 4" w:uiPriority="72"/>
+    <w:lsdException w:name="Colorful Grid Accent 4" w:uiPriority="73"/>
+    <w:lsdException w:name="Light Shading Accent 5" w:uiPriority="60"/>
+    <w:lsdException w:name="Light List Accent 5" w:uiPriority="61"/>
+    <w:lsdException w:name="Light Grid Accent 5" w:uiPriority="62"/>
+    <w:lsdException w:name="Medium Shading 1 Accent 5" w:uiPriority="63"/>
+    <w:lsdException w:name="Medium Shading 2 Accent 5" w:uiPriority="64"/>
+    <w:lsdException w:name="Medium List 1 Accent 5" w:uiPriority="65"/>
+    <w:lsdException w:name="Medium List 2 Accent 5" w:uiPriority="66"/>
+    <w:lsdException w:name="Medium Grid 1 Accent 5" w:uiPriority="67"/>
+    <w:lsdException w:name="Medium Grid 2 Accent 5" w:uiPriority="68"/>
+    <w:lsdException w:name="Medium Grid 3 Accent 5" w:uiPriority="69"/>
+    <w:lsdException w:name="Dark List Accent 5" w:uiPriority="70"/>
+    <w:lsdException w:name="Colorful Shading Accent 5" w:uiPriority="71"/>
+    <w:lsdException w:name="Colorful List Accent 5" w:uiPriority="72"/>
+    <w:lsdException w:name="Colorful Grid Accent 5" w:uiPriority="73"/>
+    <w:lsdException w:name="Light Shading Accent 6" w:uiPriority="60"/>
+    <w:lsdException w:name="Light List Accent 6" w:uiPriority="61"/>
+    <w:lsdException w:name="Light Grid Accent 6" w:uiPriority="62"/>
+    <w:lsdException w:name="Medium Shading 1 Accent 6" w:uiPriority="63"/>
+    <w:lsdException w:name="Medium Shading 2 Accent 6" w:uiPriority="64"/>
+    <w:lsdException w:name="Medium List 1 Accent 6" w:uiPriority="65"/>
+    <w:lsdException w:name="Medium List 2 Accent 6" w:uiPriority="66"/>
+    <w:lsdException w:name="Medium Grid 1 Accent 6" w:uiPriority="67"/>
+    <w:lsdException w:name="Medium Grid 2 Accent 6" w:uiPriority="68"/>
+    <w:lsdException w:name="Medium Grid 3 Accent 6" w:uiPriority="69"/>
+    <w:lsdException w:name="Dark List Accent 6" w:uiPriority="70"/>
+    <w:lsdException w:name="Colorful Shading Accent 6" w:uiPriority="71"/>
+    <w:lsdException w:name="Colorful List Accent 6" w:uiPriority="72"/>
+    <w:lsdException w:name="Colorful Grid Accent 6" w:uiPriority="73"/>
+    <w:lsdException w:name="Subtle Emphasis" w:uiPriority="19" w:qFormat="1"/>
+    <w:lsdException w:name="Intense Emphasis" w:uiPriority="21" w:qFormat="1"/>
+    <w:lsdException w:name="Subtle Reference" w:uiPriority="31" w:qFormat="1"/>
+    <w:lsdException w:name="Intense Reference" w:uiPriority="32" w:qFormat="1"/>
+    <w:lsdException w:name="Book Title" w:uiPriority="33" w:qFormat="1"/>
+    <w:lsdException w:name="Bibliography" w:semiHidden="1" w:uiPriority="37" w:unhideWhenUsed="1"/>
+    <w:lsdException w:name="TOC Heading" w:semiHidden="1" w:uiPriority="39" w:unhideWhenUsed="1" w:qFormat="1"/>
+    <w:lsdException w:name="Plain Table 1" w:uiPriority="41"/>
+    <w:lsdException w:name="Plain Table 2" w:uiPriority="42"/>
+    <w:lsdException w:name="Plain Table 3" w:uiPriority="43"/>
+    <w:lsdException w:name="Plain Table 4" w:uiPriority="44"/>
+    <w:lsdException w:name="Plain Table 5" w:uiPriority="45"/>
+    <w:lsdException w:name="Grid Table Light" w:uiPriority="40"/>
+    <w:lsdException w:name="Grid Table 1 Light" w:uiPriority="46"/>
+    <w:lsdException w:name="Grid Table 2" w:uiPriority="47"/>
+    <w:lsdException w:name="Grid Table 3" w:uiPriority="48"/>
+    <w:lsdException w:name="Grid Table 4" w:uiPriority="49"/>
+    <w:lsdException w:name="Grid Table 5 Dark" w:uiPriority="50"/>
+    <w:lsdException w:name="Grid Table 6 Colorful" w:uiPriority="51"/>
+    <w:lsdException w:name="Grid Table 7 Colorful" w:uiPriority="52"/>
+    <w:lsdException w:name="Grid Table 1 Light Accent 1" w:uiPriority="46"/>
+    <w:lsdException w:name="Grid Table 2 Accent 1" w:uiPriority="47"/>
+    <w:lsdException w:name="Grid Table 3 Accent 1" w:uiPriority="48"/>
+    <w:lsdException w:name="Grid Table 4 Accent 1" w:uiPriority="49"/>
+    <w:lsdException w:name="Grid Table 5 Dark Accent 1" w:uiPriority="50"/>
+    <w:lsdException w:name="Grid Table 6 Colorful Accent 1" w:uiPriority="51"/>
+    <w:lsdException w:name="Grid Table 7 Colorful Accent 1" w:uiPriority="52"/>
+    <w:lsdException w:name="Grid Table 1 Light Accent 2" w:uiPriority="46"/>
+    <w:lsdException w:name="Grid Table 2 Accent 2" w:uiPriority="47"/>
+    <w:lsdException w:name="Grid Table 3 Accent 2" w:uiPriority="48"/>
+    <w:lsdException w:name="Grid Table 4 Accent 2" w:uiPriority="49"/>
+    <w:lsdException w:name="Grid Table 5 Dark Accent 2" w:uiPriority="50"/>
+    <w:lsdException w:name="Grid Table 6 Colorful Accent 2" w:uiPriority="51"/>
+    <w:lsdException w:name="Grid Table 7 Colorful Accent 2" w:uiPriority="52"/>
+    <w:lsdException w:name="Grid Table 1 Light Accent 3" w:uiPriority="46"/>
+    <w:lsdException w:name="Grid Table 2 Accent 3" w:uiPriority="47"/>
+    <w:lsdException w:name="Grid Table 3 Accent 3" w:uiPriority="48"/>
+    <w:lsdException w:name="Grid Table 4 Accent 3" w:uiPriority="49"/>
+    <w:lsdException w:name="Grid Table 5 Dark Accent 3" w:uiPriority="50"/>
+    <w:lsdException w:name="Grid Table 6 Colorful Accent 3" w:uiPriority="51"/>
+    <w:lsdException w:name="Grid Table 7 Colorful Accent 3" w:uiPriority="52"/>
+    <w:lsdException w:name="Grid Table 1 Light Accent 4" w:uiPriority="46"/>
+    <w:lsdException w:name="Grid Table 2 Accent 4" w:uiPriority="47"/>
+    <w:lsdException w:name="Grid Table 3 Accent 4" w:uiPriority="48"/>
+    <w:lsdException w:name="Grid Table 4 Accent 4" w:uiPriority="49"/>
+    <w:lsdException w:name="Grid Table 5 Dark Accent 4" w:uiPriority="50"/>
+    <w:lsdException w:name="Grid Table 6 Colorful Accent 4" w:uiPriority="51"/>
+    <w:lsdException w:name="Grid Table 7 Colorful Accent 4" w:uiPriority="52"/>
+    <w:lsdException w:name="Grid Table 1 Light Accent 5" w:uiPriority="46"/>
+    <w:lsdException w:name="Grid Table 2 Accent 5" w:uiPriority="47"/>
+    <w:lsdException w:name="Grid Table 3 Accent 5" w:uiPriority="48"/>
+    <w:lsdException w:name="Grid Table 4 Accent 5" w:uiPriority="49"/>
+    <w:lsdException w:name="Grid Table 5 Dark Accent 5" w:uiPriority="50"/>
+    <w:lsdException w:name="Grid Table 6 Colorful Accent 5" w:uiPriority="51"/>
+    <w:lsdException w:name="Grid Table 7 Colorful Accent 5" w:uiPriority="52"/>
+    <w:lsdException w:name="Grid Table 1 Light Accent 6" w:uiPriority="46"/>
+    <w:lsdException w:name="Grid Table 2 Accent 6" w:uiPriority="47"/>
+    <w:lsdException w:name="Grid Table 3 Accent 6" w:uiPriority="48"/>
+    <w:lsdException w:name="Grid Table 4 Accent 6" w:uiPriority="49"/>
+    <w:lsdException w:name="Grid Table 5 Dark Accent 6" w:uiPriority="50"/>
+    <w:lsdException w:name="Grid Table 6 Colorful Accent 6" w:uiPriority="51"/>
+    <w:lsdException w:name="Grid Table 7 Colorful Accent 6" w:uiPriority="52"/>
+    <w:lsdException w:name="List Table 1 Light" w:uiPriority="46"/>
+    <w:lsdException w:name="List Table 2" w:uiPriority="47"/>
+    <w:lsdException w:name="List Table 3" w:uiPriority="48"/>
+    <w:lsdException w:name="List Table 4" w:uiPriority="49"/>
+    <w:lsdException w:name="List Table 5 Dark" w:uiPriority="50"/>
+    <w:lsdException w:name="List Table 6 Colorful" w:uiPriority="51"/>
+    <w:lsdException w:name="List Table 7 Colorful" w:uiPriority="52"/>
+    <w:lsdException w:name="List Table 1 Light Accent 1" w:uiPriority="46"/>
+    <w:lsdException w:name="List Table 2 Accent 1" w:uiPriority="47"/>
+    <w:lsdException w:name="List Table 3 Accent 1" w:uiPriority="48"/>
+    <w:lsdException w:name="List Table 4 Accent 1" w:uiPriority="49"/>
+    <w:lsdException w:name="List Table 5 Dark Accent 1" w:uiPriority="50"/>
+    <w:lsdException w:name="List Table 6 Colorful Accent 1" w:uiPriority="51"/>
+    <w:lsdException w:name="List Table 7 Colorful Accent 1" w:uiPriority="52"/>
+    <w:lsdException w:name="List Table 1 Light Accent 2" w:uiPriority="46"/>
+    <w:lsdException w:name="List Table 2 Accent 2" w:uiPriority="47"/>
+    <w:lsdException w:name="List Table 3 Accent 2" w:uiPriority="48"/>
+    <w:lsdException w:name="List Table 4 Accent 2" w:uiPriority="49"/>
+    <w:lsdException w:name="List Table 5 Dark Accent 2" w:uiPriority="50"/>
+    <w:lsdException w:name="List Table 6 Colorful Accent 2" w:uiPriority="51"/>
+    <w:lsdException w:name="List Table 7 Colorful Accent 2" w:uiPriority="52"/>
+    <w:lsdException w:name="List Table 1 Light Accent 3" w:uiPriority="46"/>
+    <w:lsdException w:name="List Table 2 Accent 3" w:uiPriority="47"/>
+    <w:lsdException w:name="List Table 3 Accent 3" w:uiPriority="48"/>
+    <w:lsdException w:name="List Table 4 Accent 3" w:uiPriority="49"/>
+    <w:lsdException w:name="List Table 5 Dark Accent 3" w:uiPriority="50"/>
+    <w:lsdException w:name="List Table 6 Colorful Accent 3" w:uiPriority="51"/>
+    <w:lsdException w:name="List Table 7 Colorful Accent 3" w:uiPriority="52"/>
+    <w:lsdException w:name="List Table 1 Light Accent 4" w:uiPriority="46"/>
+    <w:lsdException w:name="List Table 2 Accent 4" w:uiPriority="47"/>
+    <w:lsdException w:name="List Table 3 Accent 4" w:uiPriority="48"/>
+    <w:lsdException w:name="List Table 4 Accent 4" w:uiPriority="49"/>
+    <w:lsdException w:name="List Table 5 Dark Accent 4" w:uiPriority="50"/>
+    <w:lsdException w:name="List Table 6 Colorful Accent 4" w:uiPriority="51"/>
+    <w:lsdException w:name="List Table 7 Colorful Accent 4" w:uiPriority="52"/>
+    <w:lsdException w:name="List Table 1 Light Accent 5" w:uiPriority="46"/>
+    <w:lsdException w:name="List Table 2 Accent 5" w:uiPriority="47"/>
+    <w:lsdException w:name="List Table 3 Accent 5" w:uiPriority="48"/>
+    <w:lsdException w:name="List Table 4 Accent 5" w:uiPriority="49"/>
+    <w:lsdException w:name="List Table 5 Dark Accent 5" w:uiPriority="50"/>
+    <w:lsdException w:name="List Table 6 Colorful Accent 5" w:uiPriority="51"/>
+    <w:lsdException w:name="List Table 7 Colorful Accent 5" w:uiPriority="52"/>
+    <w:lsdException w:name="List Table 1 Light Accent 6" w:uiPriority="46"/>
+    <w:lsdException w:name="List Table 2 Accent 6" w:uiPriority="47"/>
+    <w:lsdException w:name="List Table 3 Accent 6" w:uiPriority="48"/>
+    <w:lsdException w:name="List Table 4 Accent 6" w:uiPriority="49"/>
+    <w:lsdException w:name="List Table 5 Dark Accent 6" w:uiPriority="50"/>
+    <w:lsdException w:name="List Table 6 Colorful Accent 6" w:uiPriority="51"/>
+    <w:lsdException w:name="List Table 7 Colorful Accent 6" w:uiPriority="52"/>
+    <w:lsdException w:name="Mention" w:semiHidden="1" w:uiPriority="99" w:unhideWhenUsed="1"/>
+    <w:lsdException w:name="Smart Hyperlink" w:semiHidden="1" w:uiPriority="99" w:unhideWhenUsed="1"/>
+    <w:lsdException w:name="Hashtag" w:semiHidden="1" w:uiPriority="99" w:unhideWhenUsed="1"/>
+    <w:lsdException w:name="Unresolved Mention" w:semiHidden="1" w:uiPriority="99" w:unhideWhenUsed="1"/>
+    <w:lsdException w:name="Smart Link" w:semiHidden="1" w:uiPriority="99" w:unhideWhenUsed="1"/>
   </w:latentStyles>
-  <w:style w:type="paragraph" w:default="1" w:styleId="1">
+  <w:style w:type="paragraph" w:default="1" w:styleId="a">
     <w:name w:val="Normal"/>
     <w:qFormat/>
-    <w:uiPriority w:val="0"/>
     <w:pPr>
       <w:widowControl w:val="0"/>
       <w:jc w:val="both"/>
     </w:pPr>
     <w:rPr>
-      <w:rFonts w:ascii="Times New Roman" w:hAnsi="Times New Roman" w:eastAsia="宋体" w:cs="Times New Roman"/>
       <w:kern w:val="2"/>
       <w:sz w:val="21"/>
       <w:szCs w:val="24"/>
-      <w:lang w:val="en-US" w:eastAsia="zh-CN" w:bidi="ar-SA"/>
     </w:rPr>
   </w:style>
   <w:style w:type="paragraph" w:styleId="2">
     <w:name w:val="heading 2"/>
-    <w:basedOn w:val="1"/>
-    <w:next w:val="1"/>
-    <w:link w:val="24"/>
+    <w:basedOn w:val="a"/>
+    <w:next w:val="a"/>
+    <w:link w:val="20"/>
     <w:unhideWhenUsed/>
     <w:qFormat/>
-    <w:uiPriority w:val="0"/>
     <w:pPr>
       <w:keepNext/>
       <w:keepLines/>
@@ -5020,7 +6263,7 @@
       <w:outlineLvl w:val="1"/>
     </w:pPr>
     <w:rPr>
-      <w:rFonts w:asciiTheme="majorHAnsi" w:hAnsiTheme="majorHAnsi" w:eastAsiaTheme="majorEastAsia" w:cstheme="majorBidi"/>
+      <w:rFonts w:asciiTheme="majorHAnsi" w:eastAsiaTheme="majorEastAsia" w:hAnsiTheme="majorHAnsi" w:cstheme="majorBidi"/>
       <w:b/>
       <w:bCs/>
       <w:sz w:val="32"/>
@@ -5029,10 +6272,10 @@
   </w:style>
   <w:style w:type="paragraph" w:styleId="3">
     <w:name w:val="heading 3"/>
-    <w:basedOn w:val="1"/>
-    <w:link w:val="22"/>
+    <w:basedOn w:val="a"/>
+    <w:link w:val="30"/>
+    <w:uiPriority w:val="9"/>
     <w:qFormat/>
-    <w:uiPriority w:val="9"/>
     <w:pPr>
       <w:widowControl/>
       <w:spacing w:before="100" w:beforeAutospacing="1" w:after="100" w:afterAutospacing="1"/>
@@ -5050,13 +6293,12 @@
   </w:style>
   <w:style w:type="paragraph" w:styleId="4">
     <w:name w:val="heading 4"/>
-    <w:basedOn w:val="1"/>
-    <w:next w:val="1"/>
-    <w:link w:val="25"/>
+    <w:basedOn w:val="a"/>
+    <w:next w:val="a"/>
+    <w:link w:val="40"/>
     <w:semiHidden/>
     <w:unhideWhenUsed/>
     <w:qFormat/>
-    <w:uiPriority w:val="0"/>
     <w:pPr>
       <w:keepNext/>
       <w:keepLines/>
@@ -5064,24 +6306,26 @@
       <w:outlineLvl w:val="3"/>
     </w:pPr>
     <w:rPr>
-      <w:rFonts w:asciiTheme="majorHAnsi" w:hAnsiTheme="majorHAnsi" w:eastAsiaTheme="majorEastAsia" w:cstheme="majorBidi"/>
+      <w:rFonts w:asciiTheme="majorHAnsi" w:eastAsiaTheme="majorEastAsia" w:hAnsiTheme="majorHAnsi" w:cstheme="majorBidi"/>
       <w:b/>
       <w:bCs/>
       <w:sz w:val="28"/>
       <w:szCs w:val="28"/>
     </w:rPr>
   </w:style>
-  <w:style w:type="character" w:default="1" w:styleId="11">
+  <w:style w:type="character" w:default="1" w:styleId="a0">
     <w:name w:val="Default Paragraph Font"/>
-    <w:unhideWhenUsed/>
     <w:uiPriority w:val="1"/>
-  </w:style>
-  <w:style w:type="table" w:default="1" w:styleId="9">
-    <w:name w:val="Normal Table"/>
     <w:semiHidden/>
     <w:unhideWhenUsed/>
+  </w:style>
+  <w:style w:type="table" w:default="1" w:styleId="a1">
+    <w:name w:val="Normal Table"/>
     <w:uiPriority w:val="99"/>
+    <w:semiHidden/>
+    <w:unhideWhenUsed/>
     <w:tblPr>
+      <w:tblInd w:w="0" w:type="dxa"/>
       <w:tblCellMar>
         <w:top w:w="0" w:type="dxa"/>
         <w:left w:w="108" w:type="dxa"/>
@@ -5090,32 +6334,36 @@
       </w:tblCellMar>
     </w:tblPr>
   </w:style>
-  <w:style w:type="paragraph" w:styleId="5">
+  <w:style w:type="numbering" w:default="1" w:styleId="a2">
+    <w:name w:val="No List"/>
+    <w:uiPriority w:val="99"/>
+    <w:semiHidden/>
+    <w:unhideWhenUsed/>
+  </w:style>
+  <w:style w:type="paragraph" w:styleId="a3">
     <w:name w:val="Body Text Indent"/>
-    <w:basedOn w:val="1"/>
-    <w:uiPriority w:val="0"/>
+    <w:basedOn w:val="a"/>
     <w:pPr>
-      <w:ind w:firstLine="425" w:firstLineChars="177"/>
+      <w:ind w:firstLineChars="177" w:firstLine="425"/>
     </w:pPr>
     <w:rPr>
       <w:rFonts w:eastAsia="仿宋_GB2312"/>
       <w:sz w:val="24"/>
     </w:rPr>
   </w:style>
-  <w:style w:type="paragraph" w:styleId="6">
+  <w:style w:type="paragraph" w:styleId="a4">
     <w:name w:val="Balloon Text"/>
-    <w:basedOn w:val="1"/>
-    <w:link w:val="18"/>
-    <w:uiPriority w:val="0"/>
+    <w:basedOn w:val="a"/>
+    <w:link w:val="a5"/>
     <w:rPr>
       <w:sz w:val="18"/>
       <w:szCs w:val="18"/>
     </w:rPr>
   </w:style>
-  <w:style w:type="paragraph" w:styleId="7">
+  <w:style w:type="paragraph" w:styleId="a6">
     <w:name w:val="footer"/>
-    <w:basedOn w:val="1"/>
-    <w:link w:val="21"/>
+    <w:basedOn w:val="a"/>
+    <w:link w:val="a7"/>
     <w:uiPriority w:val="99"/>
     <w:pPr>
       <w:tabs>
@@ -5130,14 +6378,14 @@
       <w:szCs w:val="18"/>
     </w:rPr>
   </w:style>
-  <w:style w:type="paragraph" w:styleId="8">
+  <w:style w:type="paragraph" w:styleId="a8">
     <w:name w:val="header"/>
-    <w:basedOn w:val="1"/>
-    <w:link w:val="20"/>
+    <w:basedOn w:val="a"/>
+    <w:link w:val="a9"/>
     <w:uiPriority w:val="99"/>
     <w:pPr>
       <w:pBdr>
-        <w:bottom w:val="single" w:color="auto" w:sz="6" w:space="1"/>
+        <w:bottom w:val="single" w:sz="6" w:space="1" w:color="auto"/>
       </w:pBdr>
       <w:tabs>
         <w:tab w:val="center" w:pos="4153"/>
@@ -5151,9 +6399,9 @@
       <w:szCs w:val="18"/>
     </w:rPr>
   </w:style>
-  <w:style w:type="table" w:styleId="10">
+  <w:style w:type="table" w:styleId="aa">
     <w:name w:val="Table Grid"/>
-    <w:basedOn w:val="9"/>
+    <w:basedOn w:val="a1"/>
     <w:uiPriority w:val="59"/>
     <w:pPr>
       <w:widowControl w:val="0"/>
@@ -5161,67 +6409,65 @@
     </w:pPr>
     <w:tblPr>
       <w:tblBorders>
-        <w:top w:val="single" w:color="auto" w:sz="4" w:space="0"/>
-        <w:left w:val="single" w:color="auto" w:sz="4" w:space="0"/>
-        <w:bottom w:val="single" w:color="auto" w:sz="4" w:space="0"/>
-        <w:right w:val="single" w:color="auto" w:sz="4" w:space="0"/>
-        <w:insideH w:val="single" w:color="auto" w:sz="4" w:space="0"/>
-        <w:insideV w:val="single" w:color="auto" w:sz="4" w:space="0"/>
+        <w:top w:val="single" w:sz="4" w:space="0" w:color="auto"/>
+        <w:left w:val="single" w:sz="4" w:space="0" w:color="auto"/>
+        <w:bottom w:val="single" w:sz="4" w:space="0" w:color="auto"/>
+        <w:right w:val="single" w:sz="4" w:space="0" w:color="auto"/>
+        <w:insideH w:val="single" w:sz="4" w:space="0" w:color="auto"/>
+        <w:insideV w:val="single" w:sz="4" w:space="0" w:color="auto"/>
       </w:tblBorders>
     </w:tblPr>
   </w:style>
-  <w:style w:type="character" w:styleId="12">
+  <w:style w:type="character" w:styleId="ab">
     <w:name w:val="Strong"/>
-    <w:basedOn w:val="11"/>
+    <w:basedOn w:val="a0"/>
+    <w:uiPriority w:val="22"/>
     <w:qFormat/>
-    <w:uiPriority w:val="22"/>
     <w:rPr>
       <w:b/>
       <w:bCs/>
     </w:rPr>
   </w:style>
-  <w:style w:type="character" w:styleId="13">
+  <w:style w:type="character" w:styleId="ac">
     <w:name w:val="page number"/>
-    <w:basedOn w:val="11"/>
-    <w:uiPriority w:val="0"/>
+    <w:basedOn w:val="a0"/>
   </w:style>
-  <w:style w:type="character" w:styleId="14">
+  <w:style w:type="character" w:styleId="ad">
     <w:name w:val="Hyperlink"/>
-    <w:basedOn w:val="11"/>
+    <w:basedOn w:val="a0"/>
+    <w:uiPriority w:val="99"/>
     <w:unhideWhenUsed/>
-    <w:uiPriority w:val="99"/>
     <w:rPr>
       <w:color w:val="0000FF"/>
       <w:u w:val="single"/>
     </w:rPr>
   </w:style>
-  <w:style w:type="character" w:styleId="15">
+  <w:style w:type="character" w:styleId="HTML">
     <w:name w:val="HTML Code"/>
-    <w:basedOn w:val="11"/>
+    <w:basedOn w:val="a0"/>
+    <w:uiPriority w:val="99"/>
     <w:semiHidden/>
     <w:unhideWhenUsed/>
-    <w:uiPriority w:val="99"/>
     <w:rPr>
-      <w:rFonts w:ascii="宋体" w:hAnsi="宋体" w:eastAsia="宋体" w:cs="宋体"/>
+      <w:rFonts w:ascii="宋体" w:eastAsia="宋体" w:hAnsi="宋体" w:cs="宋体"/>
       <w:sz w:val="24"/>
       <w:szCs w:val="24"/>
     </w:rPr>
   </w:style>
-  <w:style w:type="paragraph" w:styleId="16">
+  <w:style w:type="paragraph" w:styleId="ae">
     <w:name w:val="No Spacing"/>
-    <w:link w:val="17"/>
+    <w:link w:val="af"/>
+    <w:uiPriority w:val="1"/>
     <w:qFormat/>
-    <w:uiPriority w:val="1"/>
     <w:rPr>
-      <w:rFonts w:ascii="Calibri" w:hAnsi="Calibri" w:eastAsia="宋体" w:cs="Times New Roman"/>
+      <w:rFonts w:ascii="Calibri" w:hAnsi="Calibri"/>
       <w:sz w:val="22"/>
       <w:szCs w:val="22"/>
-      <w:lang w:val="en-US" w:eastAsia="zh-CN" w:bidi="ar-SA"/>
     </w:rPr>
   </w:style>
-  <w:style w:type="character" w:customStyle="1" w:styleId="17">
+  <w:style w:type="character" w:customStyle="1" w:styleId="af">
     <w:name w:val="无间隔 字符"/>
-    <w:link w:val="16"/>
+    <w:link w:val="ae"/>
     <w:uiPriority w:val="1"/>
     <w:rPr>
       <w:rFonts w:ascii="Calibri" w:hAnsi="Calibri"/>
@@ -5230,28 +6476,27 @@
       <w:lang w:val="en-US" w:eastAsia="zh-CN" w:bidi="ar-SA"/>
     </w:rPr>
   </w:style>
-  <w:style w:type="character" w:customStyle="1" w:styleId="18">
+  <w:style w:type="character" w:customStyle="1" w:styleId="a5">
     <w:name w:val="批注框文本 字符"/>
-    <w:link w:val="6"/>
-    <w:uiPriority w:val="0"/>
+    <w:link w:val="a4"/>
     <w:rPr>
       <w:kern w:val="2"/>
       <w:sz w:val="18"/>
       <w:szCs w:val="18"/>
     </w:rPr>
   </w:style>
-  <w:style w:type="paragraph" w:customStyle="1" w:styleId="19">
+  <w:style w:type="paragraph" w:customStyle="1" w:styleId="1">
     <w:name w:val="列出段落1"/>
-    <w:basedOn w:val="1"/>
+    <w:basedOn w:val="a"/>
+    <w:uiPriority w:val="34"/>
     <w:qFormat/>
-    <w:uiPriority w:val="34"/>
     <w:pPr>
-      <w:ind w:firstLine="420" w:firstLineChars="200"/>
+      <w:ind w:firstLineChars="200" w:firstLine="420"/>
     </w:pPr>
   </w:style>
-  <w:style w:type="character" w:customStyle="1" w:styleId="20">
+  <w:style w:type="character" w:customStyle="1" w:styleId="a9">
     <w:name w:val="页眉 字符"/>
-    <w:link w:val="8"/>
+    <w:link w:val="a8"/>
     <w:uiPriority w:val="99"/>
     <w:rPr>
       <w:kern w:val="2"/>
@@ -5259,10 +6504,10 @@
       <w:szCs w:val="18"/>
     </w:rPr>
   </w:style>
-  <w:style w:type="character" w:customStyle="1" w:styleId="21">
+  <w:style w:type="character" w:customStyle="1" w:styleId="a7">
     <w:name w:val="页脚 字符"/>
-    <w:basedOn w:val="11"/>
-    <w:link w:val="7"/>
+    <w:basedOn w:val="a0"/>
+    <w:link w:val="a6"/>
     <w:uiPriority w:val="99"/>
     <w:rPr>
       <w:kern w:val="2"/>
@@ -5270,9 +6515,9 @@
       <w:szCs w:val="18"/>
     </w:rPr>
   </w:style>
-  <w:style w:type="character" w:customStyle="1" w:styleId="22">
+  <w:style w:type="character" w:customStyle="1" w:styleId="30">
     <w:name w:val="标题 3 字符"/>
-    <w:basedOn w:val="11"/>
+    <w:basedOn w:val="a0"/>
     <w:link w:val="3"/>
     <w:uiPriority w:val="9"/>
     <w:rPr>
@@ -5283,10 +6528,9 @@
       <w:szCs w:val="27"/>
     </w:rPr>
   </w:style>
-  <w:style w:type="paragraph" w:customStyle="1" w:styleId="23">
+  <w:style w:type="paragraph" w:customStyle="1" w:styleId="ds-markdown-paragraph">
     <w:name w:val="ds-markdown-paragraph"/>
-    <w:basedOn w:val="1"/>
-    <w:uiPriority w:val="0"/>
+    <w:basedOn w:val="a"/>
     <w:pPr>
       <w:widowControl/>
       <w:spacing w:before="100" w:beforeAutospacing="1" w:after="100" w:afterAutospacing="1"/>
@@ -5298,13 +6542,12 @@
       <w:sz w:val="24"/>
     </w:rPr>
   </w:style>
-  <w:style w:type="character" w:customStyle="1" w:styleId="24">
+  <w:style w:type="character" w:customStyle="1" w:styleId="20">
     <w:name w:val="标题 2 字符"/>
-    <w:basedOn w:val="11"/>
+    <w:basedOn w:val="a0"/>
     <w:link w:val="2"/>
-    <w:uiPriority w:val="0"/>
     <w:rPr>
-      <w:rFonts w:asciiTheme="majorHAnsi" w:hAnsiTheme="majorHAnsi" w:eastAsiaTheme="majorEastAsia" w:cstheme="majorBidi"/>
+      <w:rFonts w:asciiTheme="majorHAnsi" w:eastAsiaTheme="majorEastAsia" w:hAnsiTheme="majorHAnsi" w:cstheme="majorBidi"/>
       <w:b/>
       <w:bCs/>
       <w:kern w:val="2"/>
@@ -5312,14 +6555,13 @@
       <w:szCs w:val="32"/>
     </w:rPr>
   </w:style>
-  <w:style w:type="character" w:customStyle="1" w:styleId="25">
+  <w:style w:type="character" w:customStyle="1" w:styleId="40">
     <w:name w:val="标题 4 字符"/>
-    <w:basedOn w:val="11"/>
+    <w:basedOn w:val="a0"/>
     <w:link w:val="4"/>
     <w:semiHidden/>
-    <w:uiPriority w:val="0"/>
     <w:rPr>
-      <w:rFonts w:asciiTheme="majorHAnsi" w:hAnsiTheme="majorHAnsi" w:eastAsiaTheme="majorEastAsia" w:cstheme="majorBidi"/>
+      <w:rFonts w:asciiTheme="majorHAnsi" w:eastAsiaTheme="majorEastAsia" w:hAnsiTheme="majorHAnsi" w:cstheme="majorBidi"/>
       <w:b/>
       <w:bCs/>
       <w:kern w:val="2"/>
@@ -5582,5 +6824,6 @@
     </a:fmtScheme>
   </a:themeElements>
   <a:objectDefaults/>
+  <a:extraClrSchemeLst/>
 </a:theme>
 </file>